--- a/Interview_Questions_Preperation.docx
+++ b/Interview_Questions_Preperation.docx
@@ -690,6 +690,5802 @@
       <w:r>
         <w:t>?</w:t>
       </w:r>
+    </w:p>
+    <w:p>
+      <w:pPr>
+        <w:pStyle w:val="Heading2"/>
+      </w:pPr>
+      <w:r>
+        <w:t>Update below:</w:t>
+      </w:r>
+    </w:p>
+    <w:p>
+      <w:pPr>
+        <w:rPr>
+          <w:rFonts w:ascii="Arial" w:eastAsia="Arial" w:hAnsi="Arial" w:cs="Arial"/>
+          <w:sz w:val="28"/>
+          <w:szCs w:val="28"/>
+        </w:rPr>
+      </w:pPr>
+      <w:r>
+        <w:rPr>
+          <w:rFonts w:ascii="Arial" w:eastAsia="Arial" w:hAnsi="Arial" w:cs="Arial"/>
+          <w:sz w:val="28"/>
+          <w:szCs w:val="28"/>
+        </w:rPr>
+        <w:t>1.what is docker compose?</w:t>
+      </w:r>
+    </w:p>
+    <w:p>
+      <w:pPr>
+        <w:spacing w:after="0" w:line="240" w:lineRule="auto"/>
+        <w:rPr>
+          <w:rFonts w:ascii="Arial" w:eastAsia="Arial" w:hAnsi="Arial" w:cs="Arial"/>
+          <w:color w:val="1A3D3C"/>
+          <w:sz w:val="28"/>
+          <w:szCs w:val="28"/>
+        </w:rPr>
+      </w:pPr>
+      <w:r>
+        <w:rPr>
+          <w:rFonts w:ascii="Arial" w:eastAsia="Arial" w:hAnsi="Arial" w:cs="Arial"/>
+          <w:sz w:val="28"/>
+          <w:szCs w:val="28"/>
+        </w:rPr>
+        <w:t xml:space="preserve">Sol: </w:t>
+      </w:r>
+      <w:r>
+        <w:rPr>
+          <w:rFonts w:ascii="Arial" w:eastAsia="Arial" w:hAnsi="Arial" w:cs="Arial"/>
+          <w:color w:val="1A3D3C"/>
+          <w:sz w:val="28"/>
+          <w:szCs w:val="28"/>
+        </w:rPr>
+        <w:t>It is a YAML file consisting of all the details regarding various services, networks, and volumes that are needed for setting up the Docker-based application. So, docker compose is used for creating multiple containers, host them and establish</w:t>
+      </w:r>
+    </w:p>
+    <w:p>
+      <w:pPr>
+        <w:spacing w:after="0" w:line="240" w:lineRule="auto"/>
+        <w:rPr>
+          <w:rFonts w:ascii="Arial" w:eastAsia="Arial" w:hAnsi="Arial" w:cs="Arial"/>
+          <w:color w:val="1A3D3C"/>
+          <w:sz w:val="28"/>
+          <w:szCs w:val="28"/>
+        </w:rPr>
+      </w:pPr>
+      <w:r>
+        <w:rPr>
+          <w:rFonts w:ascii="Arial" w:eastAsia="Arial" w:hAnsi="Arial" w:cs="Arial"/>
+          <w:color w:val="1A3D3C"/>
+          <w:sz w:val="28"/>
+          <w:szCs w:val="28"/>
+        </w:rPr>
+        <w:t xml:space="preserve">communication between them. </w:t>
+      </w:r>
+      <w:proofErr w:type="gramStart"/>
+      <w:r>
+        <w:rPr>
+          <w:rFonts w:ascii="Arial" w:eastAsia="Arial" w:hAnsi="Arial" w:cs="Arial"/>
+          <w:color w:val="1A3D3C"/>
+          <w:sz w:val="28"/>
+          <w:szCs w:val="28"/>
+        </w:rPr>
+        <w:t>For the purpose of</w:t>
+      </w:r>
+      <w:proofErr w:type="gramEnd"/>
+      <w:r>
+        <w:rPr>
+          <w:rFonts w:ascii="Arial" w:eastAsia="Arial" w:hAnsi="Arial" w:cs="Arial"/>
+          <w:color w:val="1A3D3C"/>
+          <w:sz w:val="28"/>
+          <w:szCs w:val="28"/>
+        </w:rPr>
+        <w:t xml:space="preserve"> communication amongst the</w:t>
+      </w:r>
+    </w:p>
+    <w:p>
+      <w:pPr>
+        <w:rPr>
+          <w:rFonts w:ascii="Arial" w:eastAsia="Arial" w:hAnsi="Arial" w:cs="Arial"/>
+          <w:sz w:val="28"/>
+          <w:szCs w:val="28"/>
+        </w:rPr>
+      </w:pPr>
+      <w:r>
+        <w:rPr>
+          <w:rFonts w:ascii="Arial" w:eastAsia="Arial" w:hAnsi="Arial" w:cs="Arial"/>
+          <w:color w:val="1A3D3C"/>
+          <w:sz w:val="28"/>
+          <w:szCs w:val="28"/>
+        </w:rPr>
+        <w:t xml:space="preserve">containers, ports are exposed by </w:t>
+      </w:r>
+      <w:proofErr w:type="gramStart"/>
+      <w:r>
+        <w:rPr>
+          <w:rFonts w:ascii="Arial" w:eastAsia="Arial" w:hAnsi="Arial" w:cs="Arial"/>
+          <w:color w:val="1A3D3C"/>
+          <w:sz w:val="28"/>
+          <w:szCs w:val="28"/>
+        </w:rPr>
+        <w:t>each and every</w:t>
+      </w:r>
+      <w:proofErr w:type="gramEnd"/>
+      <w:r>
+        <w:rPr>
+          <w:rFonts w:ascii="Arial" w:eastAsia="Arial" w:hAnsi="Arial" w:cs="Arial"/>
+          <w:color w:val="1A3D3C"/>
+          <w:sz w:val="28"/>
+          <w:szCs w:val="28"/>
+        </w:rPr>
+        <w:t xml:space="preserve"> container.</w:t>
+      </w:r>
+    </w:p>
+    <w:p>
+      <w:pPr>
+        <w:rPr>
+          <w:rFonts w:ascii="Arial" w:eastAsia="Arial" w:hAnsi="Arial" w:cs="Arial"/>
+          <w:sz w:val="28"/>
+          <w:szCs w:val="28"/>
+        </w:rPr>
+      </w:pPr>
+      <w:r>
+        <w:rPr>
+          <w:rFonts w:ascii="Arial" w:eastAsia="Arial" w:hAnsi="Arial" w:cs="Arial"/>
+          <w:sz w:val="28"/>
+          <w:szCs w:val="28"/>
+        </w:rPr>
+        <w:t>2.what is def in Jenkins function?</w:t>
+      </w:r>
+    </w:p>
+    <w:p>
+      <w:pPr>
+        <w:rPr>
+          <w:rFonts w:ascii="Arial" w:eastAsia="Arial" w:hAnsi="Arial" w:cs="Arial"/>
+          <w:sz w:val="28"/>
+          <w:szCs w:val="28"/>
+        </w:rPr>
+      </w:pPr>
+      <w:r>
+        <w:rPr>
+          <w:rFonts w:ascii="Arial" w:eastAsia="Arial" w:hAnsi="Arial" w:cs="Arial"/>
+          <w:sz w:val="28"/>
+          <w:szCs w:val="28"/>
+        </w:rPr>
+        <w:lastRenderedPageBreak/>
+        <w:t>Ans: - defines variable.</w:t>
+      </w:r>
+    </w:p>
+    <w:p>
+      <w:pPr>
+        <w:rPr>
+          <w:rFonts w:ascii="Arial" w:eastAsia="Arial" w:hAnsi="Arial" w:cs="Arial"/>
+          <w:sz w:val="28"/>
+          <w:szCs w:val="28"/>
+        </w:rPr>
+      </w:pPr>
+      <w:r>
+        <w:rPr>
+          <w:rFonts w:ascii="Arial" w:eastAsia="Arial" w:hAnsi="Arial" w:cs="Arial"/>
+          <w:sz w:val="28"/>
+          <w:szCs w:val="28"/>
+        </w:rPr>
+        <w:t>3.shell scripting question?</w:t>
+      </w:r>
+    </w:p>
+    <w:p>
+      <w:pPr>
+        <w:rPr>
+          <w:rFonts w:ascii="Arial" w:eastAsia="Arial" w:hAnsi="Arial" w:cs="Arial"/>
+          <w:sz w:val="28"/>
+          <w:szCs w:val="28"/>
+        </w:rPr>
+      </w:pPr>
+      <w:r>
+        <w:rPr>
+          <w:rFonts w:ascii="Arial" w:eastAsia="Arial" w:hAnsi="Arial" w:cs="Arial"/>
+          <w:sz w:val="28"/>
+          <w:szCs w:val="28"/>
+        </w:rPr>
+        <w:t>4. What is difference between docker copy and add?</w:t>
+      </w:r>
+    </w:p>
+    <w:p>
+      <w:pPr>
+        <w:rPr>
+          <w:rFonts w:ascii="Arial" w:eastAsia="Arial" w:hAnsi="Arial" w:cs="Arial"/>
+          <w:sz w:val="28"/>
+          <w:szCs w:val="28"/>
+        </w:rPr>
+      </w:pPr>
+      <w:r>
+        <w:rPr>
+          <w:rFonts w:ascii="Arial" w:eastAsia="Arial" w:hAnsi="Arial" w:cs="Arial"/>
+          <w:sz w:val="28"/>
+          <w:szCs w:val="28"/>
+        </w:rPr>
+        <w:t xml:space="preserve">Ans: - Docker </w:t>
+      </w:r>
+      <w:r>
+        <w:rPr>
+          <w:rFonts w:ascii="Arial" w:eastAsia="Arial" w:hAnsi="Arial" w:cs="Arial"/>
+          <w:color w:val="202124"/>
+          <w:sz w:val="28"/>
+          <w:szCs w:val="28"/>
+          <w:highlight w:val="white"/>
+        </w:rPr>
+        <w:t>COPY takes in a source and destination. It only lets you copy in a local or directory from your host (the machine-building the Docker image) into the Docker image itself. ADD lets you do that too, but it also supports 2 other sources. First, you can use a URL instead of a local file/directory</w:t>
+      </w:r>
+    </w:p>
+    <w:p>
+      <w:pPr>
+        <w:rPr>
+          <w:rFonts w:ascii="Arial" w:eastAsia="Arial" w:hAnsi="Arial" w:cs="Arial"/>
+          <w:sz w:val="28"/>
+          <w:szCs w:val="28"/>
+        </w:rPr>
+      </w:pPr>
+      <w:r>
+        <w:rPr>
+          <w:rFonts w:ascii="Arial" w:eastAsia="Arial" w:hAnsi="Arial" w:cs="Arial"/>
+          <w:sz w:val="28"/>
+          <w:szCs w:val="28"/>
+        </w:rPr>
+        <w:t>5.jenkins parameter plugins scenario?</w:t>
+      </w:r>
+    </w:p>
+    <w:p>
+      <w:pPr>
+        <w:rPr>
+          <w:rFonts w:ascii="Arial" w:eastAsia="Arial" w:hAnsi="Arial" w:cs="Arial"/>
+          <w:sz w:val="28"/>
+          <w:szCs w:val="28"/>
+        </w:rPr>
+      </w:pPr>
+      <w:r>
+        <w:rPr>
+          <w:rFonts w:ascii="Arial" w:eastAsia="Arial" w:hAnsi="Arial" w:cs="Arial"/>
+          <w:sz w:val="28"/>
+          <w:szCs w:val="28"/>
+        </w:rPr>
+        <w:t>Ans: normal Jenkins pipeline build process along with installing parameter plugin</w:t>
+      </w:r>
+    </w:p>
+    <w:p>
+      <w:pPr>
+        <w:rPr>
+          <w:rFonts w:ascii="Arial" w:eastAsia="Arial" w:hAnsi="Arial" w:cs="Arial"/>
+          <w:sz w:val="28"/>
+          <w:szCs w:val="28"/>
+        </w:rPr>
+      </w:pPr>
+      <w:r>
+        <w:rPr>
+          <w:rFonts w:ascii="Arial" w:eastAsia="Arial" w:hAnsi="Arial" w:cs="Arial"/>
+          <w:sz w:val="28"/>
+          <w:szCs w:val="28"/>
+        </w:rPr>
+        <w:t>6.jenkins pipeline from scratch?</w:t>
+      </w:r>
+    </w:p>
+    <w:p>
+      <w:pPr>
+        <w:rPr>
+          <w:rFonts w:ascii="Arial" w:eastAsia="Arial" w:hAnsi="Arial" w:cs="Arial"/>
+          <w:sz w:val="28"/>
+          <w:szCs w:val="28"/>
+        </w:rPr>
+      </w:pPr>
+      <w:r>
+        <w:rPr>
+          <w:rFonts w:ascii="Arial" w:eastAsia="Arial" w:hAnsi="Arial" w:cs="Arial"/>
+          <w:sz w:val="28"/>
+          <w:szCs w:val="28"/>
+        </w:rPr>
+        <w:t xml:space="preserve">Ans: </w:t>
+      </w:r>
+      <w:proofErr w:type="gramStart"/>
+      <w:r>
+        <w:rPr>
+          <w:rFonts w:ascii="Arial" w:eastAsia="Arial" w:hAnsi="Arial" w:cs="Arial"/>
+          <w:sz w:val="28"/>
+          <w:szCs w:val="28"/>
+        </w:rPr>
+        <w:t>no</w:t>
+      </w:r>
+      <w:proofErr w:type="gramEnd"/>
+      <w:r>
+        <w:rPr>
+          <w:rFonts w:ascii="Arial" w:eastAsia="Arial" w:hAnsi="Arial" w:cs="Arial"/>
+          <w:sz w:val="28"/>
+          <w:szCs w:val="28"/>
+        </w:rPr>
+        <w:t xml:space="preserve"> I haven’t done in my environment.</w:t>
+      </w:r>
+    </w:p>
+    <w:p>
+      <w:pPr>
+        <w:rPr>
+          <w:rFonts w:ascii="Arial" w:eastAsia="Arial" w:hAnsi="Arial" w:cs="Arial"/>
+          <w:sz w:val="28"/>
+          <w:szCs w:val="28"/>
+        </w:rPr>
+      </w:pPr>
+      <w:r>
+        <w:rPr>
+          <w:rFonts w:ascii="Arial" w:eastAsia="Arial" w:hAnsi="Arial" w:cs="Arial"/>
+          <w:sz w:val="28"/>
+          <w:szCs w:val="28"/>
+        </w:rPr>
+        <w:t xml:space="preserve">7.jenkins cli </w:t>
+      </w:r>
+    </w:p>
+    <w:p>
+      <w:pPr>
+        <w:rPr>
+          <w:rFonts w:ascii="Arial" w:eastAsia="Arial" w:hAnsi="Arial" w:cs="Arial"/>
+          <w:sz w:val="28"/>
+          <w:szCs w:val="28"/>
+        </w:rPr>
+      </w:pPr>
+    </w:p>
+    <w:p>
+      <w:pPr>
+        <w:rPr>
+          <w:rFonts w:ascii="Arial" w:eastAsia="Arial" w:hAnsi="Arial" w:cs="Arial"/>
+          <w:sz w:val="28"/>
+          <w:szCs w:val="28"/>
+        </w:rPr>
+      </w:pPr>
+      <w:r>
+        <w:rPr>
+          <w:rFonts w:ascii="Arial" w:eastAsia="Arial" w:hAnsi="Arial" w:cs="Arial"/>
+          <w:sz w:val="28"/>
+          <w:szCs w:val="28"/>
+        </w:rPr>
+        <w:t>8.how u remove data in commit id in git?</w:t>
+      </w:r>
+    </w:p>
+    <w:p>
+      <w:pPr>
+        <w:pStyle w:val="Heading2"/>
+        <w:shd w:val="clear" w:color="auto" w:fill="FFFFFF"/>
+        <w:rPr>
+          <w:rFonts w:ascii="Arial" w:eastAsia="Arial" w:hAnsi="Arial" w:cs="Arial"/>
+          <w:b/>
+          <w:color w:val="333333"/>
+          <w:sz w:val="28"/>
+          <w:szCs w:val="28"/>
+        </w:rPr>
+      </w:pPr>
+      <w:r>
+        <w:rPr>
+          <w:rFonts w:ascii="Arial" w:eastAsia="Arial" w:hAnsi="Arial" w:cs="Arial"/>
+          <w:sz w:val="28"/>
+          <w:szCs w:val="28"/>
+        </w:rPr>
+        <w:t xml:space="preserve">Ans: </w:t>
+      </w:r>
+      <w:r>
+        <w:rPr>
+          <w:rFonts w:ascii="Arial" w:eastAsia="Arial" w:hAnsi="Arial" w:cs="Arial"/>
+          <w:color w:val="333333"/>
+          <w:sz w:val="28"/>
+          <w:szCs w:val="28"/>
+        </w:rPr>
+        <w:t>Example git log</w:t>
+      </w:r>
+    </w:p>
+    <w:tbl>
+      <w:tblPr>
+        <w:tblW w:w="10230" w:type="dxa"/>
+        <w:tblLayout w:type="fixed"/>
+        <w:tblLook w:val="0400" w:firstRow="0" w:lastRow="0" w:firstColumn="0" w:lastColumn="0" w:noHBand="0" w:noVBand="1"/>
+      </w:tblPr>
+      <w:tblGrid>
+        <w:gridCol w:w="1167"/>
+        <w:gridCol w:w="1224"/>
+        <w:gridCol w:w="6053"/>
+        <w:gridCol w:w="1786"/>
+      </w:tblGrid>
+      <w:tr>
+        <w:tc>
+          <w:tcPr>
+            <w:tcW w:w="1167" w:type="dxa"/>
+            <w:shd w:val="clear" w:color="auto" w:fill="FFFFFF"/>
+            <w:vAlign w:val="center"/>
+          </w:tcPr>
+          <w:p>
+            <w:pPr>
+              <w:spacing w:after="0" w:line="240" w:lineRule="auto"/>
+              <w:jc w:val="center"/>
+              <w:rPr>
+                <w:rFonts w:ascii="Arial" w:eastAsia="Arial" w:hAnsi="Arial" w:cs="Arial"/>
+                <w:b/>
+                <w:color w:val="333333"/>
+                <w:sz w:val="28"/>
+                <w:szCs w:val="28"/>
+              </w:rPr>
+            </w:pPr>
+            <w:r>
+              <w:rPr>
+                <w:rFonts w:ascii="Arial" w:eastAsia="Arial" w:hAnsi="Arial" w:cs="Arial"/>
+                <w:b/>
+                <w:color w:val="333333"/>
+                <w:sz w:val="28"/>
+                <w:szCs w:val="28"/>
+              </w:rPr>
+              <w:t>Number</w:t>
+            </w:r>
+          </w:p>
+        </w:tc>
+        <w:tc>
+          <w:tcPr>
+            <w:tcW w:w="1224" w:type="dxa"/>
+            <w:shd w:val="clear" w:color="auto" w:fill="FFFFFF"/>
+            <w:vAlign w:val="center"/>
+          </w:tcPr>
+          <w:p>
+            <w:pPr>
+              <w:spacing w:after="0" w:line="240" w:lineRule="auto"/>
+              <w:jc w:val="center"/>
+              <w:rPr>
+                <w:rFonts w:ascii="Arial" w:eastAsia="Arial" w:hAnsi="Arial" w:cs="Arial"/>
+                <w:b/>
+                <w:color w:val="333333"/>
+                <w:sz w:val="28"/>
+                <w:szCs w:val="28"/>
+              </w:rPr>
+            </w:pPr>
+            <w:r>
+              <w:rPr>
+                <w:rFonts w:ascii="Arial" w:eastAsia="Arial" w:hAnsi="Arial" w:cs="Arial"/>
+                <w:b/>
+                <w:color w:val="333333"/>
+                <w:sz w:val="28"/>
+                <w:szCs w:val="28"/>
+              </w:rPr>
+              <w:t>Hash</w:t>
+            </w:r>
+          </w:p>
+        </w:tc>
+        <w:tc>
+          <w:tcPr>
+            <w:tcW w:w="6053" w:type="dxa"/>
+            <w:shd w:val="clear" w:color="auto" w:fill="FFFFFF"/>
+            <w:vAlign w:val="center"/>
+          </w:tcPr>
+          <w:p>
+            <w:pPr>
+              <w:spacing w:after="0" w:line="240" w:lineRule="auto"/>
+              <w:jc w:val="center"/>
+              <w:rPr>
+                <w:rFonts w:ascii="Arial" w:eastAsia="Arial" w:hAnsi="Arial" w:cs="Arial"/>
+                <w:b/>
+                <w:color w:val="333333"/>
+                <w:sz w:val="28"/>
+                <w:szCs w:val="28"/>
+              </w:rPr>
+            </w:pPr>
+            <w:r>
+              <w:rPr>
+                <w:rFonts w:ascii="Arial" w:eastAsia="Arial" w:hAnsi="Arial" w:cs="Arial"/>
+                <w:b/>
+                <w:color w:val="333333"/>
+                <w:sz w:val="28"/>
+                <w:szCs w:val="28"/>
+              </w:rPr>
+              <w:t>Commit Message</w:t>
+            </w:r>
+          </w:p>
+        </w:tc>
+        <w:tc>
+          <w:tcPr>
+            <w:tcW w:w="1786" w:type="dxa"/>
+            <w:shd w:val="clear" w:color="auto" w:fill="FFFFFF"/>
+            <w:vAlign w:val="center"/>
+          </w:tcPr>
+          <w:p>
+            <w:pPr>
+              <w:spacing w:after="0" w:line="240" w:lineRule="auto"/>
+              <w:jc w:val="center"/>
+              <w:rPr>
+                <w:rFonts w:ascii="Arial" w:eastAsia="Arial" w:hAnsi="Arial" w:cs="Arial"/>
+                <w:b/>
+                <w:color w:val="333333"/>
+                <w:sz w:val="28"/>
+                <w:szCs w:val="28"/>
+              </w:rPr>
+            </w:pPr>
+            <w:r>
+              <w:rPr>
+                <w:rFonts w:ascii="Arial" w:eastAsia="Arial" w:hAnsi="Arial" w:cs="Arial"/>
+                <w:b/>
+                <w:color w:val="333333"/>
+                <w:sz w:val="28"/>
+                <w:szCs w:val="28"/>
+              </w:rPr>
+              <w:t>Author</w:t>
+            </w:r>
+          </w:p>
+        </w:tc>
+      </w:tr>
+      <w:tr>
+        <w:tc>
+          <w:tcPr>
+            <w:tcW w:w="1167" w:type="dxa"/>
+            <w:shd w:val="clear" w:color="auto" w:fill="FFFFFF"/>
+            <w:vAlign w:val="center"/>
+          </w:tcPr>
+          <w:p>
+            <w:pPr>
+              <w:spacing w:after="0" w:line="240" w:lineRule="auto"/>
+              <w:rPr>
+                <w:rFonts w:ascii="Arial" w:eastAsia="Arial" w:hAnsi="Arial" w:cs="Arial"/>
+                <w:color w:val="333333"/>
+                <w:sz w:val="28"/>
+                <w:szCs w:val="28"/>
+              </w:rPr>
+            </w:pPr>
+            <w:r>
+              <w:rPr>
+                <w:rFonts w:ascii="Arial" w:eastAsia="Arial" w:hAnsi="Arial" w:cs="Arial"/>
+                <w:color w:val="333333"/>
+                <w:sz w:val="28"/>
+                <w:szCs w:val="28"/>
+              </w:rPr>
+              <w:t>1</w:t>
+            </w:r>
+          </w:p>
+        </w:tc>
+        <w:tc>
+          <w:tcPr>
+            <w:tcW w:w="1224" w:type="dxa"/>
+            <w:shd w:val="clear" w:color="auto" w:fill="FFFFFF"/>
+            <w:vAlign w:val="center"/>
+          </w:tcPr>
+          <w:p>
+            <w:pPr>
+              <w:spacing w:after="0" w:line="240" w:lineRule="auto"/>
+              <w:rPr>
+                <w:rFonts w:ascii="Arial" w:eastAsia="Arial" w:hAnsi="Arial" w:cs="Arial"/>
+                <w:color w:val="333333"/>
+                <w:sz w:val="28"/>
+                <w:szCs w:val="28"/>
+              </w:rPr>
+            </w:pPr>
+            <w:r>
+              <w:rPr>
+                <w:rFonts w:ascii="Arial" w:eastAsia="Arial" w:hAnsi="Arial" w:cs="Arial"/>
+                <w:color w:val="333333"/>
+                <w:sz w:val="28"/>
+                <w:szCs w:val="28"/>
+              </w:rPr>
+              <w:t>2c6a45b</w:t>
+            </w:r>
+          </w:p>
+        </w:tc>
+        <w:tc>
+          <w:tcPr>
+            <w:tcW w:w="6053" w:type="dxa"/>
+            <w:shd w:val="clear" w:color="auto" w:fill="FFFFFF"/>
+            <w:vAlign w:val="center"/>
+          </w:tcPr>
+          <w:p>
+            <w:pPr>
+              <w:spacing w:after="0" w:line="240" w:lineRule="auto"/>
+              <w:rPr>
+                <w:rFonts w:ascii="Arial" w:eastAsia="Arial" w:hAnsi="Arial" w:cs="Arial"/>
+                <w:color w:val="333333"/>
+                <w:sz w:val="28"/>
+                <w:szCs w:val="28"/>
+              </w:rPr>
+            </w:pPr>
+            <w:r>
+              <w:rPr>
+                <w:rFonts w:ascii="Arial" w:eastAsia="Arial" w:hAnsi="Arial" w:cs="Arial"/>
+                <w:color w:val="333333"/>
+                <w:sz w:val="28"/>
+                <w:szCs w:val="28"/>
+              </w:rPr>
+              <w:t>(HEAD) Adding public method to access protected method</w:t>
+            </w:r>
+          </w:p>
+        </w:tc>
+        <w:tc>
+          <w:tcPr>
+            <w:tcW w:w="1786" w:type="dxa"/>
+            <w:shd w:val="clear" w:color="auto" w:fill="FFFFFF"/>
+            <w:vAlign w:val="center"/>
+          </w:tcPr>
+          <w:p>
+            <w:pPr>
+              <w:spacing w:after="0" w:line="240" w:lineRule="auto"/>
+              <w:rPr>
+                <w:rFonts w:ascii="Arial" w:eastAsia="Arial" w:hAnsi="Arial" w:cs="Arial"/>
+                <w:color w:val="333333"/>
+                <w:sz w:val="28"/>
+                <w:szCs w:val="28"/>
+              </w:rPr>
+            </w:pPr>
+            <w:r>
+              <w:rPr>
+                <w:rFonts w:ascii="Arial" w:eastAsia="Arial" w:hAnsi="Arial" w:cs="Arial"/>
+                <w:color w:val="333333"/>
+                <w:sz w:val="28"/>
+                <w:szCs w:val="28"/>
+              </w:rPr>
+              <w:t>Tom</w:t>
+            </w:r>
+          </w:p>
+        </w:tc>
+      </w:tr>
+      <w:tr>
+        <w:tc>
+          <w:tcPr>
+            <w:tcW w:w="1167" w:type="dxa"/>
+            <w:shd w:val="clear" w:color="auto" w:fill="FFFFFF"/>
+            <w:vAlign w:val="center"/>
+          </w:tcPr>
+          <w:p>
+            <w:pPr>
+              <w:spacing w:after="0" w:line="240" w:lineRule="auto"/>
+              <w:rPr>
+                <w:rFonts w:ascii="Arial" w:eastAsia="Arial" w:hAnsi="Arial" w:cs="Arial"/>
+                <w:color w:val="333333"/>
+                <w:sz w:val="28"/>
+                <w:szCs w:val="28"/>
+              </w:rPr>
+            </w:pPr>
+            <w:r>
+              <w:rPr>
+                <w:rFonts w:ascii="Arial" w:eastAsia="Arial" w:hAnsi="Arial" w:cs="Arial"/>
+                <w:color w:val="333333"/>
+                <w:sz w:val="28"/>
+                <w:szCs w:val="28"/>
+              </w:rPr>
+              <w:t>2</w:t>
+            </w:r>
+          </w:p>
+        </w:tc>
+        <w:tc>
+          <w:tcPr>
+            <w:tcW w:w="1224" w:type="dxa"/>
+            <w:shd w:val="clear" w:color="auto" w:fill="FFFFFF"/>
+            <w:vAlign w:val="center"/>
+          </w:tcPr>
+          <w:p>
+            <w:pPr>
+              <w:spacing w:after="0" w:line="240" w:lineRule="auto"/>
+              <w:rPr>
+                <w:rFonts w:ascii="Arial" w:eastAsia="Arial" w:hAnsi="Arial" w:cs="Arial"/>
+                <w:color w:val="333333"/>
+                <w:sz w:val="28"/>
+                <w:szCs w:val="28"/>
+              </w:rPr>
+            </w:pPr>
+            <w:r>
+              <w:rPr>
+                <w:rFonts w:ascii="Arial" w:eastAsia="Arial" w:hAnsi="Arial" w:cs="Arial"/>
+                <w:color w:val="333333"/>
+                <w:sz w:val="28"/>
+                <w:szCs w:val="28"/>
+              </w:rPr>
+              <w:t>ae45fab</w:t>
+            </w:r>
+          </w:p>
+        </w:tc>
+        <w:tc>
+          <w:tcPr>
+            <w:tcW w:w="6053" w:type="dxa"/>
+            <w:shd w:val="clear" w:color="auto" w:fill="FFFFFF"/>
+          </w:tcPr>
+          <w:p>
+            <w:pPr>
+              <w:spacing w:after="0" w:line="240" w:lineRule="auto"/>
+              <w:rPr>
+                <w:rFonts w:ascii="Arial" w:eastAsia="Arial" w:hAnsi="Arial" w:cs="Arial"/>
+                <w:color w:val="333333"/>
+                <w:sz w:val="28"/>
+                <w:szCs w:val="28"/>
+              </w:rPr>
+            </w:pPr>
+            <w:r>
+              <w:rPr>
+                <w:rFonts w:ascii="Arial" w:eastAsia="Arial" w:hAnsi="Arial" w:cs="Arial"/>
+                <w:color w:val="333333"/>
+                <w:sz w:val="28"/>
+                <w:szCs w:val="28"/>
+              </w:rPr>
+              <w:t>Updates to database interface</w:t>
+            </w:r>
+          </w:p>
+        </w:tc>
+        <w:tc>
+          <w:tcPr>
+            <w:tcW w:w="1786" w:type="dxa"/>
+            <w:shd w:val="clear" w:color="auto" w:fill="FFFFFF"/>
+          </w:tcPr>
+          <w:p>
+            <w:pPr>
+              <w:spacing w:after="0" w:line="240" w:lineRule="auto"/>
+              <w:rPr>
+                <w:rFonts w:ascii="Arial" w:eastAsia="Arial" w:hAnsi="Arial" w:cs="Arial"/>
+                <w:color w:val="333333"/>
+                <w:sz w:val="28"/>
+                <w:szCs w:val="28"/>
+              </w:rPr>
+            </w:pPr>
+            <w:r>
+              <w:rPr>
+                <w:rFonts w:ascii="Arial" w:eastAsia="Arial" w:hAnsi="Arial" w:cs="Arial"/>
+                <w:color w:val="333333"/>
+                <w:sz w:val="28"/>
+                <w:szCs w:val="28"/>
+              </w:rPr>
+              <w:t>Contractor 1</w:t>
+            </w:r>
+          </w:p>
+        </w:tc>
+      </w:tr>
+      <w:tr>
+        <w:tc>
+          <w:tcPr>
+            <w:tcW w:w="1167" w:type="dxa"/>
+            <w:shd w:val="clear" w:color="auto" w:fill="FFFFFF"/>
+          </w:tcPr>
+          <w:p>
+            <w:pPr>
+              <w:spacing w:after="0" w:line="240" w:lineRule="auto"/>
+              <w:rPr>
+                <w:rFonts w:ascii="Arial" w:eastAsia="Arial" w:hAnsi="Arial" w:cs="Arial"/>
+                <w:color w:val="333333"/>
+                <w:sz w:val="28"/>
+                <w:szCs w:val="28"/>
+              </w:rPr>
+            </w:pPr>
+            <w:r>
+              <w:rPr>
+                <w:rFonts w:ascii="Arial" w:eastAsia="Arial" w:hAnsi="Arial" w:cs="Arial"/>
+                <w:color w:val="333333"/>
+                <w:sz w:val="28"/>
+                <w:szCs w:val="28"/>
+              </w:rPr>
+              <w:t>3</w:t>
+            </w:r>
+          </w:p>
+        </w:tc>
+        <w:tc>
+          <w:tcPr>
+            <w:tcW w:w="1224" w:type="dxa"/>
+            <w:shd w:val="clear" w:color="auto" w:fill="FFFFFF"/>
+          </w:tcPr>
+          <w:p>
+            <w:pPr>
+              <w:spacing w:after="0" w:line="240" w:lineRule="auto"/>
+              <w:rPr>
+                <w:rFonts w:ascii="Arial" w:eastAsia="Arial" w:hAnsi="Arial" w:cs="Arial"/>
+                <w:color w:val="333333"/>
+                <w:sz w:val="28"/>
+                <w:szCs w:val="28"/>
+              </w:rPr>
+            </w:pPr>
+            <w:r>
+              <w:rPr>
+                <w:rFonts w:ascii="Arial" w:eastAsia="Arial" w:hAnsi="Arial" w:cs="Arial"/>
+                <w:color w:val="333333"/>
+                <w:sz w:val="28"/>
+                <w:szCs w:val="28"/>
+              </w:rPr>
+              <w:t>77b9b82</w:t>
+            </w:r>
+          </w:p>
+        </w:tc>
+        <w:tc>
+          <w:tcPr>
+            <w:tcW w:w="6053" w:type="dxa"/>
+            <w:shd w:val="clear" w:color="auto" w:fill="FFFFFF"/>
+          </w:tcPr>
+          <w:p>
+            <w:pPr>
+              <w:spacing w:after="0" w:line="240" w:lineRule="auto"/>
+              <w:rPr>
+                <w:rFonts w:ascii="Arial" w:eastAsia="Arial" w:hAnsi="Arial" w:cs="Arial"/>
+                <w:color w:val="333333"/>
+                <w:sz w:val="28"/>
+                <w:szCs w:val="28"/>
+              </w:rPr>
+            </w:pPr>
+            <w:r>
+              <w:rPr>
+                <w:rFonts w:ascii="Arial" w:eastAsia="Arial" w:hAnsi="Arial" w:cs="Arial"/>
+                <w:color w:val="333333"/>
+                <w:sz w:val="28"/>
+                <w:szCs w:val="28"/>
+              </w:rPr>
+              <w:t>Improving database interface</w:t>
+            </w:r>
+          </w:p>
+        </w:tc>
+        <w:tc>
+          <w:tcPr>
+            <w:tcW w:w="1786" w:type="dxa"/>
+            <w:shd w:val="clear" w:color="auto" w:fill="FFFFFF"/>
+          </w:tcPr>
+          <w:p>
+            <w:pPr>
+              <w:spacing w:after="0" w:line="240" w:lineRule="auto"/>
+              <w:rPr>
+                <w:rFonts w:ascii="Arial" w:eastAsia="Arial" w:hAnsi="Arial" w:cs="Arial"/>
+                <w:color w:val="333333"/>
+                <w:sz w:val="28"/>
+                <w:szCs w:val="28"/>
+              </w:rPr>
+            </w:pPr>
+            <w:r>
+              <w:rPr>
+                <w:rFonts w:ascii="Arial" w:eastAsia="Arial" w:hAnsi="Arial" w:cs="Arial"/>
+                <w:color w:val="333333"/>
+                <w:sz w:val="28"/>
+                <w:szCs w:val="28"/>
+              </w:rPr>
+              <w:t>Contractor 2</w:t>
+            </w:r>
+          </w:p>
+        </w:tc>
+      </w:tr>
+      <w:tr>
+        <w:tc>
+          <w:tcPr>
+            <w:tcW w:w="1167" w:type="dxa"/>
+            <w:shd w:val="clear" w:color="auto" w:fill="FFFFFF"/>
+          </w:tcPr>
+          <w:p>
+            <w:pPr>
+              <w:spacing w:after="0" w:line="240" w:lineRule="auto"/>
+              <w:rPr>
+                <w:rFonts w:ascii="Arial" w:eastAsia="Arial" w:hAnsi="Arial" w:cs="Arial"/>
+                <w:color w:val="333333"/>
+                <w:sz w:val="28"/>
+                <w:szCs w:val="28"/>
+              </w:rPr>
+            </w:pPr>
+            <w:r>
+              <w:rPr>
+                <w:rFonts w:ascii="Arial" w:eastAsia="Arial" w:hAnsi="Arial" w:cs="Arial"/>
+                <w:color w:val="333333"/>
+                <w:sz w:val="28"/>
+                <w:szCs w:val="28"/>
+              </w:rPr>
+              <w:t>4</w:t>
+            </w:r>
+          </w:p>
+        </w:tc>
+        <w:tc>
+          <w:tcPr>
+            <w:tcW w:w="1224" w:type="dxa"/>
+            <w:shd w:val="clear" w:color="auto" w:fill="FFFFFF"/>
+          </w:tcPr>
+          <w:p>
+            <w:pPr>
+              <w:spacing w:after="0" w:line="240" w:lineRule="auto"/>
+              <w:rPr>
+                <w:rFonts w:ascii="Arial" w:eastAsia="Arial" w:hAnsi="Arial" w:cs="Arial"/>
+                <w:color w:val="333333"/>
+                <w:sz w:val="28"/>
+                <w:szCs w:val="28"/>
+              </w:rPr>
+            </w:pPr>
+            <w:r>
+              <w:rPr>
+                <w:rFonts w:ascii="Arial" w:eastAsia="Arial" w:hAnsi="Arial" w:cs="Arial"/>
+                <w:color w:val="333333"/>
+                <w:sz w:val="28"/>
+                <w:szCs w:val="28"/>
+              </w:rPr>
+              <w:t>3c9093c</w:t>
+            </w:r>
+          </w:p>
+        </w:tc>
+        <w:tc>
+          <w:tcPr>
+            <w:tcW w:w="6053" w:type="dxa"/>
+            <w:shd w:val="clear" w:color="auto" w:fill="FFFFFF"/>
+          </w:tcPr>
+          <w:p>
+            <w:pPr>
+              <w:spacing w:after="0" w:line="240" w:lineRule="auto"/>
+              <w:rPr>
+                <w:rFonts w:ascii="Arial" w:eastAsia="Arial" w:hAnsi="Arial" w:cs="Arial"/>
+                <w:color w:val="333333"/>
+                <w:sz w:val="28"/>
+                <w:szCs w:val="28"/>
+              </w:rPr>
+            </w:pPr>
+            <w:r>
+              <w:rPr>
+                <w:rFonts w:ascii="Arial" w:eastAsia="Arial" w:hAnsi="Arial" w:cs="Arial"/>
+                <w:color w:val="333333"/>
+                <w:sz w:val="28"/>
+                <w:szCs w:val="28"/>
+              </w:rPr>
+              <w:t>Merged develop branch into master</w:t>
+            </w:r>
+          </w:p>
+        </w:tc>
+        <w:tc>
+          <w:tcPr>
+            <w:tcW w:w="1786" w:type="dxa"/>
+            <w:shd w:val="clear" w:color="auto" w:fill="FFFFFF"/>
+          </w:tcPr>
+          <w:p>
+            <w:pPr>
+              <w:spacing w:after="0" w:line="240" w:lineRule="auto"/>
+              <w:rPr>
+                <w:rFonts w:ascii="Arial" w:eastAsia="Arial" w:hAnsi="Arial" w:cs="Arial"/>
+                <w:color w:val="333333"/>
+                <w:sz w:val="28"/>
+                <w:szCs w:val="28"/>
+              </w:rPr>
+            </w:pPr>
+            <w:r>
+              <w:rPr>
+                <w:rFonts w:ascii="Arial" w:eastAsia="Arial" w:hAnsi="Arial" w:cs="Arial"/>
+                <w:color w:val="333333"/>
+                <w:sz w:val="28"/>
+                <w:szCs w:val="28"/>
+              </w:rPr>
+              <w:t>Tom</w:t>
+            </w:r>
+          </w:p>
+        </w:tc>
+      </w:tr>
+      <w:tr>
+        <w:tc>
+          <w:tcPr>
+            <w:tcW w:w="1167" w:type="dxa"/>
+            <w:shd w:val="clear" w:color="auto" w:fill="FFFFFF"/>
+          </w:tcPr>
+          <w:p>
+            <w:pPr>
+              <w:spacing w:after="0" w:line="240" w:lineRule="auto"/>
+              <w:rPr>
+                <w:rFonts w:ascii="Arial" w:eastAsia="Arial" w:hAnsi="Arial" w:cs="Arial"/>
+                <w:color w:val="333333"/>
+                <w:sz w:val="28"/>
+                <w:szCs w:val="28"/>
+              </w:rPr>
+            </w:pPr>
+            <w:r>
+              <w:rPr>
+                <w:rFonts w:ascii="Arial" w:eastAsia="Arial" w:hAnsi="Arial" w:cs="Arial"/>
+                <w:color w:val="333333"/>
+                <w:sz w:val="28"/>
+                <w:szCs w:val="28"/>
+              </w:rPr>
+              <w:t>5</w:t>
+            </w:r>
+          </w:p>
+        </w:tc>
+        <w:tc>
+          <w:tcPr>
+            <w:tcW w:w="1224" w:type="dxa"/>
+            <w:shd w:val="clear" w:color="auto" w:fill="FFFFFF"/>
+          </w:tcPr>
+          <w:p>
+            <w:pPr>
+              <w:spacing w:after="0" w:line="240" w:lineRule="auto"/>
+              <w:rPr>
+                <w:rFonts w:ascii="Arial" w:eastAsia="Arial" w:hAnsi="Arial" w:cs="Arial"/>
+                <w:color w:val="333333"/>
+                <w:sz w:val="28"/>
+                <w:szCs w:val="28"/>
+              </w:rPr>
+            </w:pPr>
+            <w:r>
+              <w:rPr>
+                <w:rFonts w:ascii="Arial" w:eastAsia="Arial" w:hAnsi="Arial" w:cs="Arial"/>
+                <w:color w:val="333333"/>
+                <w:sz w:val="28"/>
+                <w:szCs w:val="28"/>
+              </w:rPr>
+              <w:t>b3d92c5</w:t>
+            </w:r>
+          </w:p>
+        </w:tc>
+        <w:tc>
+          <w:tcPr>
+            <w:tcW w:w="6053" w:type="dxa"/>
+            <w:shd w:val="clear" w:color="auto" w:fill="FFFFFF"/>
+          </w:tcPr>
+          <w:p>
+            <w:pPr>
+              <w:spacing w:after="0" w:line="240" w:lineRule="auto"/>
+              <w:rPr>
+                <w:rFonts w:ascii="Arial" w:eastAsia="Arial" w:hAnsi="Arial" w:cs="Arial"/>
+                <w:color w:val="333333"/>
+                <w:sz w:val="28"/>
+                <w:szCs w:val="28"/>
+              </w:rPr>
+            </w:pPr>
+            <w:r>
+              <w:rPr>
+                <w:rFonts w:ascii="Arial" w:eastAsia="Arial" w:hAnsi="Arial" w:cs="Arial"/>
+                <w:color w:val="333333"/>
+                <w:sz w:val="28"/>
+                <w:szCs w:val="28"/>
+              </w:rPr>
+              <w:t>Adding new Event CMS Module</w:t>
+            </w:r>
+          </w:p>
+        </w:tc>
+        <w:tc>
+          <w:tcPr>
+            <w:tcW w:w="1786" w:type="dxa"/>
+            <w:shd w:val="clear" w:color="auto" w:fill="FFFFFF"/>
+          </w:tcPr>
+          <w:p>
+            <w:pPr>
+              <w:spacing w:after="0" w:line="240" w:lineRule="auto"/>
+              <w:rPr>
+                <w:rFonts w:ascii="Arial" w:eastAsia="Arial" w:hAnsi="Arial" w:cs="Arial"/>
+                <w:color w:val="333333"/>
+                <w:sz w:val="28"/>
+                <w:szCs w:val="28"/>
+              </w:rPr>
+            </w:pPr>
+            <w:r>
+              <w:rPr>
+                <w:rFonts w:ascii="Arial" w:eastAsia="Arial" w:hAnsi="Arial" w:cs="Arial"/>
+                <w:color w:val="333333"/>
+                <w:sz w:val="28"/>
+                <w:szCs w:val="28"/>
+              </w:rPr>
+              <w:t>Paul</w:t>
+            </w:r>
+          </w:p>
+        </w:tc>
+      </w:tr>
+      <w:tr>
+        <w:tc>
+          <w:tcPr>
+            <w:tcW w:w="1167" w:type="dxa"/>
+            <w:shd w:val="clear" w:color="auto" w:fill="FFFFFF"/>
+          </w:tcPr>
+          <w:p>
+            <w:pPr>
+              <w:spacing w:after="0" w:line="240" w:lineRule="auto"/>
+              <w:rPr>
+                <w:rFonts w:ascii="Arial" w:eastAsia="Arial" w:hAnsi="Arial" w:cs="Arial"/>
+                <w:color w:val="333333"/>
+                <w:sz w:val="28"/>
+                <w:szCs w:val="28"/>
+              </w:rPr>
+            </w:pPr>
+            <w:r>
+              <w:rPr>
+                <w:rFonts w:ascii="Arial" w:eastAsia="Arial" w:hAnsi="Arial" w:cs="Arial"/>
+                <w:color w:val="333333"/>
+                <w:sz w:val="28"/>
+                <w:szCs w:val="28"/>
+              </w:rPr>
+              <w:t>6</w:t>
+            </w:r>
+          </w:p>
+        </w:tc>
+        <w:tc>
+          <w:tcPr>
+            <w:tcW w:w="1224" w:type="dxa"/>
+            <w:shd w:val="clear" w:color="auto" w:fill="FFFFFF"/>
+          </w:tcPr>
+          <w:p>
+            <w:pPr>
+              <w:spacing w:after="0" w:line="240" w:lineRule="auto"/>
+              <w:rPr>
+                <w:rFonts w:ascii="Arial" w:eastAsia="Arial" w:hAnsi="Arial" w:cs="Arial"/>
+                <w:color w:val="333333"/>
+                <w:sz w:val="28"/>
+                <w:szCs w:val="28"/>
+              </w:rPr>
+            </w:pPr>
+            <w:r>
+              <w:rPr>
+                <w:rFonts w:ascii="Arial" w:eastAsia="Arial" w:hAnsi="Arial" w:cs="Arial"/>
+                <w:color w:val="333333"/>
+                <w:sz w:val="28"/>
+                <w:szCs w:val="28"/>
+              </w:rPr>
+              <w:t>7feddbb</w:t>
+            </w:r>
+          </w:p>
+        </w:tc>
+        <w:tc>
+          <w:tcPr>
+            <w:tcW w:w="6053" w:type="dxa"/>
+            <w:shd w:val="clear" w:color="auto" w:fill="FFFFFF"/>
+          </w:tcPr>
+          <w:p>
+            <w:pPr>
+              <w:spacing w:after="0" w:line="240" w:lineRule="auto"/>
+              <w:rPr>
+                <w:rFonts w:ascii="Arial" w:eastAsia="Arial" w:hAnsi="Arial" w:cs="Arial"/>
+                <w:color w:val="333333"/>
+                <w:sz w:val="28"/>
+                <w:szCs w:val="28"/>
+              </w:rPr>
+            </w:pPr>
+            <w:r>
+              <w:rPr>
+                <w:rFonts w:ascii="Arial" w:eastAsia="Arial" w:hAnsi="Arial" w:cs="Arial"/>
+                <w:color w:val="333333"/>
+                <w:sz w:val="28"/>
+                <w:szCs w:val="28"/>
+              </w:rPr>
+              <w:t>Adding CMS class and files</w:t>
+            </w:r>
+          </w:p>
+        </w:tc>
+        <w:tc>
+          <w:tcPr>
+            <w:tcW w:w="1786" w:type="dxa"/>
+            <w:shd w:val="clear" w:color="auto" w:fill="FFFFFF"/>
+          </w:tcPr>
+          <w:p>
+            <w:pPr>
+              <w:spacing w:after="0" w:line="240" w:lineRule="auto"/>
+              <w:rPr>
+                <w:rFonts w:ascii="Arial" w:eastAsia="Arial" w:hAnsi="Arial" w:cs="Arial"/>
+                <w:color w:val="333333"/>
+                <w:sz w:val="28"/>
+                <w:szCs w:val="28"/>
+              </w:rPr>
+            </w:pPr>
+            <w:r>
+              <w:rPr>
+                <w:rFonts w:ascii="Arial" w:eastAsia="Arial" w:hAnsi="Arial" w:cs="Arial"/>
+                <w:color w:val="333333"/>
+                <w:sz w:val="28"/>
+                <w:szCs w:val="28"/>
+              </w:rPr>
+              <w:t>Tom</w:t>
+            </w:r>
+          </w:p>
+        </w:tc>
+      </w:tr>
+      <w:tr>
+        <w:tc>
+          <w:tcPr>
+            <w:tcW w:w="1167" w:type="dxa"/>
+            <w:shd w:val="clear" w:color="auto" w:fill="FFFFFF"/>
+          </w:tcPr>
+          <w:p>
+            <w:pPr>
+              <w:spacing w:after="0" w:line="240" w:lineRule="auto"/>
+              <w:rPr>
+                <w:rFonts w:ascii="Arial" w:eastAsia="Arial" w:hAnsi="Arial" w:cs="Arial"/>
+                <w:color w:val="333333"/>
+                <w:sz w:val="28"/>
+                <w:szCs w:val="28"/>
+              </w:rPr>
+            </w:pPr>
+            <w:r>
+              <w:rPr>
+                <w:rFonts w:ascii="Arial" w:eastAsia="Arial" w:hAnsi="Arial" w:cs="Arial"/>
+                <w:color w:val="333333"/>
+                <w:sz w:val="28"/>
+                <w:szCs w:val="28"/>
+              </w:rPr>
+              <w:t>7</w:t>
+            </w:r>
+          </w:p>
+        </w:tc>
+        <w:tc>
+          <w:tcPr>
+            <w:tcW w:w="1224" w:type="dxa"/>
+            <w:shd w:val="clear" w:color="auto" w:fill="FFFFFF"/>
+          </w:tcPr>
+          <w:p>
+            <w:pPr>
+              <w:spacing w:after="0" w:line="240" w:lineRule="auto"/>
+              <w:rPr>
+                <w:rFonts w:ascii="Arial" w:eastAsia="Arial" w:hAnsi="Arial" w:cs="Arial"/>
+                <w:color w:val="333333"/>
+                <w:sz w:val="28"/>
+                <w:szCs w:val="28"/>
+              </w:rPr>
+            </w:pPr>
+            <w:r>
+              <w:rPr>
+                <w:rFonts w:ascii="Arial" w:eastAsia="Arial" w:hAnsi="Arial" w:cs="Arial"/>
+                <w:color w:val="333333"/>
+                <w:sz w:val="28"/>
+                <w:szCs w:val="28"/>
+              </w:rPr>
+              <w:t>a809379</w:t>
+            </w:r>
+          </w:p>
+        </w:tc>
+        <w:tc>
+          <w:tcPr>
+            <w:tcW w:w="6053" w:type="dxa"/>
+            <w:shd w:val="clear" w:color="auto" w:fill="FFFFFF"/>
+          </w:tcPr>
+          <w:p>
+            <w:pPr>
+              <w:spacing w:after="0" w:line="240" w:lineRule="auto"/>
+              <w:rPr>
+                <w:rFonts w:ascii="Arial" w:eastAsia="Arial" w:hAnsi="Arial" w:cs="Arial"/>
+                <w:color w:val="333333"/>
+                <w:sz w:val="28"/>
+                <w:szCs w:val="28"/>
+              </w:rPr>
+            </w:pPr>
+            <w:r>
+              <w:rPr>
+                <w:rFonts w:ascii="Arial" w:eastAsia="Arial" w:hAnsi="Arial" w:cs="Arial"/>
+                <w:color w:val="333333"/>
+                <w:sz w:val="28"/>
+                <w:szCs w:val="28"/>
+              </w:rPr>
+              <w:t>Adding project to Git</w:t>
+            </w:r>
+          </w:p>
+        </w:tc>
+        <w:tc>
+          <w:tcPr>
+            <w:tcW w:w="1786" w:type="dxa"/>
+            <w:shd w:val="clear" w:color="auto" w:fill="FFFFFF"/>
+          </w:tcPr>
+          <w:p>
+            <w:pPr>
+              <w:spacing w:after="0" w:line="240" w:lineRule="auto"/>
+              <w:rPr>
+                <w:rFonts w:ascii="Arial" w:eastAsia="Arial" w:hAnsi="Arial" w:cs="Arial"/>
+                <w:color w:val="333333"/>
+                <w:sz w:val="28"/>
+                <w:szCs w:val="28"/>
+              </w:rPr>
+            </w:pPr>
+            <w:r>
+              <w:rPr>
+                <w:rFonts w:ascii="Arial" w:eastAsia="Arial" w:hAnsi="Arial" w:cs="Arial"/>
+                <w:color w:val="333333"/>
+                <w:sz w:val="28"/>
+                <w:szCs w:val="28"/>
+              </w:rPr>
+              <w:t>Tom</w:t>
+            </w:r>
+          </w:p>
+        </w:tc>
+      </w:tr>
+    </w:tbl>
+    <w:p>
+      <w:pPr>
+        <w:shd w:val="clear" w:color="auto" w:fill="FFFFFF"/>
+        <w:spacing w:before="280" w:after="280" w:line="240" w:lineRule="auto"/>
+        <w:rPr>
+          <w:rFonts w:ascii="Arial" w:eastAsia="Arial" w:hAnsi="Arial" w:cs="Arial"/>
+          <w:color w:val="333333"/>
+          <w:sz w:val="28"/>
+          <w:szCs w:val="28"/>
+        </w:rPr>
+      </w:pPr>
+      <w:r>
+        <w:rPr>
+          <w:rFonts w:ascii="Arial" w:eastAsia="Arial" w:hAnsi="Arial" w:cs="Arial"/>
+          <w:color w:val="333333"/>
+          <w:sz w:val="28"/>
+          <w:szCs w:val="28"/>
+        </w:rPr>
+        <w:t>Using Rebase</w:t>
+      </w:r>
+    </w:p>
+    <w:p>
+      <w:pPr>
+        <w:shd w:val="clear" w:color="auto" w:fill="FFFFFF"/>
+        <w:spacing w:before="280" w:after="280" w:line="240" w:lineRule="auto"/>
+        <w:rPr>
+          <w:rFonts w:ascii="Arial" w:eastAsia="Arial" w:hAnsi="Arial" w:cs="Arial"/>
+          <w:color w:val="333333"/>
+          <w:sz w:val="28"/>
+          <w:szCs w:val="28"/>
+        </w:rPr>
+      </w:pPr>
+      <w:r>
+        <w:rPr>
+          <w:rFonts w:ascii="Arial" w:eastAsia="Arial" w:hAnsi="Arial" w:cs="Arial"/>
+          <w:color w:val="333333"/>
+          <w:sz w:val="28"/>
+          <w:szCs w:val="28"/>
+        </w:rPr>
+        <w:lastRenderedPageBreak/>
+        <w:t>Using the git log above we want to remove the following commits; 2 &amp; 3 (ae45fab &amp; 77b9b82). As they are consecutive commits we can use rebase.</w:t>
+      </w:r>
+    </w:p>
+    <w:p>
+      <w:pPr>
+        <w:shd w:val="clear" w:color="auto" w:fill="FFFFFF"/>
+        <w:spacing w:before="280" w:after="280" w:line="240" w:lineRule="auto"/>
+        <w:rPr>
+          <w:rFonts w:ascii="Arial" w:eastAsia="Arial" w:hAnsi="Arial" w:cs="Arial"/>
+          <w:color w:val="333333"/>
+          <w:sz w:val="28"/>
+          <w:szCs w:val="28"/>
+        </w:rPr>
+      </w:pPr>
+      <w:proofErr w:type="gramStart"/>
+      <w:r>
+        <w:rPr>
+          <w:rFonts w:ascii="Arial" w:eastAsia="Arial" w:hAnsi="Arial" w:cs="Arial"/>
+          <w:color w:val="333333"/>
+          <w:sz w:val="28"/>
+          <w:szCs w:val="28"/>
+          <w:highlight w:val="white"/>
+        </w:rPr>
+        <w:t>git</w:t>
+      </w:r>
+      <w:proofErr w:type="gramEnd"/>
+      <w:r>
+        <w:rPr>
+          <w:rFonts w:ascii="Arial" w:eastAsia="Arial" w:hAnsi="Arial" w:cs="Arial"/>
+          <w:color w:val="333333"/>
+          <w:sz w:val="28"/>
+          <w:szCs w:val="28"/>
+          <w:highlight w:val="white"/>
+        </w:rPr>
+        <w:t xml:space="preserve"> rebase --onto &lt;branch name&gt;~&lt;first commit number to remove&gt; &lt;branch name&gt;~&lt;first commit to be kept&gt; &lt;branch name&gt;</w:t>
+      </w:r>
+    </w:p>
+    <w:p>
+      <w:pPr>
+        <w:shd w:val="clear" w:color="auto" w:fill="FFFFFF"/>
+        <w:spacing w:before="280" w:after="280" w:line="240" w:lineRule="auto"/>
+        <w:rPr>
+          <w:rFonts w:ascii="Arial" w:eastAsia="Arial" w:hAnsi="Arial" w:cs="Arial"/>
+          <w:color w:val="333333"/>
+          <w:sz w:val="28"/>
+          <w:szCs w:val="28"/>
+        </w:rPr>
+      </w:pPr>
+      <w:proofErr w:type="spellStart"/>
+      <w:r>
+        <w:rPr>
+          <w:rFonts w:ascii="Arial" w:eastAsia="Arial" w:hAnsi="Arial" w:cs="Arial"/>
+          <w:color w:val="333333"/>
+          <w:sz w:val="28"/>
+          <w:szCs w:val="28"/>
+        </w:rPr>
+        <w:t>e.g</w:t>
+      </w:r>
+      <w:proofErr w:type="spellEnd"/>
+      <w:r>
+        <w:rPr>
+          <w:rFonts w:ascii="Arial" w:eastAsia="Arial" w:hAnsi="Arial" w:cs="Arial"/>
+          <w:color w:val="333333"/>
+          <w:sz w:val="28"/>
+          <w:szCs w:val="28"/>
+        </w:rPr>
+        <w:t xml:space="preserve"> to remove commits 2 &amp; 3 above</w:t>
+      </w:r>
+    </w:p>
+    <w:p>
+      <w:pPr>
+        <w:shd w:val="clear" w:color="auto" w:fill="FFFFFF"/>
+        <w:spacing w:before="280" w:after="280" w:line="240" w:lineRule="auto"/>
+        <w:rPr>
+          <w:rFonts w:ascii="Arial" w:eastAsia="Arial" w:hAnsi="Arial" w:cs="Arial"/>
+          <w:color w:val="333333"/>
+          <w:sz w:val="28"/>
+          <w:szCs w:val="28"/>
+        </w:rPr>
+      </w:pPr>
+      <w:proofErr w:type="gramStart"/>
+      <w:r>
+        <w:rPr>
+          <w:rFonts w:ascii="Arial" w:eastAsia="Arial" w:hAnsi="Arial" w:cs="Arial"/>
+          <w:color w:val="333333"/>
+          <w:sz w:val="28"/>
+          <w:szCs w:val="28"/>
+          <w:highlight w:val="white"/>
+        </w:rPr>
+        <w:t>git</w:t>
+      </w:r>
+      <w:proofErr w:type="gramEnd"/>
+      <w:r>
+        <w:rPr>
+          <w:rFonts w:ascii="Arial" w:eastAsia="Arial" w:hAnsi="Arial" w:cs="Arial"/>
+          <w:color w:val="333333"/>
+          <w:sz w:val="28"/>
+          <w:szCs w:val="28"/>
+          <w:highlight w:val="white"/>
+        </w:rPr>
+        <w:t xml:space="preserve"> rebase --onto repair~3 repair~1 repair</w:t>
+      </w:r>
+    </w:p>
+    <w:p>
+      <w:pPr>
+        <w:shd w:val="clear" w:color="auto" w:fill="FFFFFF"/>
+        <w:spacing w:before="280" w:after="280" w:line="240" w:lineRule="auto"/>
+        <w:rPr>
+          <w:rFonts w:ascii="Arial" w:eastAsia="Arial" w:hAnsi="Arial" w:cs="Arial"/>
+          <w:color w:val="333333"/>
+          <w:sz w:val="28"/>
+          <w:szCs w:val="28"/>
+        </w:rPr>
+      </w:pPr>
+      <w:r>
+        <w:rPr>
+          <w:rFonts w:ascii="Arial" w:eastAsia="Arial" w:hAnsi="Arial" w:cs="Arial"/>
+          <w:color w:val="333333"/>
+          <w:sz w:val="28"/>
+          <w:szCs w:val="28"/>
+        </w:rPr>
+        <w:t>Using Cherry Pick</w:t>
+      </w:r>
+    </w:p>
+    <w:p>
+      <w:pPr>
+        <w:shd w:val="clear" w:color="auto" w:fill="FFFFFF"/>
+        <w:spacing w:before="280" w:after="280" w:line="240" w:lineRule="auto"/>
+        <w:rPr>
+          <w:rFonts w:ascii="Arial" w:eastAsia="Arial" w:hAnsi="Arial" w:cs="Arial"/>
+          <w:color w:val="333333"/>
+          <w:sz w:val="28"/>
+          <w:szCs w:val="28"/>
+        </w:rPr>
+      </w:pPr>
+      <w:r>
+        <w:rPr>
+          <w:rFonts w:ascii="Arial" w:eastAsia="Arial" w:hAnsi="Arial" w:cs="Arial"/>
+          <w:b/>
+          <w:color w:val="333333"/>
+          <w:sz w:val="28"/>
+          <w:szCs w:val="28"/>
+        </w:rPr>
+        <w:t>Step 1:</w:t>
+      </w:r>
+      <w:r>
+        <w:rPr>
+          <w:rFonts w:ascii="Arial" w:eastAsia="Arial" w:hAnsi="Arial" w:cs="Arial"/>
+          <w:color w:val="333333"/>
+          <w:sz w:val="28"/>
+          <w:szCs w:val="28"/>
+        </w:rPr>
+        <w:t> Find the commit before the commit you want to remove </w:t>
+      </w:r>
+      <w:r>
+        <w:rPr>
+          <w:rFonts w:ascii="Arial" w:eastAsia="Arial" w:hAnsi="Arial" w:cs="Arial"/>
+          <w:color w:val="333333"/>
+          <w:sz w:val="28"/>
+          <w:szCs w:val="28"/>
+          <w:highlight w:val="white"/>
+        </w:rPr>
+        <w:t>git log</w:t>
+      </w:r>
+    </w:p>
+    <w:p>
+      <w:pPr>
+        <w:shd w:val="clear" w:color="auto" w:fill="FFFFFF"/>
+        <w:spacing w:before="280" w:after="280" w:line="240" w:lineRule="auto"/>
+        <w:rPr>
+          <w:rFonts w:ascii="Arial" w:eastAsia="Arial" w:hAnsi="Arial" w:cs="Arial"/>
+          <w:color w:val="333333"/>
+          <w:sz w:val="28"/>
+          <w:szCs w:val="28"/>
+        </w:rPr>
+      </w:pPr>
+      <w:r>
+        <w:rPr>
+          <w:rFonts w:ascii="Arial" w:eastAsia="Arial" w:hAnsi="Arial" w:cs="Arial"/>
+          <w:b/>
+          <w:color w:val="333333"/>
+          <w:sz w:val="28"/>
+          <w:szCs w:val="28"/>
+        </w:rPr>
+        <w:t>Step 2: </w:t>
+      </w:r>
+      <w:r>
+        <w:rPr>
+          <w:rFonts w:ascii="Arial" w:eastAsia="Arial" w:hAnsi="Arial" w:cs="Arial"/>
+          <w:color w:val="333333"/>
+          <w:sz w:val="28"/>
+          <w:szCs w:val="28"/>
+        </w:rPr>
+        <w:t>Checkout that commit </w:t>
+      </w:r>
+      <w:r>
+        <w:rPr>
+          <w:rFonts w:ascii="Arial" w:eastAsia="Arial" w:hAnsi="Arial" w:cs="Arial"/>
+          <w:color w:val="333333"/>
+          <w:sz w:val="28"/>
+          <w:szCs w:val="28"/>
+          <w:highlight w:val="white"/>
+        </w:rPr>
+        <w:t>git checkout &lt;commit hash&gt;</w:t>
+      </w:r>
+    </w:p>
+    <w:p>
+      <w:pPr>
+        <w:shd w:val="clear" w:color="auto" w:fill="FFFFFF"/>
+        <w:spacing w:before="280" w:after="280" w:line="240" w:lineRule="auto"/>
+        <w:rPr>
+          <w:rFonts w:ascii="Arial" w:eastAsia="Arial" w:hAnsi="Arial" w:cs="Arial"/>
+          <w:color w:val="333333"/>
+          <w:sz w:val="28"/>
+          <w:szCs w:val="28"/>
+        </w:rPr>
+      </w:pPr>
+      <w:r>
+        <w:rPr>
+          <w:rFonts w:ascii="Arial" w:eastAsia="Arial" w:hAnsi="Arial" w:cs="Arial"/>
+          <w:b/>
+          <w:color w:val="333333"/>
+          <w:sz w:val="28"/>
+          <w:szCs w:val="28"/>
+        </w:rPr>
+        <w:t>Step 3: </w:t>
+      </w:r>
+      <w:r>
+        <w:rPr>
+          <w:rFonts w:ascii="Arial" w:eastAsia="Arial" w:hAnsi="Arial" w:cs="Arial"/>
+          <w:color w:val="333333"/>
+          <w:sz w:val="28"/>
+          <w:szCs w:val="28"/>
+        </w:rPr>
+        <w:t>Make a new branch using your current checkout commit </w:t>
+      </w:r>
+      <w:r>
+        <w:rPr>
+          <w:rFonts w:ascii="Arial" w:eastAsia="Arial" w:hAnsi="Arial" w:cs="Arial"/>
+          <w:color w:val="333333"/>
+          <w:sz w:val="28"/>
+          <w:szCs w:val="28"/>
+          <w:highlight w:val="white"/>
+        </w:rPr>
+        <w:t>git checkout -b &lt;new branch&gt;</w:t>
+      </w:r>
+    </w:p>
+    <w:p>
+      <w:pPr>
+        <w:shd w:val="clear" w:color="auto" w:fill="FFFFFF"/>
+        <w:spacing w:before="280" w:after="280" w:line="240" w:lineRule="auto"/>
+        <w:rPr>
+          <w:rFonts w:ascii="Arial" w:eastAsia="Arial" w:hAnsi="Arial" w:cs="Arial"/>
+          <w:color w:val="333333"/>
+          <w:sz w:val="28"/>
+          <w:szCs w:val="28"/>
+        </w:rPr>
+      </w:pPr>
+      <w:r>
+        <w:rPr>
+          <w:rFonts w:ascii="Arial" w:eastAsia="Arial" w:hAnsi="Arial" w:cs="Arial"/>
+          <w:b/>
+          <w:color w:val="333333"/>
+          <w:sz w:val="28"/>
+          <w:szCs w:val="28"/>
+        </w:rPr>
+        <w:t>Step 4:</w:t>
+      </w:r>
+      <w:r>
+        <w:rPr>
+          <w:rFonts w:ascii="Arial" w:eastAsia="Arial" w:hAnsi="Arial" w:cs="Arial"/>
+          <w:color w:val="333333"/>
+          <w:sz w:val="28"/>
+          <w:szCs w:val="28"/>
+        </w:rPr>
+        <w:t> Now you need to add the commit after the removed commit </w:t>
+      </w:r>
+      <w:r>
+        <w:rPr>
+          <w:rFonts w:ascii="Arial" w:eastAsia="Arial" w:hAnsi="Arial" w:cs="Arial"/>
+          <w:color w:val="333333"/>
+          <w:sz w:val="28"/>
+          <w:szCs w:val="28"/>
+          <w:highlight w:val="white"/>
+        </w:rPr>
+        <w:t>git cherry-pick &lt;commit hash&gt;</w:t>
+      </w:r>
+    </w:p>
+    <w:p>
+      <w:pPr>
+        <w:shd w:val="clear" w:color="auto" w:fill="FFFFFF"/>
+        <w:spacing w:before="280" w:after="280" w:line="240" w:lineRule="auto"/>
+        <w:rPr>
+          <w:rFonts w:ascii="Arial" w:eastAsia="Arial" w:hAnsi="Arial" w:cs="Arial"/>
+          <w:color w:val="333333"/>
+          <w:sz w:val="28"/>
+          <w:szCs w:val="28"/>
+        </w:rPr>
+      </w:pPr>
+      <w:r>
+        <w:rPr>
+          <w:rFonts w:ascii="Arial" w:eastAsia="Arial" w:hAnsi="Arial" w:cs="Arial"/>
+          <w:b/>
+          <w:color w:val="333333"/>
+          <w:sz w:val="28"/>
+          <w:szCs w:val="28"/>
+        </w:rPr>
+        <w:t>Step 5:</w:t>
+      </w:r>
+      <w:r>
+        <w:rPr>
+          <w:rFonts w:ascii="Arial" w:eastAsia="Arial" w:hAnsi="Arial" w:cs="Arial"/>
+          <w:color w:val="333333"/>
+          <w:sz w:val="28"/>
+          <w:szCs w:val="28"/>
+        </w:rPr>
+        <w:t> Now repeat Step 4 for all other commits you want to keep.</w:t>
+      </w:r>
+    </w:p>
+    <w:p>
+      <w:pPr>
+        <w:shd w:val="clear" w:color="auto" w:fill="FFFFFF"/>
+        <w:spacing w:before="280" w:after="280" w:line="240" w:lineRule="auto"/>
+        <w:rPr>
+          <w:rFonts w:ascii="Arial" w:eastAsia="Arial" w:hAnsi="Arial" w:cs="Arial"/>
+          <w:color w:val="333333"/>
+          <w:sz w:val="28"/>
+          <w:szCs w:val="28"/>
+        </w:rPr>
+      </w:pPr>
+      <w:r>
+        <w:rPr>
+          <w:rFonts w:ascii="Arial" w:eastAsia="Arial" w:hAnsi="Arial" w:cs="Arial"/>
+          <w:b/>
+          <w:color w:val="333333"/>
+          <w:sz w:val="28"/>
+          <w:szCs w:val="28"/>
+        </w:rPr>
+        <w:t>Step 6:</w:t>
+      </w:r>
+      <w:r>
+        <w:rPr>
+          <w:rFonts w:ascii="Arial" w:eastAsia="Arial" w:hAnsi="Arial" w:cs="Arial"/>
+          <w:color w:val="333333"/>
+          <w:sz w:val="28"/>
+          <w:szCs w:val="28"/>
+        </w:rPr>
+        <w:t xml:space="preserve"> Once all commits have been added to your new branch and have been </w:t>
+      </w:r>
+      <w:proofErr w:type="spellStart"/>
+      <w:r>
+        <w:rPr>
+          <w:rFonts w:ascii="Arial" w:eastAsia="Arial" w:hAnsi="Arial" w:cs="Arial"/>
+          <w:color w:val="333333"/>
+          <w:sz w:val="28"/>
+          <w:szCs w:val="28"/>
+        </w:rPr>
+        <w:t>commited</w:t>
+      </w:r>
+      <w:proofErr w:type="spellEnd"/>
+      <w:r>
+        <w:rPr>
+          <w:rFonts w:ascii="Arial" w:eastAsia="Arial" w:hAnsi="Arial" w:cs="Arial"/>
+          <w:color w:val="333333"/>
+          <w:sz w:val="28"/>
+          <w:szCs w:val="28"/>
+        </w:rPr>
+        <w:t xml:space="preserve">. Check that everything is in the correct state and working as intended. Double check everything has been </w:t>
+      </w:r>
+      <w:proofErr w:type="spellStart"/>
+      <w:r>
+        <w:rPr>
+          <w:rFonts w:ascii="Arial" w:eastAsia="Arial" w:hAnsi="Arial" w:cs="Arial"/>
+          <w:color w:val="333333"/>
+          <w:sz w:val="28"/>
+          <w:szCs w:val="28"/>
+        </w:rPr>
+        <w:t>commited</w:t>
+      </w:r>
+      <w:proofErr w:type="spellEnd"/>
+      <w:r>
+        <w:rPr>
+          <w:rFonts w:ascii="Arial" w:eastAsia="Arial" w:hAnsi="Arial" w:cs="Arial"/>
+          <w:color w:val="333333"/>
+          <w:sz w:val="28"/>
+          <w:szCs w:val="28"/>
+        </w:rPr>
+        <w:t>: </w:t>
+      </w:r>
+      <w:r>
+        <w:rPr>
+          <w:rFonts w:ascii="Arial" w:eastAsia="Arial" w:hAnsi="Arial" w:cs="Arial"/>
+          <w:color w:val="333333"/>
+          <w:sz w:val="28"/>
+          <w:szCs w:val="28"/>
+          <w:highlight w:val="white"/>
+        </w:rPr>
+        <w:t>git status</w:t>
+      </w:r>
+    </w:p>
+    <w:p>
+      <w:pPr>
+        <w:shd w:val="clear" w:color="auto" w:fill="FFFFFF"/>
+        <w:spacing w:before="280" w:after="280" w:line="240" w:lineRule="auto"/>
+        <w:rPr>
+          <w:rFonts w:ascii="Arial" w:eastAsia="Arial" w:hAnsi="Arial" w:cs="Arial"/>
+          <w:color w:val="333333"/>
+          <w:sz w:val="28"/>
+          <w:szCs w:val="28"/>
+        </w:rPr>
+      </w:pPr>
+      <w:r>
+        <w:rPr>
+          <w:rFonts w:ascii="Arial" w:eastAsia="Arial" w:hAnsi="Arial" w:cs="Arial"/>
+          <w:b/>
+          <w:color w:val="333333"/>
+          <w:sz w:val="28"/>
+          <w:szCs w:val="28"/>
+        </w:rPr>
+        <w:t>Step 7:</w:t>
+      </w:r>
+      <w:r>
+        <w:rPr>
+          <w:rFonts w:ascii="Arial" w:eastAsia="Arial" w:hAnsi="Arial" w:cs="Arial"/>
+          <w:color w:val="333333"/>
+          <w:sz w:val="28"/>
+          <w:szCs w:val="28"/>
+        </w:rPr>
+        <w:t> Switch to your broken branch </w:t>
+      </w:r>
+      <w:r>
+        <w:rPr>
+          <w:rFonts w:ascii="Arial" w:eastAsia="Arial" w:hAnsi="Arial" w:cs="Arial"/>
+          <w:color w:val="333333"/>
+          <w:sz w:val="28"/>
+          <w:szCs w:val="28"/>
+          <w:highlight w:val="white"/>
+        </w:rPr>
+        <w:t>git checkout &lt;broken branch&gt;</w:t>
+      </w:r>
+    </w:p>
+    <w:p>
+      <w:pPr>
+        <w:shd w:val="clear" w:color="auto" w:fill="FFFFFF"/>
+        <w:spacing w:before="280" w:after="280" w:line="240" w:lineRule="auto"/>
+        <w:rPr>
+          <w:rFonts w:ascii="Arial" w:eastAsia="Arial" w:hAnsi="Arial" w:cs="Arial"/>
+          <w:color w:val="333333"/>
+          <w:sz w:val="28"/>
+          <w:szCs w:val="28"/>
+        </w:rPr>
+      </w:pPr>
+      <w:r>
+        <w:rPr>
+          <w:rFonts w:ascii="Arial" w:eastAsia="Arial" w:hAnsi="Arial" w:cs="Arial"/>
+          <w:b/>
+          <w:color w:val="333333"/>
+          <w:sz w:val="28"/>
+          <w:szCs w:val="28"/>
+        </w:rPr>
+        <w:t>Step 8:</w:t>
+      </w:r>
+      <w:r>
+        <w:rPr>
+          <w:rFonts w:ascii="Arial" w:eastAsia="Arial" w:hAnsi="Arial" w:cs="Arial"/>
+          <w:color w:val="333333"/>
+          <w:sz w:val="28"/>
+          <w:szCs w:val="28"/>
+        </w:rPr>
+        <w:t xml:space="preserve"> Now perform a hard reset on the broken branch to the commit prior to the one </w:t>
+      </w:r>
+      <w:proofErr w:type="spellStart"/>
+      <w:r>
+        <w:rPr>
+          <w:rFonts w:ascii="Arial" w:eastAsia="Arial" w:hAnsi="Arial" w:cs="Arial"/>
+          <w:color w:val="333333"/>
+          <w:sz w:val="28"/>
+          <w:szCs w:val="28"/>
+        </w:rPr>
+        <w:t>your</w:t>
+      </w:r>
+      <w:proofErr w:type="spellEnd"/>
+      <w:r>
+        <w:rPr>
+          <w:rFonts w:ascii="Arial" w:eastAsia="Arial" w:hAnsi="Arial" w:cs="Arial"/>
+          <w:color w:val="333333"/>
+          <w:sz w:val="28"/>
+          <w:szCs w:val="28"/>
+        </w:rPr>
+        <w:t xml:space="preserve"> want to remove </w:t>
+      </w:r>
+      <w:r>
+        <w:rPr>
+          <w:rFonts w:ascii="Arial" w:eastAsia="Arial" w:hAnsi="Arial" w:cs="Arial"/>
+          <w:color w:val="333333"/>
+          <w:sz w:val="28"/>
+          <w:szCs w:val="28"/>
+          <w:highlight w:val="white"/>
+        </w:rPr>
+        <w:t>git reset --hard &lt;commit hash&gt;</w:t>
+      </w:r>
+    </w:p>
+    <w:p>
+      <w:pPr>
+        <w:shd w:val="clear" w:color="auto" w:fill="FFFFFF"/>
+        <w:spacing w:before="280" w:after="280" w:line="240" w:lineRule="auto"/>
+        <w:rPr>
+          <w:rFonts w:ascii="Arial" w:eastAsia="Arial" w:hAnsi="Arial" w:cs="Arial"/>
+          <w:color w:val="333333"/>
+          <w:sz w:val="28"/>
+          <w:szCs w:val="28"/>
+        </w:rPr>
+      </w:pPr>
+      <w:r>
+        <w:rPr>
+          <w:rFonts w:ascii="Arial" w:eastAsia="Arial" w:hAnsi="Arial" w:cs="Arial"/>
+          <w:b/>
+          <w:color w:val="333333"/>
+          <w:sz w:val="28"/>
+          <w:szCs w:val="28"/>
+        </w:rPr>
+        <w:t>Step 9:</w:t>
+      </w:r>
+      <w:r>
+        <w:rPr>
+          <w:rFonts w:ascii="Arial" w:eastAsia="Arial" w:hAnsi="Arial" w:cs="Arial"/>
+          <w:color w:val="333333"/>
+          <w:sz w:val="28"/>
+          <w:szCs w:val="28"/>
+        </w:rPr>
+        <w:t> Merge your fixed branch into this branch </w:t>
+      </w:r>
+      <w:r>
+        <w:rPr>
+          <w:rFonts w:ascii="Arial" w:eastAsia="Arial" w:hAnsi="Arial" w:cs="Arial"/>
+          <w:color w:val="333333"/>
+          <w:sz w:val="28"/>
+          <w:szCs w:val="28"/>
+          <w:highlight w:val="white"/>
+        </w:rPr>
+        <w:t>git merge &lt;branch name&gt;</w:t>
+      </w:r>
+    </w:p>
+    <w:p>
+      <w:pPr>
+        <w:shd w:val="clear" w:color="auto" w:fill="FFFFFF"/>
+        <w:spacing w:before="280" w:after="280" w:line="240" w:lineRule="auto"/>
+        <w:rPr>
+          <w:rFonts w:ascii="Arial" w:eastAsia="Arial" w:hAnsi="Arial" w:cs="Arial"/>
+          <w:color w:val="333333"/>
+          <w:sz w:val="28"/>
+          <w:szCs w:val="28"/>
+        </w:rPr>
+      </w:pPr>
+      <w:r>
+        <w:rPr>
+          <w:rFonts w:ascii="Arial" w:eastAsia="Arial" w:hAnsi="Arial" w:cs="Arial"/>
+          <w:b/>
+          <w:color w:val="333333"/>
+          <w:sz w:val="28"/>
+          <w:szCs w:val="28"/>
+        </w:rPr>
+        <w:t>Step 10:</w:t>
+      </w:r>
+      <w:r>
+        <w:rPr>
+          <w:rFonts w:ascii="Arial" w:eastAsia="Arial" w:hAnsi="Arial" w:cs="Arial"/>
+          <w:color w:val="333333"/>
+          <w:sz w:val="28"/>
+          <w:szCs w:val="28"/>
+        </w:rPr>
+        <w:t> Push the merged changes back to origin. </w:t>
+      </w:r>
+      <w:r>
+        <w:rPr>
+          <w:rFonts w:ascii="Arial" w:eastAsia="Arial" w:hAnsi="Arial" w:cs="Arial"/>
+          <w:b/>
+          <w:color w:val="333333"/>
+          <w:sz w:val="28"/>
+          <w:szCs w:val="28"/>
+        </w:rPr>
+        <w:t>WARNING: This will overwrite the remote repo!</w:t>
+      </w:r>
+      <w:r>
+        <w:rPr>
+          <w:rFonts w:ascii="Arial" w:eastAsia="Arial" w:hAnsi="Arial" w:cs="Arial"/>
+          <w:color w:val="333333"/>
+          <w:sz w:val="28"/>
+          <w:szCs w:val="28"/>
+        </w:rPr>
+        <w:t> </w:t>
+      </w:r>
+      <w:r>
+        <w:rPr>
+          <w:rFonts w:ascii="Arial" w:eastAsia="Arial" w:hAnsi="Arial" w:cs="Arial"/>
+          <w:color w:val="333333"/>
+          <w:sz w:val="28"/>
+          <w:szCs w:val="28"/>
+          <w:highlight w:val="white"/>
+        </w:rPr>
+        <w:t>git push --force origin &lt;branch name&gt;</w:t>
+      </w:r>
+    </w:p>
+    <w:p>
+      <w:pPr>
+        <w:shd w:val="clear" w:color="auto" w:fill="FFFFFF"/>
+        <w:spacing w:before="280" w:after="280" w:line="240" w:lineRule="auto"/>
+        <w:rPr>
+          <w:rFonts w:ascii="Arial" w:eastAsia="Arial" w:hAnsi="Arial" w:cs="Arial"/>
+          <w:color w:val="333333"/>
+          <w:sz w:val="28"/>
+          <w:szCs w:val="28"/>
+        </w:rPr>
+      </w:pPr>
+      <w:r>
+        <w:rPr>
+          <w:rFonts w:ascii="Arial" w:eastAsia="Arial" w:hAnsi="Arial" w:cs="Arial"/>
+          <w:color w:val="333333"/>
+          <w:sz w:val="28"/>
+          <w:szCs w:val="28"/>
+        </w:rPr>
+        <w:t>You can do the process without creating a new branch by replacing </w:t>
+      </w:r>
+      <w:r>
+        <w:rPr>
+          <w:rFonts w:ascii="Arial" w:eastAsia="Arial" w:hAnsi="Arial" w:cs="Arial"/>
+          <w:b/>
+          <w:color w:val="333333"/>
+          <w:sz w:val="28"/>
+          <w:szCs w:val="28"/>
+        </w:rPr>
+        <w:t>Step 2 &amp; 3</w:t>
+      </w:r>
+      <w:r>
+        <w:rPr>
+          <w:rFonts w:ascii="Arial" w:eastAsia="Arial" w:hAnsi="Arial" w:cs="Arial"/>
+          <w:color w:val="333333"/>
+          <w:sz w:val="28"/>
+          <w:szCs w:val="28"/>
+        </w:rPr>
+        <w:t> with </w:t>
+      </w:r>
+      <w:r>
+        <w:rPr>
+          <w:rFonts w:ascii="Arial" w:eastAsia="Arial" w:hAnsi="Arial" w:cs="Arial"/>
+          <w:b/>
+          <w:color w:val="333333"/>
+          <w:sz w:val="28"/>
+          <w:szCs w:val="28"/>
+        </w:rPr>
+        <w:t>Step 8</w:t>
+      </w:r>
+      <w:r>
+        <w:rPr>
+          <w:rFonts w:ascii="Arial" w:eastAsia="Arial" w:hAnsi="Arial" w:cs="Arial"/>
+          <w:color w:val="333333"/>
+          <w:sz w:val="28"/>
+          <w:szCs w:val="28"/>
+        </w:rPr>
+        <w:t> then not carry out </w:t>
+      </w:r>
+      <w:r>
+        <w:rPr>
+          <w:rFonts w:ascii="Arial" w:eastAsia="Arial" w:hAnsi="Arial" w:cs="Arial"/>
+          <w:b/>
+          <w:color w:val="333333"/>
+          <w:sz w:val="28"/>
+          <w:szCs w:val="28"/>
+        </w:rPr>
+        <w:t>Step 7 &amp; 9.</w:t>
+      </w:r>
+    </w:p>
+    <w:p>
+      <w:pPr>
+        <w:rPr>
+          <w:rFonts w:ascii="Arial" w:eastAsia="Arial" w:hAnsi="Arial" w:cs="Arial"/>
+          <w:sz w:val="28"/>
+          <w:szCs w:val="28"/>
+        </w:rPr>
+      </w:pPr>
+    </w:p>
+    <w:p>
+      <w:pPr>
+        <w:rPr>
+          <w:rFonts w:ascii="Arial" w:eastAsia="Arial" w:hAnsi="Arial" w:cs="Arial"/>
+          <w:sz w:val="28"/>
+          <w:szCs w:val="28"/>
+        </w:rPr>
+      </w:pPr>
+      <w:r>
+        <w:rPr>
+          <w:rFonts w:ascii="Arial" w:eastAsia="Arial" w:hAnsi="Arial" w:cs="Arial"/>
+          <w:sz w:val="28"/>
+          <w:szCs w:val="28"/>
+        </w:rPr>
+        <w:lastRenderedPageBreak/>
+        <w:t xml:space="preserve">9.how, you copy file in </w:t>
+      </w:r>
+      <w:proofErr w:type="spellStart"/>
+      <w:r>
+        <w:rPr>
+          <w:rFonts w:ascii="Arial" w:eastAsia="Arial" w:hAnsi="Arial" w:cs="Arial"/>
+          <w:sz w:val="28"/>
+          <w:szCs w:val="28"/>
+        </w:rPr>
+        <w:t>linux</w:t>
+      </w:r>
+      <w:proofErr w:type="spellEnd"/>
+      <w:r>
+        <w:rPr>
+          <w:rFonts w:ascii="Arial" w:eastAsia="Arial" w:hAnsi="Arial" w:cs="Arial"/>
+          <w:sz w:val="28"/>
+          <w:szCs w:val="28"/>
+        </w:rPr>
+        <w:t>?</w:t>
+      </w:r>
+    </w:p>
+    <w:p>
+      <w:pPr>
+        <w:rPr>
+          <w:rFonts w:ascii="Arial" w:eastAsia="Arial" w:hAnsi="Arial" w:cs="Arial"/>
+          <w:sz w:val="28"/>
+          <w:szCs w:val="28"/>
+        </w:rPr>
+      </w:pPr>
+      <w:r>
+        <w:rPr>
+          <w:rFonts w:ascii="Arial" w:eastAsia="Arial" w:hAnsi="Arial" w:cs="Arial"/>
+          <w:sz w:val="28"/>
+          <w:szCs w:val="28"/>
+        </w:rPr>
+        <w:t>Ans: cp filename</w:t>
+      </w:r>
+    </w:p>
+    <w:p>
+      <w:pPr>
+        <w:rPr>
+          <w:rFonts w:ascii="Arial" w:eastAsia="Arial" w:hAnsi="Arial" w:cs="Arial"/>
+          <w:sz w:val="28"/>
+          <w:szCs w:val="28"/>
+        </w:rPr>
+      </w:pPr>
+      <w:r>
+        <w:rPr>
+          <w:rFonts w:ascii="Arial" w:eastAsia="Arial" w:hAnsi="Arial" w:cs="Arial"/>
+          <w:sz w:val="28"/>
+          <w:szCs w:val="28"/>
+        </w:rPr>
+        <w:t xml:space="preserve">10. how u integrate web server in </w:t>
+      </w:r>
+      <w:proofErr w:type="spellStart"/>
+      <w:r>
+        <w:rPr>
+          <w:rFonts w:ascii="Arial" w:eastAsia="Arial" w:hAnsi="Arial" w:cs="Arial"/>
+          <w:sz w:val="28"/>
+          <w:szCs w:val="28"/>
+        </w:rPr>
+        <w:t>aws</w:t>
+      </w:r>
+      <w:proofErr w:type="spellEnd"/>
+      <w:r>
+        <w:rPr>
+          <w:rFonts w:ascii="Arial" w:eastAsia="Arial" w:hAnsi="Arial" w:cs="Arial"/>
+          <w:sz w:val="28"/>
+          <w:szCs w:val="28"/>
+        </w:rPr>
+        <w:t>?</w:t>
+      </w:r>
+    </w:p>
+    <w:p>
+      <w:pPr>
+        <w:rPr>
+          <w:rFonts w:ascii="Arial" w:eastAsia="Arial" w:hAnsi="Arial" w:cs="Arial"/>
+          <w:sz w:val="28"/>
+          <w:szCs w:val="28"/>
+        </w:rPr>
+      </w:pPr>
+      <w:r>
+        <w:rPr>
+          <w:rFonts w:ascii="Arial" w:eastAsia="Arial" w:hAnsi="Arial" w:cs="Arial"/>
+          <w:sz w:val="28"/>
+          <w:szCs w:val="28"/>
+        </w:rPr>
+        <w:t xml:space="preserve">Ans: create ec2 instance and install </w:t>
+      </w:r>
+      <w:proofErr w:type="spellStart"/>
+      <w:r>
+        <w:rPr>
+          <w:rFonts w:ascii="Arial" w:eastAsia="Arial" w:hAnsi="Arial" w:cs="Arial"/>
+          <w:sz w:val="28"/>
+          <w:szCs w:val="28"/>
+        </w:rPr>
+        <w:t>apache</w:t>
+      </w:r>
+      <w:proofErr w:type="spellEnd"/>
+      <w:r>
+        <w:rPr>
+          <w:rFonts w:ascii="Arial" w:eastAsia="Arial" w:hAnsi="Arial" w:cs="Arial"/>
+          <w:sz w:val="28"/>
+          <w:szCs w:val="28"/>
+        </w:rPr>
+        <w:t xml:space="preserve"> web server</w:t>
+      </w:r>
+    </w:p>
+    <w:p>
+      <w:pPr>
+        <w:rPr>
+          <w:rFonts w:ascii="Arial" w:eastAsia="Arial" w:hAnsi="Arial" w:cs="Arial"/>
+          <w:sz w:val="28"/>
+          <w:szCs w:val="28"/>
+        </w:rPr>
+      </w:pPr>
+      <w:r>
+        <w:rPr>
+          <w:rFonts w:ascii="Arial" w:eastAsia="Arial" w:hAnsi="Arial" w:cs="Arial"/>
+          <w:sz w:val="28"/>
+          <w:szCs w:val="28"/>
+        </w:rPr>
+        <w:t xml:space="preserve">11.how u create multiple branches in </w:t>
+      </w:r>
+      <w:proofErr w:type="gramStart"/>
+      <w:r>
+        <w:rPr>
+          <w:rFonts w:ascii="Arial" w:eastAsia="Arial" w:hAnsi="Arial" w:cs="Arial"/>
+          <w:sz w:val="28"/>
+          <w:szCs w:val="28"/>
+        </w:rPr>
+        <w:t>git ?</w:t>
+      </w:r>
+      <w:proofErr w:type="gramEnd"/>
+    </w:p>
+    <w:p>
+      <w:pPr>
+        <w:rPr>
+          <w:rFonts w:ascii="Arial" w:eastAsia="Arial" w:hAnsi="Arial" w:cs="Arial"/>
+          <w:sz w:val="28"/>
+          <w:szCs w:val="28"/>
+        </w:rPr>
+      </w:pPr>
+      <w:r>
+        <w:rPr>
+          <w:rFonts w:ascii="Arial" w:eastAsia="Arial" w:hAnsi="Arial" w:cs="Arial"/>
+          <w:sz w:val="28"/>
+          <w:szCs w:val="28"/>
+        </w:rPr>
+        <w:t xml:space="preserve">Ans: by using </w:t>
+      </w:r>
+      <w:proofErr w:type="spellStart"/>
+      <w:r>
+        <w:rPr>
+          <w:rFonts w:ascii="Arial" w:eastAsia="Arial" w:hAnsi="Arial" w:cs="Arial"/>
+          <w:sz w:val="28"/>
+          <w:szCs w:val="28"/>
+        </w:rPr>
+        <w:t>worktree</w:t>
+      </w:r>
+      <w:proofErr w:type="spellEnd"/>
+      <w:r>
+        <w:rPr>
+          <w:rFonts w:ascii="Arial" w:eastAsia="Arial" w:hAnsi="Arial" w:cs="Arial"/>
+          <w:sz w:val="28"/>
+          <w:szCs w:val="28"/>
+        </w:rPr>
+        <w:t xml:space="preserve"> feature in Git.</w:t>
+      </w:r>
+    </w:p>
+    <w:p>
+      <w:pPr>
+        <w:rPr>
+          <w:rFonts w:ascii="Arial" w:eastAsia="Arial" w:hAnsi="Arial" w:cs="Arial"/>
+          <w:sz w:val="28"/>
+          <w:szCs w:val="28"/>
+        </w:rPr>
+      </w:pPr>
+      <w:r>
+        <w:rPr>
+          <w:rFonts w:ascii="Arial" w:eastAsia="Arial" w:hAnsi="Arial" w:cs="Arial"/>
+          <w:sz w:val="28"/>
+          <w:szCs w:val="28"/>
+        </w:rPr>
+        <w:t>12. what is the purpose of Jenkins home directory?</w:t>
+      </w:r>
+    </w:p>
+    <w:p>
+      <w:pPr>
+        <w:rPr>
+          <w:rFonts w:ascii="Arial" w:eastAsia="Arial" w:hAnsi="Arial" w:cs="Arial"/>
+          <w:sz w:val="28"/>
+          <w:szCs w:val="28"/>
+        </w:rPr>
+      </w:pPr>
+      <w:r>
+        <w:rPr>
+          <w:rFonts w:ascii="Arial" w:eastAsia="Arial" w:hAnsi="Arial" w:cs="Arial"/>
+          <w:sz w:val="28"/>
+          <w:szCs w:val="28"/>
+        </w:rPr>
+        <w:t xml:space="preserve">Ans: it contains all Jenkins info like target directory, xml file </w:t>
+      </w:r>
+      <w:proofErr w:type="gramStart"/>
+      <w:r>
+        <w:rPr>
+          <w:rFonts w:ascii="Arial" w:eastAsia="Arial" w:hAnsi="Arial" w:cs="Arial"/>
+          <w:sz w:val="28"/>
+          <w:szCs w:val="28"/>
+        </w:rPr>
+        <w:t>etc..</w:t>
+      </w:r>
+      <w:proofErr w:type="gramEnd"/>
+      <w:r>
+        <w:rPr>
+          <w:rFonts w:ascii="Arial" w:eastAsia="Arial" w:hAnsi="Arial" w:cs="Arial"/>
+          <w:sz w:val="28"/>
+          <w:szCs w:val="28"/>
+        </w:rPr>
+        <w:t xml:space="preserve"> in it.</w:t>
+      </w:r>
+    </w:p>
+    <w:p>
+      <w:pPr>
+        <w:rPr>
+          <w:rFonts w:ascii="Arial" w:eastAsia="Arial" w:hAnsi="Arial" w:cs="Arial"/>
+          <w:b/>
+          <w:sz w:val="28"/>
+          <w:szCs w:val="28"/>
+        </w:rPr>
+      </w:pPr>
+    </w:p>
+    <w:p>
+      <w:pPr>
+        <w:rPr>
+          <w:rFonts w:ascii="Arial" w:eastAsia="Arial" w:hAnsi="Arial" w:cs="Arial"/>
+          <w:b/>
+          <w:sz w:val="28"/>
+          <w:szCs w:val="28"/>
+        </w:rPr>
+      </w:pPr>
+      <w:r>
+        <w:rPr>
+          <w:rFonts w:ascii="Arial" w:eastAsia="Arial" w:hAnsi="Arial" w:cs="Arial"/>
+          <w:b/>
+          <w:sz w:val="28"/>
+          <w:szCs w:val="28"/>
+        </w:rPr>
+        <w:t>Quest Global interview questions:</w:t>
+      </w:r>
+    </w:p>
+    <w:p>
+      <w:pPr>
+        <w:rPr>
+          <w:rFonts w:ascii="Arial" w:eastAsia="Arial" w:hAnsi="Arial" w:cs="Arial"/>
+          <w:sz w:val="28"/>
+          <w:szCs w:val="28"/>
+        </w:rPr>
+      </w:pPr>
+      <w:r>
+        <w:rPr>
+          <w:rFonts w:ascii="Arial" w:eastAsia="Arial" w:hAnsi="Arial" w:cs="Arial"/>
+          <w:sz w:val="28"/>
+          <w:szCs w:val="28"/>
+        </w:rPr>
+        <w:t xml:space="preserve">13. Jenkins xml file related </w:t>
+      </w:r>
+    </w:p>
+    <w:p>
+      <w:pPr>
+        <w:rPr>
+          <w:rFonts w:ascii="Arial" w:eastAsia="Arial" w:hAnsi="Arial" w:cs="Arial"/>
+          <w:sz w:val="28"/>
+          <w:szCs w:val="28"/>
+        </w:rPr>
+      </w:pPr>
+      <w:r>
+        <w:rPr>
+          <w:rFonts w:ascii="Arial" w:eastAsia="Arial" w:hAnsi="Arial" w:cs="Arial"/>
+          <w:sz w:val="28"/>
+          <w:szCs w:val="28"/>
+        </w:rPr>
+        <w:t>14. how u build in Jenkins?</w:t>
+      </w:r>
+    </w:p>
+    <w:p>
+      <w:pPr>
+        <w:rPr>
+          <w:rFonts w:ascii="Arial" w:eastAsia="Arial" w:hAnsi="Arial" w:cs="Arial"/>
+          <w:sz w:val="28"/>
+          <w:szCs w:val="28"/>
+        </w:rPr>
+      </w:pPr>
+      <w:r>
+        <w:rPr>
+          <w:rFonts w:ascii="Arial" w:eastAsia="Arial" w:hAnsi="Arial" w:cs="Arial"/>
+          <w:sz w:val="28"/>
+          <w:szCs w:val="28"/>
+        </w:rPr>
+        <w:t xml:space="preserve">Ans: </w:t>
+      </w:r>
+    </w:p>
+    <w:p>
+      <w:pPr>
+        <w:rPr>
+          <w:rFonts w:ascii="Arial" w:eastAsia="Arial" w:hAnsi="Arial" w:cs="Arial"/>
+          <w:sz w:val="28"/>
+          <w:szCs w:val="28"/>
+        </w:rPr>
+      </w:pPr>
+      <w:r>
+        <w:rPr>
+          <w:rFonts w:ascii="Arial" w:eastAsia="Arial" w:hAnsi="Arial" w:cs="Arial"/>
+          <w:sz w:val="28"/>
+          <w:szCs w:val="28"/>
+        </w:rPr>
+        <w:t>1. Login ton Jenkins</w:t>
+      </w:r>
+    </w:p>
+    <w:p>
+      <w:pPr>
+        <w:rPr>
+          <w:rFonts w:ascii="Arial" w:eastAsia="Arial" w:hAnsi="Arial" w:cs="Arial"/>
+          <w:sz w:val="28"/>
+          <w:szCs w:val="28"/>
+        </w:rPr>
+      </w:pPr>
+      <w:r>
+        <w:rPr>
+          <w:rFonts w:ascii="Arial" w:eastAsia="Arial" w:hAnsi="Arial" w:cs="Arial"/>
+          <w:sz w:val="28"/>
+          <w:szCs w:val="28"/>
+        </w:rPr>
+        <w:t>2. click new item</w:t>
+      </w:r>
+    </w:p>
+    <w:p>
+      <w:pPr>
+        <w:rPr>
+          <w:rFonts w:ascii="Arial" w:eastAsia="Arial" w:hAnsi="Arial" w:cs="Arial"/>
+          <w:sz w:val="28"/>
+          <w:szCs w:val="28"/>
+        </w:rPr>
+      </w:pPr>
+      <w:r>
+        <w:rPr>
+          <w:rFonts w:ascii="Arial" w:eastAsia="Arial" w:hAnsi="Arial" w:cs="Arial"/>
+          <w:sz w:val="28"/>
+          <w:szCs w:val="28"/>
+        </w:rPr>
+        <w:t>3. give name for new item</w:t>
+      </w:r>
+    </w:p>
+    <w:p>
+      <w:pPr>
+        <w:rPr>
+          <w:rFonts w:ascii="Arial" w:eastAsia="Arial" w:hAnsi="Arial" w:cs="Arial"/>
+          <w:sz w:val="28"/>
+          <w:szCs w:val="28"/>
+        </w:rPr>
+      </w:pPr>
+      <w:r>
+        <w:rPr>
+          <w:rFonts w:ascii="Arial" w:eastAsia="Arial" w:hAnsi="Arial" w:cs="Arial"/>
+          <w:sz w:val="28"/>
+          <w:szCs w:val="28"/>
+        </w:rPr>
+        <w:t>4. select freestyle project.</w:t>
+      </w:r>
+    </w:p>
+    <w:p>
+      <w:pPr>
+        <w:rPr>
+          <w:rFonts w:ascii="Arial" w:eastAsia="Arial" w:hAnsi="Arial" w:cs="Arial"/>
+          <w:sz w:val="28"/>
+          <w:szCs w:val="28"/>
+        </w:rPr>
+      </w:pPr>
+      <w:r>
+        <w:rPr>
+          <w:rFonts w:ascii="Arial" w:eastAsia="Arial" w:hAnsi="Arial" w:cs="Arial"/>
+          <w:sz w:val="28"/>
+          <w:szCs w:val="28"/>
+        </w:rPr>
+        <w:t xml:space="preserve">5. Configure with required settings like taking source code from Git </w:t>
+      </w:r>
+      <w:proofErr w:type="gramStart"/>
+      <w:r>
+        <w:rPr>
+          <w:rFonts w:ascii="Arial" w:eastAsia="Arial" w:hAnsi="Arial" w:cs="Arial"/>
+          <w:sz w:val="28"/>
+          <w:szCs w:val="28"/>
+        </w:rPr>
+        <w:t>etc..</w:t>
+      </w:r>
+      <w:proofErr w:type="gramEnd"/>
+    </w:p>
+    <w:p>
+      <w:pPr>
+        <w:rPr>
+          <w:rFonts w:ascii="Arial" w:eastAsia="Arial" w:hAnsi="Arial" w:cs="Arial"/>
+          <w:sz w:val="28"/>
+          <w:szCs w:val="28"/>
+        </w:rPr>
+      </w:pPr>
+      <w:r>
+        <w:rPr>
+          <w:rFonts w:ascii="Arial" w:eastAsia="Arial" w:hAnsi="Arial" w:cs="Arial"/>
+          <w:sz w:val="28"/>
+          <w:szCs w:val="28"/>
+        </w:rPr>
+        <w:t>15. what is virtualization? In docker?</w:t>
+      </w:r>
+    </w:p>
+    <w:p>
+      <w:pPr>
+        <w:shd w:val="clear" w:color="auto" w:fill="FFFFFF"/>
+        <w:spacing w:after="0" w:line="240" w:lineRule="auto"/>
+        <w:rPr>
+          <w:rFonts w:ascii="Arial" w:eastAsia="Arial" w:hAnsi="Arial" w:cs="Arial"/>
+          <w:color w:val="202124"/>
+          <w:sz w:val="28"/>
+          <w:szCs w:val="28"/>
+        </w:rPr>
+      </w:pPr>
+      <w:r>
+        <w:rPr>
+          <w:rFonts w:ascii="Arial" w:eastAsia="Arial" w:hAnsi="Arial" w:cs="Arial"/>
+          <w:color w:val="202124"/>
+          <w:sz w:val="28"/>
+          <w:szCs w:val="28"/>
+        </w:rPr>
+        <w:t>Ans: Docker is basically using the </w:t>
+      </w:r>
+      <w:r>
+        <w:rPr>
+          <w:rFonts w:ascii="Arial" w:eastAsia="Arial" w:hAnsi="Arial" w:cs="Arial"/>
+          <w:b/>
+          <w:color w:val="202124"/>
+          <w:sz w:val="28"/>
+          <w:szCs w:val="28"/>
+        </w:rPr>
+        <w:t>OS-level virtualization</w:t>
+      </w:r>
+      <w:r>
+        <w:rPr>
+          <w:rFonts w:ascii="Arial" w:eastAsia="Arial" w:hAnsi="Arial" w:cs="Arial"/>
+          <w:color w:val="202124"/>
+          <w:sz w:val="28"/>
+          <w:szCs w:val="28"/>
+        </w:rPr>
+        <w:t>, Linux namespaces and control groups, for example. Its overhead is very thin compared to a virtualization technique, like Hypervisor used by virtual machines</w:t>
+      </w:r>
+    </w:p>
+    <w:p>
+      <w:pPr>
+        <w:rPr>
+          <w:rFonts w:ascii="Arial" w:eastAsia="Arial" w:hAnsi="Arial" w:cs="Arial"/>
+          <w:sz w:val="28"/>
+          <w:szCs w:val="28"/>
+        </w:rPr>
+      </w:pPr>
+    </w:p>
+    <w:p>
+      <w:pPr>
+        <w:rPr>
+          <w:rFonts w:ascii="Arial" w:eastAsia="Arial" w:hAnsi="Arial" w:cs="Arial"/>
+          <w:sz w:val="28"/>
+          <w:szCs w:val="28"/>
+        </w:rPr>
+      </w:pPr>
+      <w:r>
+        <w:rPr>
+          <w:rFonts w:ascii="Arial" w:eastAsia="Arial" w:hAnsi="Arial" w:cs="Arial"/>
+          <w:sz w:val="28"/>
+          <w:szCs w:val="28"/>
+        </w:rPr>
+        <w:t>16. how many docker components are there?</w:t>
+      </w:r>
+    </w:p>
+    <w:p>
+      <w:pPr>
+        <w:rPr>
+          <w:rFonts w:ascii="Arial" w:eastAsia="Arial" w:hAnsi="Arial" w:cs="Arial"/>
+          <w:color w:val="70757A"/>
+          <w:sz w:val="28"/>
+          <w:szCs w:val="28"/>
+          <w:highlight w:val="white"/>
+        </w:rPr>
+      </w:pPr>
+      <w:r>
+        <w:rPr>
+          <w:rFonts w:ascii="Arial" w:eastAsia="Arial" w:hAnsi="Arial" w:cs="Arial"/>
+          <w:sz w:val="28"/>
+          <w:szCs w:val="28"/>
+        </w:rPr>
+        <w:t xml:space="preserve">Ans: </w:t>
+      </w:r>
+      <w:r>
+        <w:rPr>
+          <w:rFonts w:ascii="Arial" w:eastAsia="Arial" w:hAnsi="Arial" w:cs="Arial"/>
+          <w:color w:val="202124"/>
+          <w:sz w:val="28"/>
+          <w:szCs w:val="28"/>
+          <w:highlight w:val="white"/>
+        </w:rPr>
+        <w:t>There are </w:t>
+      </w:r>
+      <w:r>
+        <w:rPr>
+          <w:rFonts w:ascii="Arial" w:eastAsia="Arial" w:hAnsi="Arial" w:cs="Arial"/>
+          <w:b/>
+          <w:color w:val="202124"/>
+          <w:sz w:val="28"/>
+          <w:szCs w:val="28"/>
+          <w:highlight w:val="white"/>
+        </w:rPr>
+        <w:t>three parts</w:t>
+      </w:r>
+      <w:r>
+        <w:rPr>
+          <w:rFonts w:ascii="Arial" w:eastAsia="Arial" w:hAnsi="Arial" w:cs="Arial"/>
+          <w:color w:val="202124"/>
+          <w:sz w:val="28"/>
+          <w:szCs w:val="28"/>
+          <w:highlight w:val="white"/>
+        </w:rPr>
+        <w:t> to the Docker Engine: Server: The Docker daemon (</w:t>
+      </w:r>
+      <w:proofErr w:type="spellStart"/>
+      <w:r>
+        <w:rPr>
+          <w:rFonts w:ascii="Arial" w:eastAsia="Arial" w:hAnsi="Arial" w:cs="Arial"/>
+          <w:color w:val="202124"/>
+          <w:sz w:val="28"/>
+          <w:szCs w:val="28"/>
+          <w:highlight w:val="white"/>
+        </w:rPr>
+        <w:t>dockerd</w:t>
+      </w:r>
+      <w:proofErr w:type="spellEnd"/>
+      <w:r>
+        <w:rPr>
+          <w:rFonts w:ascii="Arial" w:eastAsia="Arial" w:hAnsi="Arial" w:cs="Arial"/>
+          <w:color w:val="202124"/>
+          <w:sz w:val="28"/>
+          <w:szCs w:val="28"/>
+          <w:highlight w:val="white"/>
+        </w:rPr>
+        <w:t xml:space="preserve">) </w:t>
+      </w:r>
+      <w:proofErr w:type="gramStart"/>
+      <w:r>
+        <w:rPr>
+          <w:rFonts w:ascii="Arial" w:eastAsia="Arial" w:hAnsi="Arial" w:cs="Arial"/>
+          <w:color w:val="202124"/>
+          <w:sz w:val="28"/>
+          <w:szCs w:val="28"/>
+          <w:highlight w:val="white"/>
+        </w:rPr>
+        <w:t>is in charge of</w:t>
+      </w:r>
+      <w:proofErr w:type="gramEnd"/>
+      <w:r>
+        <w:rPr>
+          <w:rFonts w:ascii="Arial" w:eastAsia="Arial" w:hAnsi="Arial" w:cs="Arial"/>
+          <w:color w:val="202124"/>
+          <w:sz w:val="28"/>
+          <w:szCs w:val="28"/>
+          <w:highlight w:val="white"/>
+        </w:rPr>
+        <w:t xml:space="preserve"> creating and managing containers. Rest API: The Rest API enables the communication between </w:t>
+      </w:r>
+      <w:r>
+        <w:rPr>
+          <w:rFonts w:ascii="Arial" w:eastAsia="Arial" w:hAnsi="Arial" w:cs="Arial"/>
+          <w:color w:val="202124"/>
+          <w:sz w:val="28"/>
+          <w:szCs w:val="28"/>
+          <w:highlight w:val="white"/>
+        </w:rPr>
+        <w:lastRenderedPageBreak/>
+        <w:t xml:space="preserve">applications and Docker and gives </w:t>
+      </w:r>
+      <w:proofErr w:type="spellStart"/>
+      <w:r>
+        <w:rPr>
+          <w:rFonts w:ascii="Arial" w:eastAsia="Arial" w:hAnsi="Arial" w:cs="Arial"/>
+          <w:color w:val="202124"/>
+          <w:sz w:val="28"/>
+          <w:szCs w:val="28"/>
+          <w:highlight w:val="white"/>
+        </w:rPr>
+        <w:t>Dockerd</w:t>
+      </w:r>
+      <w:proofErr w:type="spellEnd"/>
+      <w:r>
+        <w:rPr>
+          <w:rFonts w:ascii="Arial" w:eastAsia="Arial" w:hAnsi="Arial" w:cs="Arial"/>
+          <w:color w:val="202124"/>
+          <w:sz w:val="28"/>
+          <w:szCs w:val="28"/>
+          <w:highlight w:val="white"/>
+        </w:rPr>
+        <w:t xml:space="preserve"> instructions. Command Line Interface (CLI): Docker commands are executed using the CLI.</w:t>
+      </w:r>
+    </w:p>
+    <w:p>
+      <w:pPr>
+        <w:rPr>
+          <w:rFonts w:ascii="Arial" w:eastAsia="Arial" w:hAnsi="Arial" w:cs="Arial"/>
+          <w:sz w:val="28"/>
+          <w:szCs w:val="28"/>
+        </w:rPr>
+      </w:pPr>
+      <w:r>
+        <w:rPr>
+          <w:rFonts w:ascii="Arial" w:eastAsia="Arial" w:hAnsi="Arial" w:cs="Arial"/>
+          <w:noProof/>
+          <w:sz w:val="28"/>
+          <w:szCs w:val="28"/>
+        </w:rPr>
+        <w:drawing>
+          <wp:inline distT="0" distB="0" distL="0" distR="0" wp14:anchorId="2852B7B3" wp14:editId="085E2553">
+            <wp:extent cx="5731510" cy="5731510"/>
+            <wp:effectExtent l="0" t="0" r="0" b="0"/>
+            <wp:docPr id="1" name="image1.png" descr="Docker Components and Use Cases"/>
+            <wp:cNvGraphicFramePr/>
+            <a:graphic xmlns:a="http://schemas.openxmlformats.org/drawingml/2006/main">
+              <a:graphicData uri="http://schemas.openxmlformats.org/drawingml/2006/picture">
+                <pic:pic xmlns:pic="http://schemas.openxmlformats.org/drawingml/2006/picture">
+                  <pic:nvPicPr>
+                    <pic:cNvPr id="0" name="image1.png" descr="Docker Components and Use Cases"/>
+                    <pic:cNvPicPr preferRelativeResize="0"/>
+                  </pic:nvPicPr>
+                  <pic:blipFill>
+                    <a:blip r:embed="rId5"/>
+                    <a:srcRect/>
+                    <a:stretch>
+                      <a:fillRect/>
+                    </a:stretch>
+                  </pic:blipFill>
+                  <pic:spPr>
+                    <a:xfrm>
+                      <a:off x="0" y="0"/>
+                      <a:ext cx="5731510" cy="5731510"/>
+                    </a:xfrm>
+                    <a:prstGeom prst="rect">
+                      <a:avLst/>
+                    </a:prstGeom>
+                    <a:ln/>
+                  </pic:spPr>
+                </pic:pic>
+              </a:graphicData>
+            </a:graphic>
+          </wp:inline>
+        </w:drawing>
+      </w:r>
+    </w:p>
+    <w:p>
+      <w:pPr>
+        <w:rPr>
+          <w:rFonts w:ascii="Arial" w:eastAsia="Arial" w:hAnsi="Arial" w:cs="Arial"/>
+          <w:sz w:val="28"/>
+          <w:szCs w:val="28"/>
+        </w:rPr>
+      </w:pPr>
+      <w:r>
+        <w:rPr>
+          <w:rFonts w:ascii="Arial" w:eastAsia="Arial" w:hAnsi="Arial" w:cs="Arial"/>
+          <w:sz w:val="28"/>
+          <w:szCs w:val="28"/>
+        </w:rPr>
+        <w:t>17. what is docker hub?</w:t>
+      </w:r>
+    </w:p>
+    <w:p>
+      <w:pPr>
+        <w:rPr>
+          <w:rFonts w:ascii="Arial" w:eastAsia="Arial" w:hAnsi="Arial" w:cs="Arial"/>
+          <w:sz w:val="28"/>
+          <w:szCs w:val="28"/>
+        </w:rPr>
+      </w:pPr>
+      <w:r>
+        <w:rPr>
+          <w:rFonts w:ascii="Arial" w:eastAsia="Arial" w:hAnsi="Arial" w:cs="Arial"/>
+          <w:sz w:val="28"/>
+          <w:szCs w:val="28"/>
+        </w:rPr>
+        <w:t xml:space="preserve">Ans: </w:t>
+      </w:r>
+      <w:r>
+        <w:rPr>
+          <w:rFonts w:ascii="Arial" w:eastAsia="Arial" w:hAnsi="Arial" w:cs="Arial"/>
+          <w:color w:val="202124"/>
+          <w:sz w:val="28"/>
+          <w:szCs w:val="28"/>
+          <w:highlight w:val="white"/>
+        </w:rPr>
+        <w:t>Docker Hub is </w:t>
+      </w:r>
+      <w:r>
+        <w:rPr>
+          <w:rFonts w:ascii="Arial" w:eastAsia="Arial" w:hAnsi="Arial" w:cs="Arial"/>
+          <w:b/>
+          <w:color w:val="202124"/>
+          <w:sz w:val="28"/>
+          <w:szCs w:val="28"/>
+          <w:highlight w:val="white"/>
+        </w:rPr>
+        <w:t>a service provided by Docker for finding and sharing container images with your team</w:t>
+      </w:r>
+      <w:r>
+        <w:rPr>
+          <w:rFonts w:ascii="Arial" w:eastAsia="Arial" w:hAnsi="Arial" w:cs="Arial"/>
+          <w:color w:val="202124"/>
+          <w:sz w:val="28"/>
+          <w:szCs w:val="28"/>
+          <w:highlight w:val="white"/>
+        </w:rPr>
+        <w:t>.</w:t>
+      </w:r>
+    </w:p>
+    <w:p>
+      <w:pPr>
+        <w:rPr>
+          <w:rFonts w:ascii="Arial" w:eastAsia="Arial" w:hAnsi="Arial" w:cs="Arial"/>
+          <w:sz w:val="28"/>
+          <w:szCs w:val="28"/>
+        </w:rPr>
+      </w:pPr>
+      <w:r>
+        <w:rPr>
+          <w:rFonts w:ascii="Arial" w:eastAsia="Arial" w:hAnsi="Arial" w:cs="Arial"/>
+          <w:sz w:val="28"/>
+          <w:szCs w:val="28"/>
+        </w:rPr>
+        <w:t>18. what is docker image registry?</w:t>
+      </w:r>
+    </w:p>
+    <w:p>
+      <w:pPr>
+        <w:rPr>
+          <w:rFonts w:ascii="Arial" w:eastAsia="Arial" w:hAnsi="Arial" w:cs="Arial"/>
+          <w:sz w:val="28"/>
+          <w:szCs w:val="28"/>
+        </w:rPr>
+      </w:pPr>
+      <w:r>
+        <w:rPr>
+          <w:rFonts w:ascii="Arial" w:eastAsia="Arial" w:hAnsi="Arial" w:cs="Arial"/>
+          <w:sz w:val="28"/>
+          <w:szCs w:val="28"/>
+        </w:rPr>
+        <w:t xml:space="preserve">Ans: </w:t>
+      </w:r>
+      <w:r>
+        <w:rPr>
+          <w:rFonts w:ascii="Arial" w:eastAsia="Arial" w:hAnsi="Arial" w:cs="Arial"/>
+          <w:color w:val="202124"/>
+          <w:sz w:val="28"/>
+          <w:szCs w:val="28"/>
+          <w:highlight w:val="white"/>
+        </w:rPr>
+        <w:t>A Docker registry is </w:t>
+      </w:r>
+      <w:r>
+        <w:rPr>
+          <w:rFonts w:ascii="Arial" w:eastAsia="Arial" w:hAnsi="Arial" w:cs="Arial"/>
+          <w:b/>
+          <w:color w:val="202124"/>
+          <w:sz w:val="28"/>
+          <w:szCs w:val="28"/>
+          <w:highlight w:val="white"/>
+        </w:rPr>
+        <w:t>a storage and distribution system for named Docker images</w:t>
+      </w:r>
+      <w:r>
+        <w:rPr>
+          <w:rFonts w:ascii="Arial" w:eastAsia="Arial" w:hAnsi="Arial" w:cs="Arial"/>
+          <w:color w:val="202124"/>
+          <w:sz w:val="28"/>
+          <w:szCs w:val="28"/>
+          <w:highlight w:val="white"/>
+        </w:rPr>
+        <w:t xml:space="preserve">. The same image might have multiple different versions, identified by their tags. A Docker registry is organized into Docker </w:t>
+      </w:r>
+      <w:proofErr w:type="gramStart"/>
+      <w:r>
+        <w:rPr>
+          <w:rFonts w:ascii="Arial" w:eastAsia="Arial" w:hAnsi="Arial" w:cs="Arial"/>
+          <w:color w:val="202124"/>
+          <w:sz w:val="28"/>
+          <w:szCs w:val="28"/>
+          <w:highlight w:val="white"/>
+        </w:rPr>
+        <w:t>repositories ,</w:t>
+      </w:r>
+      <w:proofErr w:type="gramEnd"/>
+      <w:r>
+        <w:rPr>
+          <w:rFonts w:ascii="Arial" w:eastAsia="Arial" w:hAnsi="Arial" w:cs="Arial"/>
+          <w:color w:val="202124"/>
+          <w:sz w:val="28"/>
+          <w:szCs w:val="28"/>
+          <w:highlight w:val="white"/>
+        </w:rPr>
+        <w:t xml:space="preserve"> where a repository holds all the versions of a specific image.</w:t>
+      </w:r>
+    </w:p>
+    <w:p>
+      <w:pPr>
+        <w:rPr>
+          <w:rFonts w:ascii="Arial" w:eastAsia="Arial" w:hAnsi="Arial" w:cs="Arial"/>
+          <w:sz w:val="28"/>
+          <w:szCs w:val="28"/>
+        </w:rPr>
+      </w:pPr>
+      <w:r>
+        <w:rPr>
+          <w:rFonts w:ascii="Arial" w:eastAsia="Arial" w:hAnsi="Arial" w:cs="Arial"/>
+          <w:sz w:val="28"/>
+          <w:szCs w:val="28"/>
+        </w:rPr>
+        <w:lastRenderedPageBreak/>
+        <w:t>19 how you delete file in git?</w:t>
+      </w:r>
+    </w:p>
+    <w:p>
+      <w:pPr>
+        <w:rPr>
+          <w:rFonts w:ascii="Arial" w:eastAsia="Arial" w:hAnsi="Arial" w:cs="Arial"/>
+          <w:sz w:val="28"/>
+          <w:szCs w:val="28"/>
+        </w:rPr>
+      </w:pPr>
+      <w:r>
+        <w:rPr>
+          <w:rFonts w:ascii="Arial" w:eastAsia="Arial" w:hAnsi="Arial" w:cs="Arial"/>
+          <w:sz w:val="28"/>
+          <w:szCs w:val="28"/>
+        </w:rPr>
+        <w:t xml:space="preserve">Ans: </w:t>
+      </w:r>
+      <w:r>
+        <w:rPr>
+          <w:rFonts w:ascii="Arial" w:eastAsia="Arial" w:hAnsi="Arial" w:cs="Arial"/>
+          <w:color w:val="202124"/>
+          <w:sz w:val="28"/>
+          <w:szCs w:val="28"/>
+          <w:highlight w:val="white"/>
+        </w:rPr>
+        <w:t>The easiest way to delete a file in your Git repository is to </w:t>
+      </w:r>
+      <w:r>
+        <w:rPr>
+          <w:rFonts w:ascii="Arial" w:eastAsia="Arial" w:hAnsi="Arial" w:cs="Arial"/>
+          <w:b/>
+          <w:color w:val="202124"/>
+          <w:sz w:val="28"/>
+          <w:szCs w:val="28"/>
+          <w:highlight w:val="white"/>
+        </w:rPr>
+        <w:t>execute the “git rm” command and to specify the file to be deleted</w:t>
+      </w:r>
+      <w:r>
+        <w:rPr>
+          <w:rFonts w:ascii="Arial" w:eastAsia="Arial" w:hAnsi="Arial" w:cs="Arial"/>
+          <w:color w:val="202124"/>
+          <w:sz w:val="28"/>
+          <w:szCs w:val="28"/>
+          <w:highlight w:val="white"/>
+        </w:rPr>
+        <w:t>. Note that by using the “git rm” command, the file will also be deleted from the filesystem</w:t>
+      </w:r>
+    </w:p>
+    <w:p>
+      <w:pPr>
+        <w:rPr>
+          <w:rFonts w:ascii="Arial" w:eastAsia="Arial" w:hAnsi="Arial" w:cs="Arial"/>
+          <w:sz w:val="28"/>
+          <w:szCs w:val="28"/>
+        </w:rPr>
+      </w:pPr>
+      <w:r>
+        <w:rPr>
+          <w:rFonts w:ascii="Arial" w:eastAsia="Arial" w:hAnsi="Arial" w:cs="Arial"/>
+          <w:sz w:val="28"/>
+          <w:szCs w:val="28"/>
+        </w:rPr>
+        <w:t>20. how can you copy Jenkins from one server to another server?</w:t>
+      </w:r>
+    </w:p>
+    <w:p>
+      <w:pPr>
+        <w:numPr>
+          <w:ilvl w:val="0"/>
+          <w:numId w:val="4"/>
+        </w:numPr>
+        <w:pBdr>
+          <w:top w:val="nil"/>
+          <w:left w:val="nil"/>
+          <w:bottom w:val="nil"/>
+          <w:right w:val="nil"/>
+          <w:between w:val="nil"/>
+        </w:pBdr>
+        <w:shd w:val="clear" w:color="auto" w:fill="FFFFFF"/>
+        <w:spacing w:after="0" w:line="240" w:lineRule="auto"/>
+        <w:rPr>
+          <w:color w:val="404040"/>
+          <w:sz w:val="28"/>
+          <w:szCs w:val="28"/>
+        </w:rPr>
+      </w:pPr>
+      <w:r>
+        <w:rPr>
+          <w:rFonts w:ascii="Arial" w:eastAsia="Arial" w:hAnsi="Arial" w:cs="Arial"/>
+          <w:sz w:val="28"/>
+          <w:szCs w:val="28"/>
+        </w:rPr>
+        <w:t xml:space="preserve">Ans: </w:t>
+      </w:r>
+      <w:r>
+        <w:rPr>
+          <w:rFonts w:ascii="Arial" w:eastAsia="Arial" w:hAnsi="Arial" w:cs="Arial"/>
+          <w:color w:val="404040"/>
+          <w:sz w:val="28"/>
+          <w:szCs w:val="28"/>
+        </w:rPr>
+        <w:t>Install a fresh Jenkins instance on the new server</w:t>
+      </w:r>
+    </w:p>
+    <w:p>
+      <w:pPr>
+        <w:numPr>
+          <w:ilvl w:val="0"/>
+          <w:numId w:val="4"/>
+        </w:numPr>
+        <w:pBdr>
+          <w:top w:val="nil"/>
+          <w:left w:val="nil"/>
+          <w:bottom w:val="nil"/>
+          <w:right w:val="nil"/>
+          <w:between w:val="nil"/>
+        </w:pBdr>
+        <w:shd w:val="clear" w:color="auto" w:fill="FFFFFF"/>
+        <w:spacing w:after="0" w:line="240" w:lineRule="auto"/>
+        <w:rPr>
+          <w:color w:val="404040"/>
+          <w:sz w:val="28"/>
+          <w:szCs w:val="28"/>
+        </w:rPr>
+      </w:pPr>
+      <w:r>
+        <w:rPr>
+          <w:rFonts w:ascii="Arial" w:eastAsia="Arial" w:hAnsi="Arial" w:cs="Arial"/>
+          <w:color w:val="404040"/>
+          <w:sz w:val="28"/>
+          <w:szCs w:val="28"/>
+        </w:rPr>
+        <w:t>Be sure the old and the new Jenkins instances are stopped</w:t>
+      </w:r>
+    </w:p>
+    <w:p>
+      <w:pPr>
+        <w:numPr>
+          <w:ilvl w:val="0"/>
+          <w:numId w:val="4"/>
+        </w:numPr>
+        <w:pBdr>
+          <w:top w:val="nil"/>
+          <w:left w:val="nil"/>
+          <w:bottom w:val="nil"/>
+          <w:right w:val="nil"/>
+          <w:between w:val="nil"/>
+        </w:pBdr>
+        <w:shd w:val="clear" w:color="auto" w:fill="FFFFFF"/>
+        <w:spacing w:after="0" w:line="240" w:lineRule="auto"/>
+        <w:rPr>
+          <w:color w:val="404040"/>
+          <w:sz w:val="28"/>
+          <w:szCs w:val="28"/>
+        </w:rPr>
+      </w:pPr>
+      <w:r>
+        <w:rPr>
+          <w:rFonts w:ascii="Arial" w:eastAsia="Arial" w:hAnsi="Arial" w:cs="Arial"/>
+          <w:color w:val="404040"/>
+          <w:sz w:val="28"/>
+          <w:szCs w:val="28"/>
+        </w:rPr>
+        <w:t>Archive all the content of the JENKINS_HOME of the old Jenkins instance</w:t>
+      </w:r>
+    </w:p>
+    <w:p>
+      <w:pPr>
+        <w:numPr>
+          <w:ilvl w:val="0"/>
+          <w:numId w:val="4"/>
+        </w:numPr>
+        <w:pBdr>
+          <w:top w:val="nil"/>
+          <w:left w:val="nil"/>
+          <w:bottom w:val="nil"/>
+          <w:right w:val="nil"/>
+          <w:between w:val="nil"/>
+        </w:pBdr>
+        <w:shd w:val="clear" w:color="auto" w:fill="FFFFFF"/>
+        <w:spacing w:after="0" w:line="240" w:lineRule="auto"/>
+        <w:rPr>
+          <w:color w:val="404040"/>
+          <w:sz w:val="28"/>
+          <w:szCs w:val="28"/>
+        </w:rPr>
+      </w:pPr>
+      <w:r>
+        <w:rPr>
+          <w:rFonts w:ascii="Arial" w:eastAsia="Arial" w:hAnsi="Arial" w:cs="Arial"/>
+          <w:color w:val="404040"/>
+          <w:sz w:val="28"/>
+          <w:szCs w:val="28"/>
+        </w:rPr>
+        <w:t>Extract the archive into the new JENKINS_HOME directory</w:t>
+      </w:r>
+    </w:p>
+    <w:p>
+      <w:pPr>
+        <w:numPr>
+          <w:ilvl w:val="0"/>
+          <w:numId w:val="4"/>
+        </w:numPr>
+        <w:pBdr>
+          <w:top w:val="nil"/>
+          <w:left w:val="nil"/>
+          <w:bottom w:val="nil"/>
+          <w:right w:val="nil"/>
+          <w:between w:val="nil"/>
+        </w:pBdr>
+        <w:shd w:val="clear" w:color="auto" w:fill="FFFFFF"/>
+        <w:spacing w:after="0" w:line="240" w:lineRule="auto"/>
+        <w:rPr>
+          <w:color w:val="404040"/>
+          <w:sz w:val="28"/>
+          <w:szCs w:val="28"/>
+        </w:rPr>
+      </w:pPr>
+      <w:r>
+        <w:rPr>
+          <w:rFonts w:ascii="Arial" w:eastAsia="Arial" w:hAnsi="Arial" w:cs="Arial"/>
+          <w:color w:val="404040"/>
+          <w:sz w:val="28"/>
+          <w:szCs w:val="28"/>
+        </w:rPr>
+        <w:t>Launch the new Jenkins instance</w:t>
+      </w:r>
+    </w:p>
+    <w:p>
+      <w:pPr>
+        <w:numPr>
+          <w:ilvl w:val="0"/>
+          <w:numId w:val="4"/>
+        </w:numPr>
+        <w:pBdr>
+          <w:top w:val="nil"/>
+          <w:left w:val="nil"/>
+          <w:bottom w:val="nil"/>
+          <w:right w:val="nil"/>
+          <w:between w:val="nil"/>
+        </w:pBdr>
+        <w:shd w:val="clear" w:color="auto" w:fill="FFFFFF"/>
+        <w:spacing w:after="0" w:line="240" w:lineRule="auto"/>
+        <w:rPr>
+          <w:color w:val="404040"/>
+          <w:sz w:val="28"/>
+          <w:szCs w:val="28"/>
+        </w:rPr>
+      </w:pPr>
+      <w:r>
+        <w:rPr>
+          <w:rFonts w:ascii="Arial" w:eastAsia="Arial" w:hAnsi="Arial" w:cs="Arial"/>
+          <w:color w:val="404040"/>
+          <w:sz w:val="28"/>
+          <w:szCs w:val="28"/>
+        </w:rPr>
+        <w:t>Do not forget to change documentation/links to your new instance of Jenkins :)</w:t>
+      </w:r>
+    </w:p>
+    <w:p>
+      <w:pPr>
+        <w:numPr>
+          <w:ilvl w:val="0"/>
+          <w:numId w:val="4"/>
+        </w:numPr>
+        <w:pBdr>
+          <w:top w:val="nil"/>
+          <w:left w:val="nil"/>
+          <w:bottom w:val="nil"/>
+          <w:right w:val="nil"/>
+          <w:between w:val="nil"/>
+        </w:pBdr>
+        <w:shd w:val="clear" w:color="auto" w:fill="FFFFFF"/>
+        <w:spacing w:after="0" w:line="240" w:lineRule="auto"/>
+        <w:rPr>
+          <w:color w:val="404040"/>
+          <w:sz w:val="28"/>
+          <w:szCs w:val="28"/>
+        </w:rPr>
+      </w:pPr>
+      <w:r>
+        <w:rPr>
+          <w:rFonts w:ascii="Arial" w:eastAsia="Arial" w:hAnsi="Arial" w:cs="Arial"/>
+          <w:color w:val="404040"/>
+          <w:sz w:val="28"/>
+          <w:szCs w:val="28"/>
+        </w:rPr>
+        <w:t xml:space="preserve">Do not forget to change the owner of the new Jenkins </w:t>
+      </w:r>
+      <w:proofErr w:type="gramStart"/>
+      <w:r>
+        <w:rPr>
+          <w:rFonts w:ascii="Arial" w:eastAsia="Arial" w:hAnsi="Arial" w:cs="Arial"/>
+          <w:color w:val="404040"/>
+          <w:sz w:val="28"/>
+          <w:szCs w:val="28"/>
+        </w:rPr>
+        <w:t>files :</w:t>
+      </w:r>
+      <w:proofErr w:type="gramEnd"/>
+      <w:r>
+        <w:rPr>
+          <w:rFonts w:ascii="Arial" w:eastAsia="Arial" w:hAnsi="Arial" w:cs="Arial"/>
+          <w:color w:val="404040"/>
+          <w:sz w:val="28"/>
+          <w:szCs w:val="28"/>
+        </w:rPr>
+        <w:t> </w:t>
+      </w:r>
+      <w:proofErr w:type="spellStart"/>
+      <w:r>
+        <w:rPr>
+          <w:rFonts w:ascii="Arial" w:eastAsia="Arial" w:hAnsi="Arial" w:cs="Arial"/>
+          <w:color w:val="404040"/>
+          <w:sz w:val="28"/>
+          <w:szCs w:val="28"/>
+        </w:rPr>
+        <w:t>chown</w:t>
+      </w:r>
+      <w:proofErr w:type="spellEnd"/>
+      <w:r>
+        <w:rPr>
+          <w:rFonts w:ascii="Arial" w:eastAsia="Arial" w:hAnsi="Arial" w:cs="Arial"/>
+          <w:color w:val="404040"/>
+          <w:sz w:val="28"/>
+          <w:szCs w:val="28"/>
+        </w:rPr>
+        <w:t xml:space="preserve"> -R </w:t>
+      </w:r>
+      <w:proofErr w:type="spellStart"/>
+      <w:proofErr w:type="gramStart"/>
+      <w:r>
+        <w:rPr>
+          <w:rFonts w:ascii="Arial" w:eastAsia="Arial" w:hAnsi="Arial" w:cs="Arial"/>
+          <w:color w:val="404040"/>
+          <w:sz w:val="28"/>
+          <w:szCs w:val="28"/>
+        </w:rPr>
+        <w:t>jenkins:jenkins</w:t>
+      </w:r>
+      <w:proofErr w:type="spellEnd"/>
+      <w:proofErr w:type="gramEnd"/>
+      <w:r>
+        <w:rPr>
+          <w:rFonts w:ascii="Arial" w:eastAsia="Arial" w:hAnsi="Arial" w:cs="Arial"/>
+          <w:color w:val="404040"/>
+          <w:sz w:val="28"/>
+          <w:szCs w:val="28"/>
+        </w:rPr>
+        <w:t xml:space="preserve"> $JENKINS_HOME</w:t>
+      </w:r>
+    </w:p>
+    <w:p>
+      <w:pPr>
+        <w:rPr>
+          <w:rFonts w:ascii="Arial" w:eastAsia="Arial" w:hAnsi="Arial" w:cs="Arial"/>
+          <w:sz w:val="28"/>
+          <w:szCs w:val="28"/>
+        </w:rPr>
+      </w:pPr>
+    </w:p>
+    <w:p>
+      <w:pPr>
+        <w:rPr>
+          <w:rFonts w:ascii="Arial" w:eastAsia="Arial" w:hAnsi="Arial" w:cs="Arial"/>
+          <w:sz w:val="28"/>
+          <w:szCs w:val="28"/>
+        </w:rPr>
+      </w:pPr>
+      <w:r>
+        <w:rPr>
+          <w:rFonts w:ascii="Arial" w:eastAsia="Arial" w:hAnsi="Arial" w:cs="Arial"/>
+          <w:sz w:val="28"/>
+          <w:szCs w:val="28"/>
+        </w:rPr>
+        <w:t>21. how you do Jenkins pipeline job in your environment?</w:t>
+      </w:r>
+    </w:p>
+    <w:p>
+      <w:pPr>
+        <w:rPr>
+          <w:rFonts w:ascii="Arial" w:eastAsia="Arial" w:hAnsi="Arial" w:cs="Arial"/>
+          <w:sz w:val="28"/>
+          <w:szCs w:val="28"/>
+        </w:rPr>
+      </w:pPr>
+      <w:r>
+        <w:rPr>
+          <w:rFonts w:ascii="Arial" w:eastAsia="Arial" w:hAnsi="Arial" w:cs="Arial"/>
+          <w:sz w:val="28"/>
+          <w:szCs w:val="28"/>
+        </w:rPr>
+        <w:t xml:space="preserve">22. how you check free space in </w:t>
+      </w:r>
+      <w:proofErr w:type="spellStart"/>
+      <w:r>
+        <w:rPr>
+          <w:rFonts w:ascii="Arial" w:eastAsia="Arial" w:hAnsi="Arial" w:cs="Arial"/>
+          <w:sz w:val="28"/>
+          <w:szCs w:val="28"/>
+        </w:rPr>
+        <w:t>linux</w:t>
+      </w:r>
+      <w:proofErr w:type="spellEnd"/>
+      <w:r>
+        <w:rPr>
+          <w:rFonts w:ascii="Arial" w:eastAsia="Arial" w:hAnsi="Arial" w:cs="Arial"/>
+          <w:sz w:val="28"/>
+          <w:szCs w:val="28"/>
+        </w:rPr>
+        <w:t>?</w:t>
+      </w:r>
+    </w:p>
+    <w:p>
+      <w:pPr>
+        <w:rPr>
+          <w:rFonts w:ascii="Arial" w:eastAsia="Arial" w:hAnsi="Arial" w:cs="Arial"/>
+          <w:sz w:val="28"/>
+          <w:szCs w:val="28"/>
+        </w:rPr>
+      </w:pPr>
+      <w:r>
+        <w:rPr>
+          <w:rFonts w:ascii="Arial" w:eastAsia="Arial" w:hAnsi="Arial" w:cs="Arial"/>
+          <w:sz w:val="28"/>
+          <w:szCs w:val="28"/>
+        </w:rPr>
+        <w:t xml:space="preserve">Ans: </w:t>
+      </w:r>
+      <w:proofErr w:type="spellStart"/>
+      <w:r>
+        <w:rPr>
+          <w:rFonts w:ascii="Arial" w:eastAsia="Arial" w:hAnsi="Arial" w:cs="Arial"/>
+          <w:sz w:val="28"/>
+          <w:szCs w:val="28"/>
+        </w:rPr>
+        <w:t>df</w:t>
+      </w:r>
+      <w:proofErr w:type="spellEnd"/>
+      <w:r>
+        <w:rPr>
+          <w:rFonts w:ascii="Arial" w:eastAsia="Arial" w:hAnsi="Arial" w:cs="Arial"/>
+          <w:sz w:val="28"/>
+          <w:szCs w:val="28"/>
+        </w:rPr>
+        <w:t>-Ah</w:t>
+      </w:r>
+    </w:p>
+    <w:p>
+      <w:pPr>
+        <w:rPr>
+          <w:rFonts w:ascii="Arial" w:eastAsia="Arial" w:hAnsi="Arial" w:cs="Arial"/>
+          <w:sz w:val="28"/>
+          <w:szCs w:val="28"/>
+        </w:rPr>
+      </w:pPr>
+      <w:proofErr w:type="spellStart"/>
+      <w:r>
+        <w:rPr>
+          <w:rFonts w:ascii="Arial" w:eastAsia="Arial" w:hAnsi="Arial" w:cs="Arial"/>
+          <w:sz w:val="28"/>
+          <w:szCs w:val="28"/>
+        </w:rPr>
+        <w:t>Df</w:t>
+      </w:r>
+      <w:proofErr w:type="spellEnd"/>
+      <w:r>
+        <w:rPr>
+          <w:rFonts w:ascii="Arial" w:eastAsia="Arial" w:hAnsi="Arial" w:cs="Arial"/>
+          <w:sz w:val="28"/>
+          <w:szCs w:val="28"/>
+        </w:rPr>
+        <w:t xml:space="preserve"> -</w:t>
+      </w:r>
+      <w:proofErr w:type="spellStart"/>
+      <w:r>
+        <w:rPr>
+          <w:rFonts w:ascii="Arial" w:eastAsia="Arial" w:hAnsi="Arial" w:cs="Arial"/>
+          <w:sz w:val="28"/>
+          <w:szCs w:val="28"/>
+        </w:rPr>
+        <w:t>ak</w:t>
+      </w:r>
+      <w:proofErr w:type="spellEnd"/>
+    </w:p>
+    <w:p>
+      <w:pPr>
+        <w:rPr>
+          <w:rFonts w:ascii="Arial" w:eastAsia="Arial" w:hAnsi="Arial" w:cs="Arial"/>
+          <w:sz w:val="28"/>
+          <w:szCs w:val="28"/>
+        </w:rPr>
+      </w:pPr>
+      <w:proofErr w:type="spellStart"/>
+      <w:r>
+        <w:rPr>
+          <w:rFonts w:ascii="Arial" w:eastAsia="Arial" w:hAnsi="Arial" w:cs="Arial"/>
+          <w:sz w:val="28"/>
+          <w:szCs w:val="28"/>
+        </w:rPr>
+        <w:t>Df</w:t>
+      </w:r>
+      <w:proofErr w:type="spellEnd"/>
+      <w:r>
+        <w:rPr>
+          <w:rFonts w:ascii="Arial" w:eastAsia="Arial" w:hAnsi="Arial" w:cs="Arial"/>
+          <w:sz w:val="28"/>
+          <w:szCs w:val="28"/>
+        </w:rPr>
+        <w:t xml:space="preserve"> -am</w:t>
+      </w:r>
+    </w:p>
+    <w:p>
+      <w:pPr>
+        <w:rPr>
+          <w:rFonts w:ascii="Arial" w:eastAsia="Arial" w:hAnsi="Arial" w:cs="Arial"/>
+          <w:sz w:val="28"/>
+          <w:szCs w:val="28"/>
+        </w:rPr>
+      </w:pPr>
+      <w:r>
+        <w:rPr>
+          <w:rFonts w:ascii="Arial" w:eastAsia="Arial" w:hAnsi="Arial" w:cs="Arial"/>
+          <w:sz w:val="28"/>
+          <w:szCs w:val="28"/>
+        </w:rPr>
+        <w:t xml:space="preserve">24. how you delete a file in </w:t>
+      </w:r>
+      <w:proofErr w:type="spellStart"/>
+      <w:r>
+        <w:rPr>
+          <w:rFonts w:ascii="Arial" w:eastAsia="Arial" w:hAnsi="Arial" w:cs="Arial"/>
+          <w:sz w:val="28"/>
+          <w:szCs w:val="28"/>
+        </w:rPr>
+        <w:t>linux</w:t>
+      </w:r>
+      <w:proofErr w:type="spellEnd"/>
+      <w:r>
+        <w:rPr>
+          <w:rFonts w:ascii="Arial" w:eastAsia="Arial" w:hAnsi="Arial" w:cs="Arial"/>
+          <w:sz w:val="28"/>
+          <w:szCs w:val="28"/>
+        </w:rPr>
+        <w:t>?</w:t>
+      </w:r>
+    </w:p>
+    <w:p>
+      <w:pPr>
+        <w:rPr>
+          <w:rFonts w:ascii="Arial" w:eastAsia="Arial" w:hAnsi="Arial" w:cs="Arial"/>
+          <w:sz w:val="28"/>
+          <w:szCs w:val="28"/>
+        </w:rPr>
+      </w:pPr>
+      <w:r>
+        <w:rPr>
+          <w:rFonts w:ascii="Arial" w:eastAsia="Arial" w:hAnsi="Arial" w:cs="Arial"/>
+          <w:sz w:val="28"/>
+          <w:szCs w:val="28"/>
+        </w:rPr>
+        <w:t>Ans: $rm filename</w:t>
+      </w:r>
+    </w:p>
+    <w:p>
+      <w:pPr>
+        <w:rPr>
+          <w:rFonts w:ascii="Arial" w:eastAsia="Arial" w:hAnsi="Arial" w:cs="Arial"/>
+          <w:b/>
+          <w:sz w:val="28"/>
+          <w:szCs w:val="28"/>
+        </w:rPr>
+      </w:pPr>
+    </w:p>
+    <w:p>
+      <w:pPr>
+        <w:rPr>
+          <w:rFonts w:ascii="Arial" w:eastAsia="Arial" w:hAnsi="Arial" w:cs="Arial"/>
+          <w:b/>
+          <w:sz w:val="28"/>
+          <w:szCs w:val="28"/>
+        </w:rPr>
+      </w:pPr>
+    </w:p>
+    <w:p>
+      <w:pPr>
+        <w:rPr>
+          <w:rFonts w:ascii="Arial" w:eastAsia="Arial" w:hAnsi="Arial" w:cs="Arial"/>
+          <w:sz w:val="28"/>
+          <w:szCs w:val="28"/>
+        </w:rPr>
+      </w:pPr>
+      <w:r>
+        <w:rPr>
+          <w:rFonts w:ascii="Arial" w:eastAsia="Arial" w:hAnsi="Arial" w:cs="Arial"/>
+          <w:b/>
+          <w:sz w:val="28"/>
+          <w:szCs w:val="28"/>
+        </w:rPr>
+        <w:t>NTT DATA</w:t>
+      </w:r>
+      <w:r>
+        <w:rPr>
+          <w:rFonts w:ascii="Arial" w:eastAsia="Arial" w:hAnsi="Arial" w:cs="Arial"/>
+          <w:sz w:val="28"/>
+          <w:szCs w:val="28"/>
+        </w:rPr>
+        <w:t xml:space="preserve">: </w:t>
+      </w:r>
+    </w:p>
+    <w:p>
+      <w:pPr>
+        <w:rPr>
+          <w:rFonts w:ascii="Arial" w:eastAsia="Arial" w:hAnsi="Arial" w:cs="Arial"/>
+          <w:sz w:val="28"/>
+          <w:szCs w:val="28"/>
+        </w:rPr>
+      </w:pPr>
+      <w:r>
+        <w:rPr>
+          <w:rFonts w:ascii="Arial" w:eastAsia="Arial" w:hAnsi="Arial" w:cs="Arial"/>
+          <w:sz w:val="28"/>
+          <w:szCs w:val="28"/>
+        </w:rPr>
+        <w:t xml:space="preserve">25.what </w:t>
+      </w:r>
+      <w:proofErr w:type="gramStart"/>
+      <w:r>
+        <w:rPr>
+          <w:rFonts w:ascii="Arial" w:eastAsia="Arial" w:hAnsi="Arial" w:cs="Arial"/>
+          <w:sz w:val="28"/>
+          <w:szCs w:val="28"/>
+        </w:rPr>
+        <w:t>is</w:t>
+      </w:r>
+      <w:proofErr w:type="gramEnd"/>
+      <w:r>
+        <w:rPr>
+          <w:rFonts w:ascii="Arial" w:eastAsia="Arial" w:hAnsi="Arial" w:cs="Arial"/>
+          <w:sz w:val="28"/>
+          <w:szCs w:val="28"/>
+        </w:rPr>
+        <w:t xml:space="preserve"> git rebase? Difference between git rebased </w:t>
+      </w:r>
+      <w:proofErr w:type="gramStart"/>
+      <w:r>
+        <w:rPr>
+          <w:rFonts w:ascii="Arial" w:eastAsia="Arial" w:hAnsi="Arial" w:cs="Arial"/>
+          <w:sz w:val="28"/>
+          <w:szCs w:val="28"/>
+        </w:rPr>
+        <w:t>and..</w:t>
+      </w:r>
+      <w:proofErr w:type="gramEnd"/>
+      <w:r>
+        <w:rPr>
+          <w:rFonts w:ascii="Arial" w:eastAsia="Arial" w:hAnsi="Arial" w:cs="Arial"/>
+          <w:sz w:val="28"/>
+          <w:szCs w:val="28"/>
+        </w:rPr>
+        <w:t xml:space="preserve"> git merge?</w:t>
+      </w:r>
+    </w:p>
+    <w:p>
+      <w:pPr>
+        <w:pBdr>
+          <w:top w:val="nil"/>
+          <w:left w:val="nil"/>
+          <w:bottom w:val="nil"/>
+          <w:right w:val="nil"/>
+          <w:between w:val="nil"/>
+        </w:pBdr>
+        <w:shd w:val="clear" w:color="auto" w:fill="F7F7F7"/>
+        <w:spacing w:line="240" w:lineRule="auto"/>
+        <w:jc w:val="center"/>
+        <w:rPr>
+          <w:rFonts w:ascii="Arial" w:eastAsia="Arial" w:hAnsi="Arial" w:cs="Arial"/>
+          <w:color w:val="666666"/>
+          <w:sz w:val="28"/>
+          <w:szCs w:val="28"/>
+        </w:rPr>
+      </w:pPr>
+      <w:r>
+        <w:rPr>
+          <w:rFonts w:ascii="Arial" w:eastAsia="Arial" w:hAnsi="Arial" w:cs="Arial"/>
+          <w:color w:val="666666"/>
+          <w:sz w:val="28"/>
+          <w:szCs w:val="28"/>
+        </w:rPr>
+        <w:t>Git merge is a command that allows you to merge branches from Git.</w:t>
+      </w:r>
+    </w:p>
+    <w:p>
+      <w:pPr>
+        <w:pBdr>
+          <w:top w:val="nil"/>
+          <w:left w:val="nil"/>
+          <w:bottom w:val="nil"/>
+          <w:right w:val="nil"/>
+          <w:between w:val="nil"/>
+        </w:pBdr>
+        <w:shd w:val="clear" w:color="auto" w:fill="FFFFFF"/>
+        <w:spacing w:line="240" w:lineRule="auto"/>
+        <w:rPr>
+          <w:rFonts w:ascii="Arial" w:eastAsia="Arial" w:hAnsi="Arial" w:cs="Arial"/>
+          <w:color w:val="666666"/>
+          <w:sz w:val="28"/>
+          <w:szCs w:val="28"/>
+        </w:rPr>
+      </w:pPr>
+      <w:r>
+        <w:rPr>
+          <w:rFonts w:ascii="Arial" w:eastAsia="Arial" w:hAnsi="Arial" w:cs="Arial"/>
+          <w:color w:val="666666"/>
+          <w:sz w:val="28"/>
+          <w:szCs w:val="28"/>
+        </w:rPr>
+        <w:t xml:space="preserve">Merging is a common practice for developers. Whether branches are created for testing, bug fixes, or other reasons, merging commits </w:t>
+      </w:r>
+      <w:r>
+        <w:rPr>
+          <w:rFonts w:ascii="Arial" w:eastAsia="Arial" w:hAnsi="Arial" w:cs="Arial"/>
+          <w:color w:val="666666"/>
+          <w:sz w:val="28"/>
+          <w:szCs w:val="28"/>
+        </w:rPr>
+        <w:lastRenderedPageBreak/>
+        <w:t>changes to another branch. It takes the contents of a source branch and integrates it with a target branch.</w:t>
+      </w:r>
+    </w:p>
+    <w:p>
+      <w:pPr>
+        <w:rPr>
+          <w:rFonts w:ascii="Arial" w:eastAsia="Arial" w:hAnsi="Arial" w:cs="Arial"/>
+          <w:color w:val="666666"/>
+          <w:sz w:val="28"/>
+          <w:szCs w:val="28"/>
+          <w:shd w:val="clear" w:color="auto" w:fill="F7F7F7"/>
+        </w:rPr>
+      </w:pPr>
+      <w:proofErr w:type="gramStart"/>
+      <w:r>
+        <w:rPr>
+          <w:rFonts w:ascii="Arial" w:eastAsia="Arial" w:hAnsi="Arial" w:cs="Arial"/>
+          <w:color w:val="666666"/>
+          <w:sz w:val="28"/>
+          <w:szCs w:val="28"/>
+          <w:shd w:val="clear" w:color="auto" w:fill="F7F7F7"/>
+        </w:rPr>
+        <w:t>Git</w:t>
+      </w:r>
+      <w:proofErr w:type="gramEnd"/>
+      <w:r>
+        <w:rPr>
+          <w:rFonts w:ascii="Arial" w:eastAsia="Arial" w:hAnsi="Arial" w:cs="Arial"/>
+          <w:color w:val="666666"/>
+          <w:sz w:val="28"/>
+          <w:szCs w:val="28"/>
+          <w:shd w:val="clear" w:color="auto" w:fill="F7F7F7"/>
+        </w:rPr>
+        <w:t xml:space="preserve"> rebase is a command that allows developers to integrate changes from one branch to another.</w:t>
+      </w:r>
+    </w:p>
+    <w:p>
+      <w:pPr>
+        <w:pBdr>
+          <w:top w:val="nil"/>
+          <w:left w:val="nil"/>
+          <w:bottom w:val="nil"/>
+          <w:right w:val="nil"/>
+          <w:between w:val="nil"/>
+        </w:pBdr>
+        <w:shd w:val="clear" w:color="auto" w:fill="FFFFFF"/>
+        <w:spacing w:line="240" w:lineRule="auto"/>
+        <w:rPr>
+          <w:rFonts w:ascii="Arial" w:eastAsia="Arial" w:hAnsi="Arial" w:cs="Arial"/>
+          <w:color w:val="666666"/>
+          <w:sz w:val="28"/>
+          <w:szCs w:val="28"/>
+        </w:rPr>
+      </w:pPr>
+      <w:r>
+        <w:rPr>
+          <w:rFonts w:ascii="Arial" w:eastAsia="Arial" w:hAnsi="Arial" w:cs="Arial"/>
+          <w:color w:val="666666"/>
+          <w:sz w:val="28"/>
+          <w:szCs w:val="28"/>
+        </w:rPr>
+        <w:t>Git rebase compresses all the changes into a single “patch.” Then it integrates the patch onto the target branch. Unlike merging, rebasing flattens history. It transfers the completed work from one branch to another. In the process, unwanted history is eliminated. </w:t>
+      </w:r>
+    </w:p>
+    <w:p>
+      <w:pPr>
+        <w:pBdr>
+          <w:top w:val="nil"/>
+          <w:left w:val="nil"/>
+          <w:bottom w:val="nil"/>
+          <w:right w:val="nil"/>
+          <w:between w:val="nil"/>
+        </w:pBdr>
+        <w:shd w:val="clear" w:color="auto" w:fill="FFFFFF"/>
+        <w:spacing w:line="240" w:lineRule="auto"/>
+        <w:rPr>
+          <w:rFonts w:ascii="Arial" w:eastAsia="Arial" w:hAnsi="Arial" w:cs="Arial"/>
+          <w:color w:val="666666"/>
+          <w:sz w:val="28"/>
+          <w:szCs w:val="28"/>
+        </w:rPr>
+      </w:pPr>
+      <w:r>
+        <w:rPr>
+          <w:rFonts w:ascii="Arial" w:eastAsia="Arial" w:hAnsi="Arial" w:cs="Arial"/>
+          <w:color w:val="666666"/>
+          <w:sz w:val="28"/>
+          <w:szCs w:val="28"/>
+        </w:rPr>
+        <w:t>Advocates of Git rebase like it because it simplifies their review process.</w:t>
+      </w:r>
+    </w:p>
+    <w:p>
+      <w:pPr>
+        <w:rPr>
+          <w:rFonts w:ascii="Arial" w:eastAsia="Arial" w:hAnsi="Arial" w:cs="Arial"/>
+          <w:sz w:val="28"/>
+          <w:szCs w:val="28"/>
+        </w:rPr>
+      </w:pPr>
+    </w:p>
+    <w:p>
+      <w:pPr>
+        <w:rPr>
+          <w:rFonts w:ascii="Arial" w:eastAsia="Arial" w:hAnsi="Arial" w:cs="Arial"/>
+          <w:sz w:val="28"/>
+          <w:szCs w:val="28"/>
+        </w:rPr>
+      </w:pPr>
+      <w:r>
+        <w:rPr>
+          <w:rFonts w:ascii="Arial" w:eastAsia="Arial" w:hAnsi="Arial" w:cs="Arial"/>
+          <w:sz w:val="28"/>
+          <w:szCs w:val="28"/>
+        </w:rPr>
+        <w:t>26.difference between ansible playbooks and roles?</w:t>
+      </w:r>
+    </w:p>
+    <w:p>
+      <w:pPr>
+        <w:shd w:val="clear" w:color="auto" w:fill="FFFFFF"/>
+        <w:spacing w:after="0" w:line="240" w:lineRule="auto"/>
+        <w:rPr>
+          <w:rFonts w:ascii="Arial" w:eastAsia="Arial" w:hAnsi="Arial" w:cs="Arial"/>
+          <w:color w:val="202124"/>
+          <w:sz w:val="28"/>
+          <w:szCs w:val="28"/>
+        </w:rPr>
+      </w:pPr>
+      <w:r>
+        <w:rPr>
+          <w:rFonts w:ascii="Arial" w:eastAsia="Arial" w:hAnsi="Arial" w:cs="Arial"/>
+          <w:color w:val="202124"/>
+          <w:sz w:val="28"/>
+          <w:szCs w:val="28"/>
+        </w:rPr>
+        <w:t xml:space="preserve">Ans: Playbooks and roles are similar. Different at the same time. A playbook is a standalone file that Ansible can run that contains </w:t>
+      </w:r>
+      <w:proofErr w:type="gramStart"/>
+      <w:r>
+        <w:rPr>
+          <w:rFonts w:ascii="Arial" w:eastAsia="Arial" w:hAnsi="Arial" w:cs="Arial"/>
+          <w:color w:val="202124"/>
+          <w:sz w:val="28"/>
+          <w:szCs w:val="28"/>
+        </w:rPr>
+        <w:t>all of</w:t>
+      </w:r>
+      <w:proofErr w:type="gramEnd"/>
+      <w:r>
+        <w:rPr>
+          <w:rFonts w:ascii="Arial" w:eastAsia="Arial" w:hAnsi="Arial" w:cs="Arial"/>
+          <w:color w:val="202124"/>
+          <w:sz w:val="28"/>
+          <w:szCs w:val="28"/>
+        </w:rPr>
+        <w:t xml:space="preserve"> the information required to set a machine's state to what you expect. A playbook can contain variables, tasks, handlers, roles, and even other playbooks, all in the same file</w:t>
+      </w:r>
+    </w:p>
+    <w:p>
+      <w:pPr>
+        <w:rPr>
+          <w:rFonts w:ascii="Arial" w:eastAsia="Arial" w:hAnsi="Arial" w:cs="Arial"/>
+          <w:sz w:val="28"/>
+          <w:szCs w:val="28"/>
+        </w:rPr>
+      </w:pPr>
+    </w:p>
+    <w:p>
+      <w:pPr>
+        <w:rPr>
+          <w:rFonts w:ascii="Arial" w:eastAsia="Arial" w:hAnsi="Arial" w:cs="Arial"/>
+          <w:sz w:val="28"/>
+          <w:szCs w:val="28"/>
+        </w:rPr>
+      </w:pPr>
+      <w:r>
+        <w:rPr>
+          <w:rFonts w:ascii="Arial" w:eastAsia="Arial" w:hAnsi="Arial" w:cs="Arial"/>
+          <w:sz w:val="28"/>
+          <w:szCs w:val="28"/>
+        </w:rPr>
+        <w:t xml:space="preserve">27.how can u connect corporate data centre through </w:t>
+      </w:r>
+      <w:proofErr w:type="spellStart"/>
+      <w:r>
+        <w:rPr>
+          <w:rFonts w:ascii="Arial" w:eastAsia="Arial" w:hAnsi="Arial" w:cs="Arial"/>
+          <w:sz w:val="28"/>
+          <w:szCs w:val="28"/>
+        </w:rPr>
+        <w:t>aws</w:t>
+      </w:r>
+      <w:proofErr w:type="spellEnd"/>
+      <w:r>
+        <w:rPr>
+          <w:rFonts w:ascii="Arial" w:eastAsia="Arial" w:hAnsi="Arial" w:cs="Arial"/>
+          <w:sz w:val="28"/>
+          <w:szCs w:val="28"/>
+        </w:rPr>
+        <w:t>?</w:t>
+      </w:r>
+    </w:p>
+    <w:p>
+      <w:pPr>
+        <w:rPr>
+          <w:rFonts w:ascii="Arial" w:eastAsia="Arial" w:hAnsi="Arial" w:cs="Arial"/>
+          <w:sz w:val="28"/>
+          <w:szCs w:val="28"/>
+        </w:rPr>
+      </w:pPr>
+      <w:proofErr w:type="gramStart"/>
+      <w:r>
+        <w:rPr>
+          <w:rFonts w:ascii="Arial" w:eastAsia="Arial" w:hAnsi="Arial" w:cs="Arial"/>
+          <w:sz w:val="28"/>
+          <w:szCs w:val="28"/>
+        </w:rPr>
+        <w:t>Ans:-</w:t>
+      </w:r>
+      <w:proofErr w:type="gramEnd"/>
+      <w:r>
+        <w:rPr>
+          <w:rFonts w:ascii="Arial" w:eastAsia="Arial" w:hAnsi="Arial" w:cs="Arial"/>
+          <w:sz w:val="28"/>
+          <w:szCs w:val="28"/>
+        </w:rPr>
+        <w:t xml:space="preserve"> </w:t>
+      </w:r>
+      <w:r>
+        <w:rPr>
+          <w:rFonts w:ascii="Arial" w:eastAsia="Arial" w:hAnsi="Arial" w:cs="Arial"/>
+          <w:b/>
+          <w:color w:val="202124"/>
+          <w:sz w:val="28"/>
+          <w:szCs w:val="28"/>
+          <w:highlight w:val="white"/>
+        </w:rPr>
+        <w:t>AWS Direct Connect enables you to securely connect your AWS environment to your on-premises data centre or office location over a standard 1Gb or 10Gb Ethernet fibre-optic connection</w:t>
+      </w:r>
+      <w:r>
+        <w:rPr>
+          <w:rFonts w:ascii="Arial" w:eastAsia="Arial" w:hAnsi="Arial" w:cs="Arial"/>
+          <w:color w:val="202124"/>
+          <w:sz w:val="28"/>
+          <w:szCs w:val="28"/>
+          <w:highlight w:val="white"/>
+        </w:rPr>
+        <w:t>. AWS Direct Connect offers dedicated high speed, low latency connection, which bypasses internet service providers in your network path.</w:t>
+      </w:r>
+    </w:p>
+    <w:p>
+      <w:pPr>
+        <w:rPr>
+          <w:rFonts w:ascii="Arial" w:eastAsia="Arial" w:hAnsi="Arial" w:cs="Arial"/>
+          <w:sz w:val="28"/>
+          <w:szCs w:val="28"/>
+        </w:rPr>
+      </w:pPr>
+      <w:r>
+        <w:rPr>
+          <w:rFonts w:ascii="Arial" w:eastAsia="Arial" w:hAnsi="Arial" w:cs="Arial"/>
+          <w:sz w:val="28"/>
+          <w:szCs w:val="28"/>
+        </w:rPr>
+        <w:t xml:space="preserve">28. what is IAM user in </w:t>
+      </w:r>
+      <w:proofErr w:type="spellStart"/>
+      <w:r>
+        <w:rPr>
+          <w:rFonts w:ascii="Arial" w:eastAsia="Arial" w:hAnsi="Arial" w:cs="Arial"/>
+          <w:sz w:val="28"/>
+          <w:szCs w:val="28"/>
+        </w:rPr>
+        <w:t>aws</w:t>
+      </w:r>
+      <w:proofErr w:type="spellEnd"/>
+      <w:r>
+        <w:rPr>
+          <w:rFonts w:ascii="Arial" w:eastAsia="Arial" w:hAnsi="Arial" w:cs="Arial"/>
+          <w:sz w:val="28"/>
+          <w:szCs w:val="28"/>
+        </w:rPr>
+        <w:t>?</w:t>
+      </w:r>
+    </w:p>
+    <w:p>
+      <w:pPr>
+        <w:rPr>
+          <w:rFonts w:ascii="Arial" w:eastAsia="Arial" w:hAnsi="Arial" w:cs="Arial"/>
+          <w:sz w:val="28"/>
+          <w:szCs w:val="28"/>
+        </w:rPr>
+      </w:pPr>
+      <w:r>
+        <w:rPr>
+          <w:rFonts w:ascii="Arial" w:eastAsia="Arial" w:hAnsi="Arial" w:cs="Arial"/>
+          <w:sz w:val="28"/>
+          <w:szCs w:val="28"/>
+        </w:rPr>
+        <w:t xml:space="preserve">29. what is </w:t>
+      </w:r>
+      <w:proofErr w:type="spellStart"/>
+      <w:r>
+        <w:rPr>
+          <w:rFonts w:ascii="Arial" w:eastAsia="Arial" w:hAnsi="Arial" w:cs="Arial"/>
+          <w:sz w:val="28"/>
+          <w:szCs w:val="28"/>
+        </w:rPr>
+        <w:t>cmd</w:t>
+      </w:r>
+      <w:proofErr w:type="spellEnd"/>
+      <w:r>
+        <w:rPr>
+          <w:rFonts w:ascii="Arial" w:eastAsia="Arial" w:hAnsi="Arial" w:cs="Arial"/>
+          <w:sz w:val="28"/>
+          <w:szCs w:val="28"/>
+        </w:rPr>
+        <w:t xml:space="preserve"> and </w:t>
+      </w:r>
+      <w:proofErr w:type="spellStart"/>
+      <w:r>
+        <w:rPr>
+          <w:rFonts w:ascii="Arial" w:eastAsia="Arial" w:hAnsi="Arial" w:cs="Arial"/>
+          <w:sz w:val="28"/>
+          <w:szCs w:val="28"/>
+        </w:rPr>
+        <w:t>entrypoint</w:t>
+      </w:r>
+      <w:proofErr w:type="spellEnd"/>
+      <w:r>
+        <w:rPr>
+          <w:rFonts w:ascii="Arial" w:eastAsia="Arial" w:hAnsi="Arial" w:cs="Arial"/>
+          <w:sz w:val="28"/>
+          <w:szCs w:val="28"/>
+        </w:rPr>
+        <w:t xml:space="preserve"> in </w:t>
+      </w:r>
+      <w:proofErr w:type="spellStart"/>
+      <w:r>
+        <w:rPr>
+          <w:rFonts w:ascii="Arial" w:eastAsia="Arial" w:hAnsi="Arial" w:cs="Arial"/>
+          <w:sz w:val="28"/>
+          <w:szCs w:val="28"/>
+        </w:rPr>
+        <w:t>aws</w:t>
+      </w:r>
+      <w:proofErr w:type="spellEnd"/>
+      <w:r>
+        <w:rPr>
+          <w:rFonts w:ascii="Arial" w:eastAsia="Arial" w:hAnsi="Arial" w:cs="Arial"/>
+          <w:sz w:val="28"/>
+          <w:szCs w:val="28"/>
+        </w:rPr>
+        <w:t>?</w:t>
+      </w:r>
+    </w:p>
+    <w:p>
+      <w:pPr>
+        <w:rPr>
+          <w:rFonts w:ascii="Arial" w:eastAsia="Arial" w:hAnsi="Arial" w:cs="Arial"/>
+          <w:sz w:val="28"/>
+          <w:szCs w:val="28"/>
+        </w:rPr>
+      </w:pPr>
+      <w:r>
+        <w:rPr>
+          <w:rFonts w:ascii="Arial" w:eastAsia="Arial" w:hAnsi="Arial" w:cs="Arial"/>
+          <w:sz w:val="28"/>
+          <w:szCs w:val="28"/>
+        </w:rPr>
+        <w:t>30.types of pipelines?</w:t>
+      </w:r>
+    </w:p>
+    <w:p>
+      <w:pPr>
+        <w:rPr>
+          <w:rFonts w:ascii="Arial" w:eastAsia="Arial" w:hAnsi="Arial" w:cs="Arial"/>
+          <w:sz w:val="28"/>
+          <w:szCs w:val="28"/>
+        </w:rPr>
+      </w:pPr>
+      <w:r>
+        <w:rPr>
+          <w:rFonts w:ascii="Arial" w:eastAsia="Arial" w:hAnsi="Arial" w:cs="Arial"/>
+          <w:sz w:val="28"/>
+          <w:szCs w:val="28"/>
+        </w:rPr>
+        <w:t>Ans: Declarative, Scripted.</w:t>
+      </w:r>
+    </w:p>
+    <w:p>
+      <w:pPr>
+        <w:rPr>
+          <w:rFonts w:ascii="Arial" w:eastAsia="Arial" w:hAnsi="Arial" w:cs="Arial"/>
+          <w:sz w:val="28"/>
+          <w:szCs w:val="28"/>
+        </w:rPr>
+      </w:pPr>
+      <w:r>
+        <w:rPr>
+          <w:rFonts w:ascii="Arial" w:eastAsia="Arial" w:hAnsi="Arial" w:cs="Arial"/>
+          <w:sz w:val="28"/>
+          <w:szCs w:val="28"/>
+        </w:rPr>
+        <w:t>31. artifact archive in Jenkins?</w:t>
+      </w:r>
+    </w:p>
+    <w:p>
+      <w:pPr>
+        <w:rPr>
+          <w:rFonts w:ascii="Arial" w:eastAsia="Arial" w:hAnsi="Arial" w:cs="Arial"/>
+          <w:color w:val="202124"/>
+          <w:sz w:val="28"/>
+          <w:szCs w:val="28"/>
+          <w:highlight w:val="white"/>
+        </w:rPr>
+      </w:pPr>
+      <w:r>
+        <w:rPr>
+          <w:rFonts w:ascii="Arial" w:eastAsia="Arial" w:hAnsi="Arial" w:cs="Arial"/>
+          <w:sz w:val="28"/>
+          <w:szCs w:val="28"/>
+        </w:rPr>
+        <w:t xml:space="preserve">Ans: </w:t>
+      </w:r>
+      <w:r>
+        <w:rPr>
+          <w:rFonts w:ascii="Arial" w:eastAsia="Arial" w:hAnsi="Arial" w:cs="Arial"/>
+          <w:color w:val="202124"/>
+          <w:sz w:val="28"/>
+          <w:szCs w:val="28"/>
+          <w:highlight w:val="white"/>
+        </w:rPr>
+        <w:t>Archive the artifacts. </w:t>
+      </w:r>
+      <w:r>
+        <w:rPr>
+          <w:rFonts w:ascii="Arial" w:eastAsia="Arial" w:hAnsi="Arial" w:cs="Arial"/>
+          <w:b/>
+          <w:color w:val="202124"/>
+          <w:sz w:val="28"/>
+          <w:szCs w:val="28"/>
+          <w:highlight w:val="white"/>
+        </w:rPr>
+        <w:t>Archives the build artifacts (for example, distribution zip files or jar files) so that they can be downloaded later</w:t>
+      </w:r>
+      <w:r>
+        <w:rPr>
+          <w:rFonts w:ascii="Arial" w:eastAsia="Arial" w:hAnsi="Arial" w:cs="Arial"/>
+          <w:color w:val="202124"/>
+          <w:sz w:val="28"/>
+          <w:szCs w:val="28"/>
+          <w:highlight w:val="white"/>
+        </w:rPr>
+        <w:t>. Archived files will be accessible from the Jenkins webpage.</w:t>
+      </w:r>
+    </w:p>
+    <w:p>
+      <w:pPr>
+        <w:shd w:val="clear" w:color="auto" w:fill="FFFFFF"/>
+        <w:spacing w:after="75" w:line="240" w:lineRule="auto"/>
+        <w:rPr>
+          <w:rFonts w:ascii="Arial" w:eastAsia="Arial" w:hAnsi="Arial" w:cs="Arial"/>
+          <w:color w:val="202124"/>
+          <w:sz w:val="28"/>
+          <w:szCs w:val="28"/>
+        </w:rPr>
+      </w:pPr>
+      <w:r>
+        <w:rPr>
+          <w:rFonts w:ascii="Arial" w:eastAsia="Arial" w:hAnsi="Arial" w:cs="Arial"/>
+          <w:color w:val="202124"/>
+          <w:sz w:val="28"/>
+          <w:szCs w:val="28"/>
+        </w:rPr>
+        <w:lastRenderedPageBreak/>
+        <w:t>JENKINS_HOME directory</w:t>
+      </w:r>
+    </w:p>
+    <w:p>
+      <w:pPr>
+        <w:shd w:val="clear" w:color="auto" w:fill="FFFFFF"/>
+        <w:spacing w:after="0" w:line="240" w:lineRule="auto"/>
+        <w:rPr>
+          <w:rFonts w:ascii="Arial" w:eastAsia="Arial" w:hAnsi="Arial" w:cs="Arial"/>
+          <w:color w:val="202124"/>
+          <w:sz w:val="28"/>
+          <w:szCs w:val="28"/>
+        </w:rPr>
+      </w:pPr>
+      <w:r>
+        <w:rPr>
+          <w:rFonts w:ascii="Arial" w:eastAsia="Arial" w:hAnsi="Arial" w:cs="Arial"/>
+          <w:color w:val="202124"/>
+          <w:sz w:val="28"/>
+          <w:szCs w:val="28"/>
+        </w:rPr>
+        <w:t>By default, Jenkins archives artifacts generated by the build. These artifacts are stored in the </w:t>
+      </w:r>
+      <w:r>
+        <w:rPr>
+          <w:rFonts w:ascii="Arial" w:eastAsia="Arial" w:hAnsi="Arial" w:cs="Arial"/>
+          <w:b/>
+          <w:color w:val="202124"/>
+          <w:sz w:val="28"/>
+          <w:szCs w:val="28"/>
+        </w:rPr>
+        <w:t>JENKINS_HOME directory</w:t>
+      </w:r>
+      <w:r>
+        <w:rPr>
+          <w:rFonts w:ascii="Arial" w:eastAsia="Arial" w:hAnsi="Arial" w:cs="Arial"/>
+          <w:color w:val="202124"/>
+          <w:sz w:val="28"/>
+          <w:szCs w:val="28"/>
+        </w:rPr>
+        <w:t> with all other elements such as job configuration files.</w:t>
+      </w:r>
+    </w:p>
+    <w:p>
+      <w:pPr>
+        <w:rPr>
+          <w:rFonts w:ascii="Arial" w:eastAsia="Arial" w:hAnsi="Arial" w:cs="Arial"/>
+          <w:sz w:val="28"/>
+          <w:szCs w:val="28"/>
+        </w:rPr>
+      </w:pPr>
+    </w:p>
+    <w:p>
+      <w:pPr>
+        <w:rPr>
+          <w:rFonts w:ascii="Arial" w:eastAsia="Arial" w:hAnsi="Arial" w:cs="Arial"/>
+          <w:sz w:val="28"/>
+          <w:szCs w:val="28"/>
+        </w:rPr>
+      </w:pPr>
+      <w:r>
+        <w:rPr>
+          <w:rFonts w:ascii="Arial" w:eastAsia="Arial" w:hAnsi="Arial" w:cs="Arial"/>
+          <w:sz w:val="28"/>
+          <w:szCs w:val="28"/>
+        </w:rPr>
+        <w:t>32. difference between docker image and layer?</w:t>
+      </w:r>
+    </w:p>
+    <w:p>
+      <w:pPr>
+        <w:rPr>
+          <w:rFonts w:ascii="Arial" w:eastAsia="Arial" w:hAnsi="Arial" w:cs="Arial"/>
+          <w:sz w:val="28"/>
+          <w:szCs w:val="28"/>
+        </w:rPr>
+      </w:pPr>
+      <w:r>
+        <w:rPr>
+          <w:rFonts w:ascii="Arial" w:eastAsia="Arial" w:hAnsi="Arial" w:cs="Arial"/>
+          <w:sz w:val="28"/>
+          <w:szCs w:val="28"/>
+        </w:rPr>
+        <w:t>Ans:</w:t>
+      </w:r>
+      <w:r>
+        <w:rPr>
+          <w:rFonts w:ascii="Arial" w:eastAsia="Arial" w:hAnsi="Arial" w:cs="Arial"/>
+          <w:b/>
+          <w:color w:val="202124"/>
+          <w:sz w:val="28"/>
+          <w:szCs w:val="28"/>
+          <w:highlight w:val="white"/>
+        </w:rPr>
+        <w:t xml:space="preserve"> Each layer is an image itself, just one without a human-assigned tag</w:t>
+      </w:r>
+      <w:r>
+        <w:rPr>
+          <w:rFonts w:ascii="Arial" w:eastAsia="Arial" w:hAnsi="Arial" w:cs="Arial"/>
+          <w:color w:val="202124"/>
+          <w:sz w:val="28"/>
+          <w:szCs w:val="28"/>
+          <w:highlight w:val="white"/>
+        </w:rPr>
+        <w:t>. They have auto-generated IDs though. Each layer stores the changes compared to the image it's based on. An image can consist of a single layer (that's often the case when the squash command was used).</w:t>
+      </w:r>
+    </w:p>
+    <w:p>
+      <w:pPr>
+        <w:rPr>
+          <w:rFonts w:ascii="Arial" w:eastAsia="Arial" w:hAnsi="Arial" w:cs="Arial"/>
+          <w:sz w:val="28"/>
+          <w:szCs w:val="28"/>
+        </w:rPr>
+      </w:pPr>
+    </w:p>
+    <w:p>
+      <w:pPr>
+        <w:rPr>
+          <w:rFonts w:ascii="Arial" w:eastAsia="Arial" w:hAnsi="Arial" w:cs="Arial"/>
+          <w:sz w:val="28"/>
+          <w:szCs w:val="28"/>
+        </w:rPr>
+      </w:pPr>
+      <w:r>
+        <w:rPr>
+          <w:rFonts w:ascii="Arial" w:eastAsia="Arial" w:hAnsi="Arial" w:cs="Arial"/>
+          <w:sz w:val="28"/>
+          <w:szCs w:val="28"/>
+        </w:rPr>
+        <w:t>33. difference between git rebase and git merge?</w:t>
+      </w:r>
+    </w:p>
+    <w:p>
+      <w:pPr>
+        <w:rPr>
+          <w:rFonts w:ascii="Arial" w:eastAsia="Arial" w:hAnsi="Arial" w:cs="Arial"/>
+          <w:sz w:val="28"/>
+          <w:szCs w:val="28"/>
+        </w:rPr>
+      </w:pPr>
+      <w:r>
+        <w:rPr>
+          <w:rFonts w:ascii="Arial" w:eastAsia="Arial" w:hAnsi="Arial" w:cs="Arial"/>
+          <w:sz w:val="28"/>
+          <w:szCs w:val="28"/>
+        </w:rPr>
+        <w:lastRenderedPageBreak/>
+        <w:t xml:space="preserve">Ans: </w:t>
+      </w:r>
+      <w:r>
+        <w:rPr>
+          <w:rFonts w:ascii="Arial" w:eastAsia="Arial" w:hAnsi="Arial" w:cs="Arial"/>
+          <w:noProof/>
+          <w:sz w:val="28"/>
+          <w:szCs w:val="28"/>
+        </w:rPr>
+        <w:drawing>
+          <wp:inline distT="0" distB="0" distL="0" distR="0" wp14:anchorId="1ECA85B8" wp14:editId="5A78AFE5">
+            <wp:extent cx="5731510" cy="6701155"/>
+            <wp:effectExtent l="0" t="0" r="0" b="0"/>
+            <wp:docPr id="3" name="image3.png" descr="What is the Difference Between GIT Merge and Rebase - Pediaa.Com"/>
+            <wp:cNvGraphicFramePr/>
+            <a:graphic xmlns:a="http://schemas.openxmlformats.org/drawingml/2006/main">
+              <a:graphicData uri="http://schemas.openxmlformats.org/drawingml/2006/picture">
+                <pic:pic xmlns:pic="http://schemas.openxmlformats.org/drawingml/2006/picture">
+                  <pic:nvPicPr>
+                    <pic:cNvPr id="0" name="image3.png" descr="What is the Difference Between GIT Merge and Rebase - Pediaa.Com"/>
+                    <pic:cNvPicPr preferRelativeResize="0"/>
+                  </pic:nvPicPr>
+                  <pic:blipFill>
+                    <a:blip r:embed="rId6"/>
+                    <a:srcRect/>
+                    <a:stretch>
+                      <a:fillRect/>
+                    </a:stretch>
+                  </pic:blipFill>
+                  <pic:spPr>
+                    <a:xfrm>
+                      <a:off x="0" y="0"/>
+                      <a:ext cx="5731510" cy="6701155"/>
+                    </a:xfrm>
+                    <a:prstGeom prst="rect">
+                      <a:avLst/>
+                    </a:prstGeom>
+                    <a:ln/>
+                  </pic:spPr>
+                </pic:pic>
+              </a:graphicData>
+            </a:graphic>
+          </wp:inline>
+        </w:drawing>
+      </w:r>
+    </w:p>
+    <w:p>
+      <w:pPr>
+        <w:rPr>
+          <w:rFonts w:ascii="Arial" w:eastAsia="Arial" w:hAnsi="Arial" w:cs="Arial"/>
+          <w:sz w:val="28"/>
+          <w:szCs w:val="28"/>
+        </w:rPr>
+      </w:pPr>
+      <w:r>
+        <w:rPr>
+          <w:rFonts w:ascii="Arial" w:eastAsia="Arial" w:hAnsi="Arial" w:cs="Arial"/>
+          <w:sz w:val="28"/>
+          <w:szCs w:val="28"/>
+        </w:rPr>
+        <w:t xml:space="preserve">34. what is </w:t>
+      </w:r>
+      <w:proofErr w:type="spellStart"/>
+      <w:r>
+        <w:rPr>
+          <w:rFonts w:ascii="Arial" w:eastAsia="Arial" w:hAnsi="Arial" w:cs="Arial"/>
+          <w:sz w:val="28"/>
+          <w:szCs w:val="28"/>
+        </w:rPr>
+        <w:t>devops</w:t>
+      </w:r>
+      <w:proofErr w:type="spellEnd"/>
+      <w:r>
+        <w:rPr>
+          <w:rFonts w:ascii="Arial" w:eastAsia="Arial" w:hAnsi="Arial" w:cs="Arial"/>
+          <w:sz w:val="28"/>
+          <w:szCs w:val="28"/>
+        </w:rPr>
+        <w:t>?</w:t>
+      </w:r>
+    </w:p>
+    <w:p>
+      <w:pPr>
+        <w:rPr>
+          <w:rFonts w:ascii="Arial" w:eastAsia="Arial" w:hAnsi="Arial" w:cs="Arial"/>
+          <w:sz w:val="28"/>
+          <w:szCs w:val="28"/>
+        </w:rPr>
+      </w:pPr>
+      <w:r>
+        <w:rPr>
+          <w:rFonts w:ascii="Arial" w:eastAsia="Arial" w:hAnsi="Arial" w:cs="Arial"/>
+          <w:sz w:val="28"/>
+          <w:szCs w:val="28"/>
+        </w:rPr>
+        <w:t xml:space="preserve">35. what is </w:t>
+      </w:r>
+      <w:proofErr w:type="spellStart"/>
+      <w:r>
+        <w:rPr>
+          <w:rFonts w:ascii="Arial" w:eastAsia="Arial" w:hAnsi="Arial" w:cs="Arial"/>
+          <w:sz w:val="28"/>
+          <w:szCs w:val="28"/>
+        </w:rPr>
+        <w:t>devops</w:t>
+      </w:r>
+      <w:proofErr w:type="spellEnd"/>
+      <w:r>
+        <w:rPr>
+          <w:rFonts w:ascii="Arial" w:eastAsia="Arial" w:hAnsi="Arial" w:cs="Arial"/>
+          <w:sz w:val="28"/>
+          <w:szCs w:val="28"/>
+        </w:rPr>
+        <w:t xml:space="preserve"> life cycle?</w:t>
+      </w:r>
+    </w:p>
+    <w:p>
+      <w:pPr>
+        <w:rPr>
+          <w:rFonts w:ascii="Arial" w:eastAsia="Arial" w:hAnsi="Arial" w:cs="Arial"/>
+          <w:sz w:val="28"/>
+          <w:szCs w:val="28"/>
+        </w:rPr>
+      </w:pPr>
+      <w:r>
+        <w:rPr>
+          <w:rFonts w:ascii="Arial" w:eastAsia="Arial" w:hAnsi="Arial" w:cs="Arial"/>
+          <w:sz w:val="28"/>
+          <w:szCs w:val="28"/>
+        </w:rPr>
+        <w:t>36. what are branching strategies in git?</w:t>
+      </w:r>
+    </w:p>
+    <w:p>
+      <w:pPr>
+        <w:rPr>
+          <w:rFonts w:ascii="Arial" w:eastAsia="Arial" w:hAnsi="Arial" w:cs="Arial"/>
+          <w:sz w:val="28"/>
+          <w:szCs w:val="28"/>
+        </w:rPr>
+      </w:pPr>
+      <w:r>
+        <w:rPr>
+          <w:rFonts w:ascii="Arial" w:eastAsia="Arial" w:hAnsi="Arial" w:cs="Arial"/>
+          <w:sz w:val="28"/>
+          <w:szCs w:val="28"/>
+        </w:rPr>
+        <w:t xml:space="preserve">37. types of Jenkins </w:t>
+      </w:r>
+      <w:proofErr w:type="spellStart"/>
+      <w:r>
+        <w:rPr>
+          <w:rFonts w:ascii="Arial" w:eastAsia="Arial" w:hAnsi="Arial" w:cs="Arial"/>
+          <w:sz w:val="28"/>
+          <w:szCs w:val="28"/>
+        </w:rPr>
+        <w:t>pipelins</w:t>
+      </w:r>
+      <w:proofErr w:type="spellEnd"/>
+      <w:r>
+        <w:rPr>
+          <w:rFonts w:ascii="Arial" w:eastAsia="Arial" w:hAnsi="Arial" w:cs="Arial"/>
+          <w:sz w:val="28"/>
+          <w:szCs w:val="28"/>
+        </w:rPr>
+        <w:t>?</w:t>
+      </w:r>
+    </w:p>
+    <w:p>
+      <w:pPr>
+        <w:rPr>
+          <w:rFonts w:ascii="Arial" w:eastAsia="Arial" w:hAnsi="Arial" w:cs="Arial"/>
+          <w:sz w:val="28"/>
+          <w:szCs w:val="28"/>
+        </w:rPr>
+      </w:pPr>
+      <w:r>
+        <w:rPr>
+          <w:rFonts w:ascii="Arial" w:eastAsia="Arial" w:hAnsi="Arial" w:cs="Arial"/>
+          <w:sz w:val="28"/>
+          <w:szCs w:val="28"/>
+        </w:rPr>
+        <w:t>38. how to trigger pipeline?</w:t>
+      </w:r>
+    </w:p>
+    <w:p>
+      <w:pPr>
+        <w:pStyle w:val="Heading2"/>
+        <w:shd w:val="clear" w:color="auto" w:fill="FFFFFF"/>
+        <w:rPr>
+          <w:rFonts w:ascii="Arial" w:eastAsia="Arial" w:hAnsi="Arial" w:cs="Arial"/>
+          <w:b/>
+          <w:color w:val="222222"/>
+          <w:sz w:val="28"/>
+          <w:szCs w:val="28"/>
+        </w:rPr>
+      </w:pPr>
+      <w:r>
+        <w:rPr>
+          <w:rFonts w:ascii="Arial" w:eastAsia="Arial" w:hAnsi="Arial" w:cs="Arial"/>
+          <w:sz w:val="28"/>
+          <w:szCs w:val="28"/>
+        </w:rPr>
+        <w:lastRenderedPageBreak/>
+        <w:t xml:space="preserve">Ans: </w:t>
+      </w:r>
+      <w:r>
+        <w:rPr>
+          <w:rFonts w:ascii="Arial" w:eastAsia="Arial" w:hAnsi="Arial" w:cs="Arial"/>
+          <w:color w:val="222222"/>
+          <w:sz w:val="28"/>
+          <w:szCs w:val="28"/>
+        </w:rPr>
+        <w:t>Prerequisites</w:t>
+      </w:r>
+    </w:p>
+    <w:p>
+      <w:pPr>
+        <w:numPr>
+          <w:ilvl w:val="0"/>
+          <w:numId w:val="5"/>
+        </w:numPr>
+        <w:shd w:val="clear" w:color="auto" w:fill="FFFFFF"/>
+        <w:spacing w:before="280" w:after="0" w:line="240" w:lineRule="auto"/>
+        <w:rPr>
+          <w:color w:val="222222"/>
+        </w:rPr>
+      </w:pPr>
+      <w:hyperlink r:id="rId7">
+        <w:r>
+          <w:rPr>
+            <w:rFonts w:ascii="Arial" w:eastAsia="Arial" w:hAnsi="Arial" w:cs="Arial"/>
+            <w:color w:val="3176D9"/>
+            <w:sz w:val="28"/>
+            <w:szCs w:val="28"/>
+            <w:u w:val="single"/>
+          </w:rPr>
+          <w:t>Set up Jenkins</w:t>
+        </w:r>
+      </w:hyperlink>
+      <w:r>
+        <w:rPr>
+          <w:rFonts w:ascii="Arial" w:eastAsia="Arial" w:hAnsi="Arial" w:cs="Arial"/>
+          <w:color w:val="222222"/>
+          <w:sz w:val="28"/>
+          <w:szCs w:val="28"/>
+        </w:rPr>
+        <w:t> as a continuous integration system in your Spinnaker deployment.</w:t>
+      </w:r>
+    </w:p>
+    <w:p>
+      <w:pPr>
+        <w:numPr>
+          <w:ilvl w:val="0"/>
+          <w:numId w:val="5"/>
+        </w:numPr>
+        <w:shd w:val="clear" w:color="auto" w:fill="FFFFFF"/>
+        <w:spacing w:after="280" w:line="240" w:lineRule="auto"/>
+        <w:rPr>
+          <w:color w:val="222222"/>
+        </w:rPr>
+      </w:pPr>
+      <w:r>
+        <w:rPr>
+          <w:rFonts w:ascii="Arial" w:eastAsia="Arial" w:hAnsi="Arial" w:cs="Arial"/>
+          <w:color w:val="222222"/>
+          <w:sz w:val="28"/>
+          <w:szCs w:val="28"/>
+        </w:rPr>
+        <w:t>Enable </w:t>
+      </w:r>
+      <w:hyperlink r:id="rId8" w:anchor="enabling-artifact-support">
+        <w:r>
+          <w:rPr>
+            <w:rFonts w:ascii="Arial" w:eastAsia="Arial" w:hAnsi="Arial" w:cs="Arial"/>
+            <w:color w:val="3176D9"/>
+            <w:sz w:val="28"/>
+            <w:szCs w:val="28"/>
+            <w:u w:val="single"/>
+          </w:rPr>
+          <w:t>artifact support</w:t>
+        </w:r>
+      </w:hyperlink>
+      <w:r>
+        <w:rPr>
+          <w:rFonts w:ascii="Arial" w:eastAsia="Arial" w:hAnsi="Arial" w:cs="Arial"/>
+          <w:color w:val="222222"/>
+          <w:sz w:val="28"/>
+          <w:szCs w:val="28"/>
+        </w:rPr>
+        <w:t> .</w:t>
+      </w:r>
+    </w:p>
+    <w:p>
+      <w:pPr>
+        <w:pStyle w:val="Heading2"/>
+        <w:shd w:val="clear" w:color="auto" w:fill="FFFFFF"/>
+        <w:rPr>
+          <w:rFonts w:ascii="Arial" w:eastAsia="Arial" w:hAnsi="Arial" w:cs="Arial"/>
+          <w:b/>
+          <w:color w:val="222222"/>
+          <w:sz w:val="28"/>
+          <w:szCs w:val="28"/>
+        </w:rPr>
+      </w:pPr>
+      <w:r>
+        <w:rPr>
+          <w:rFonts w:ascii="Arial" w:eastAsia="Arial" w:hAnsi="Arial" w:cs="Arial"/>
+          <w:color w:val="222222"/>
+          <w:sz w:val="28"/>
+          <w:szCs w:val="28"/>
+        </w:rPr>
+        <w:t>Adding a Jenkins trigger</w:t>
+      </w:r>
+    </w:p>
+    <w:p>
+      <w:pPr>
+        <w:numPr>
+          <w:ilvl w:val="0"/>
+          <w:numId w:val="6"/>
+        </w:numPr>
+        <w:pBdr>
+          <w:top w:val="nil"/>
+          <w:left w:val="nil"/>
+          <w:bottom w:val="nil"/>
+          <w:right w:val="nil"/>
+          <w:between w:val="nil"/>
+        </w:pBdr>
+        <w:shd w:val="clear" w:color="auto" w:fill="FFFFFF"/>
+        <w:spacing w:after="0" w:line="240" w:lineRule="auto"/>
+        <w:rPr>
+          <w:rFonts w:ascii="Arial" w:eastAsia="Arial" w:hAnsi="Arial" w:cs="Arial"/>
+          <w:color w:val="222222"/>
+          <w:sz w:val="28"/>
+          <w:szCs w:val="28"/>
+        </w:rPr>
+      </w:pPr>
+      <w:hyperlink r:id="rId9" w:anchor="create-a-pipeline">
+        <w:r>
+          <w:rPr>
+            <w:rFonts w:ascii="Arial" w:eastAsia="Arial" w:hAnsi="Arial" w:cs="Arial"/>
+            <w:color w:val="3176D9"/>
+            <w:sz w:val="28"/>
+            <w:szCs w:val="28"/>
+            <w:u w:val="single"/>
+          </w:rPr>
+          <w:t>Create a pipeline</w:t>
+        </w:r>
+      </w:hyperlink>
+      <w:r>
+        <w:rPr>
+          <w:rFonts w:ascii="Arial" w:eastAsia="Arial" w:hAnsi="Arial" w:cs="Arial"/>
+          <w:color w:val="222222"/>
+          <w:sz w:val="28"/>
+          <w:szCs w:val="28"/>
+        </w:rPr>
+        <w:t> .</w:t>
+      </w:r>
+    </w:p>
+    <w:p>
+      <w:pPr>
+        <w:numPr>
+          <w:ilvl w:val="0"/>
+          <w:numId w:val="6"/>
+        </w:numPr>
+        <w:pBdr>
+          <w:top w:val="nil"/>
+          <w:left w:val="nil"/>
+          <w:bottom w:val="nil"/>
+          <w:right w:val="nil"/>
+          <w:between w:val="nil"/>
+        </w:pBdr>
+        <w:shd w:val="clear" w:color="auto" w:fill="FFFFFF"/>
+        <w:spacing w:after="0" w:line="240" w:lineRule="auto"/>
+        <w:rPr>
+          <w:rFonts w:ascii="Arial" w:eastAsia="Arial" w:hAnsi="Arial" w:cs="Arial"/>
+          <w:color w:val="222222"/>
+          <w:sz w:val="28"/>
+          <w:szCs w:val="28"/>
+        </w:rPr>
+      </w:pPr>
+      <w:r>
+        <w:rPr>
+          <w:rFonts w:ascii="Arial" w:eastAsia="Arial" w:hAnsi="Arial" w:cs="Arial"/>
+          <w:color w:val="222222"/>
+          <w:sz w:val="28"/>
+          <w:szCs w:val="28"/>
+        </w:rPr>
+        <w:t>In the </w:t>
+      </w:r>
+      <w:r>
+        <w:rPr>
+          <w:rFonts w:ascii="Arial" w:eastAsia="Arial" w:hAnsi="Arial" w:cs="Arial"/>
+          <w:b/>
+          <w:color w:val="222222"/>
+          <w:sz w:val="28"/>
+          <w:szCs w:val="28"/>
+        </w:rPr>
+        <w:t>Configuration</w:t>
+      </w:r>
+      <w:r>
+        <w:rPr>
+          <w:rFonts w:ascii="Arial" w:eastAsia="Arial" w:hAnsi="Arial" w:cs="Arial"/>
+          <w:color w:val="222222"/>
+          <w:sz w:val="28"/>
+          <w:szCs w:val="28"/>
+        </w:rPr>
+        <w:t> stage of your new pipeline, </w:t>
+      </w:r>
+      <w:hyperlink r:id="rId10" w:anchor="add-a-trigger">
+        <w:r>
+          <w:rPr>
+            <w:rFonts w:ascii="Arial" w:eastAsia="Arial" w:hAnsi="Arial" w:cs="Arial"/>
+            <w:color w:val="3176D9"/>
+            <w:sz w:val="28"/>
+            <w:szCs w:val="28"/>
+            <w:u w:val="single"/>
+          </w:rPr>
+          <w:t>add a trigger</w:t>
+        </w:r>
+      </w:hyperlink>
+      <w:r>
+        <w:rPr>
+          <w:rFonts w:ascii="Arial" w:eastAsia="Arial" w:hAnsi="Arial" w:cs="Arial"/>
+          <w:color w:val="222222"/>
+          <w:sz w:val="28"/>
+          <w:szCs w:val="28"/>
+        </w:rPr>
+        <w:t> .</w:t>
+      </w:r>
+    </w:p>
+    <w:p>
+      <w:pPr>
+        <w:numPr>
+          <w:ilvl w:val="0"/>
+          <w:numId w:val="6"/>
+        </w:numPr>
+        <w:pBdr>
+          <w:top w:val="nil"/>
+          <w:left w:val="nil"/>
+          <w:bottom w:val="nil"/>
+          <w:right w:val="nil"/>
+          <w:between w:val="nil"/>
+        </w:pBdr>
+        <w:shd w:val="clear" w:color="auto" w:fill="FFFFFF"/>
+        <w:spacing w:after="280" w:line="240" w:lineRule="auto"/>
+        <w:rPr>
+          <w:rFonts w:ascii="Arial" w:eastAsia="Arial" w:hAnsi="Arial" w:cs="Arial"/>
+          <w:color w:val="222222"/>
+          <w:sz w:val="28"/>
+          <w:szCs w:val="28"/>
+        </w:rPr>
+      </w:pPr>
+      <w:r>
+        <w:rPr>
+          <w:rFonts w:ascii="Arial" w:eastAsia="Arial" w:hAnsi="Arial" w:cs="Arial"/>
+          <w:color w:val="222222"/>
+          <w:sz w:val="28"/>
+          <w:szCs w:val="28"/>
+        </w:rPr>
+        <w:t>Select </w:t>
+      </w:r>
+      <w:r>
+        <w:rPr>
+          <w:rFonts w:ascii="Arial" w:eastAsia="Arial" w:hAnsi="Arial" w:cs="Arial"/>
+          <w:b/>
+          <w:color w:val="222222"/>
+          <w:sz w:val="28"/>
+          <w:szCs w:val="28"/>
+        </w:rPr>
+        <w:t>Jenkins</w:t>
+      </w:r>
+      <w:r>
+        <w:rPr>
+          <w:rFonts w:ascii="Arial" w:eastAsia="Arial" w:hAnsi="Arial" w:cs="Arial"/>
+          <w:color w:val="222222"/>
+          <w:sz w:val="28"/>
+          <w:szCs w:val="28"/>
+        </w:rPr>
+        <w:t> from the </w:t>
+      </w:r>
+      <w:r>
+        <w:rPr>
+          <w:rFonts w:ascii="Arial" w:eastAsia="Arial" w:hAnsi="Arial" w:cs="Arial"/>
+          <w:b/>
+          <w:color w:val="222222"/>
+          <w:sz w:val="28"/>
+          <w:szCs w:val="28"/>
+        </w:rPr>
+        <w:t>Type</w:t>
+      </w:r>
+      <w:r>
+        <w:rPr>
+          <w:rFonts w:ascii="Arial" w:eastAsia="Arial" w:hAnsi="Arial" w:cs="Arial"/>
+          <w:color w:val="222222"/>
+          <w:sz w:val="28"/>
+          <w:szCs w:val="28"/>
+        </w:rPr>
+        <w:t> menu, which brings up the following screen:</w:t>
+      </w:r>
+    </w:p>
+    <w:p>
+      <w:pPr>
+        <w:pBdr>
+          <w:top w:val="nil"/>
+          <w:left w:val="nil"/>
+          <w:bottom w:val="nil"/>
+          <w:right w:val="nil"/>
+          <w:between w:val="nil"/>
+        </w:pBdr>
+        <w:shd w:val="clear" w:color="auto" w:fill="FFFFFF"/>
+        <w:spacing w:after="280" w:line="240" w:lineRule="auto"/>
+        <w:ind w:left="720"/>
+        <w:rPr>
+          <w:rFonts w:ascii="Arial" w:eastAsia="Arial" w:hAnsi="Arial" w:cs="Arial"/>
+          <w:color w:val="222222"/>
+          <w:sz w:val="28"/>
+          <w:szCs w:val="28"/>
+        </w:rPr>
+      </w:pPr>
+      <w:r>
+        <w:rPr>
+          <w:rFonts w:ascii="Arial" w:eastAsia="Arial" w:hAnsi="Arial" w:cs="Arial"/>
+          <w:noProof/>
+          <w:color w:val="222222"/>
+          <w:sz w:val="28"/>
+          <w:szCs w:val="28"/>
+        </w:rPr>
+        <w:drawing>
+          <wp:inline distT="0" distB="0" distL="0" distR="0" wp14:anchorId="6300CC0A" wp14:editId="30A09265">
+            <wp:extent cx="5731510" cy="2418715"/>
+            <wp:effectExtent l="0" t="0" r="0" b="0"/>
+            <wp:docPr id="2" name="image2.png"/>
+            <wp:cNvGraphicFramePr/>
+            <a:graphic xmlns:a="http://schemas.openxmlformats.org/drawingml/2006/main">
+              <a:graphicData uri="http://schemas.openxmlformats.org/drawingml/2006/picture">
+                <pic:pic xmlns:pic="http://schemas.openxmlformats.org/drawingml/2006/picture">
+                  <pic:nvPicPr>
+                    <pic:cNvPr id="0" name="image2.png"/>
+                    <pic:cNvPicPr preferRelativeResize="0"/>
+                  </pic:nvPicPr>
+                  <pic:blipFill>
+                    <a:blip r:embed="rId11"/>
+                    <a:srcRect/>
+                    <a:stretch>
+                      <a:fillRect/>
+                    </a:stretch>
+                  </pic:blipFill>
+                  <pic:spPr>
+                    <a:xfrm>
+                      <a:off x="0" y="0"/>
+                      <a:ext cx="5731510" cy="2418715"/>
+                    </a:xfrm>
+                    <a:prstGeom prst="rect">
+                      <a:avLst/>
+                    </a:prstGeom>
+                    <a:ln/>
+                  </pic:spPr>
+                </pic:pic>
+              </a:graphicData>
+            </a:graphic>
+          </wp:inline>
+        </w:drawing>
+      </w:r>
+    </w:p>
+    <w:p>
+      <w:pPr>
+        <w:numPr>
+          <w:ilvl w:val="0"/>
+          <w:numId w:val="6"/>
+        </w:numPr>
+        <w:pBdr>
+          <w:top w:val="nil"/>
+          <w:left w:val="nil"/>
+          <w:bottom w:val="nil"/>
+          <w:right w:val="nil"/>
+          <w:between w:val="nil"/>
+        </w:pBdr>
+        <w:shd w:val="clear" w:color="auto" w:fill="FFFFFF"/>
+        <w:spacing w:after="0" w:line="240" w:lineRule="auto"/>
+        <w:rPr>
+          <w:rFonts w:ascii="Arial" w:eastAsia="Arial" w:hAnsi="Arial" w:cs="Arial"/>
+          <w:color w:val="222222"/>
+          <w:sz w:val="28"/>
+          <w:szCs w:val="28"/>
+        </w:rPr>
+      </w:pPr>
+      <w:r>
+        <w:rPr>
+          <w:rFonts w:ascii="Arial" w:eastAsia="Arial" w:hAnsi="Arial" w:cs="Arial"/>
+          <w:color w:val="222222"/>
+          <w:sz w:val="28"/>
+          <w:szCs w:val="28"/>
+        </w:rPr>
+        <w:t>Select a Jenkins master from the </w:t>
+      </w:r>
+      <w:r>
+        <w:rPr>
+          <w:rFonts w:ascii="Arial" w:eastAsia="Arial" w:hAnsi="Arial" w:cs="Arial"/>
+          <w:b/>
+          <w:color w:val="222222"/>
+          <w:sz w:val="28"/>
+          <w:szCs w:val="28"/>
+        </w:rPr>
+        <w:t>Master</w:t>
+      </w:r>
+      <w:r>
+        <w:rPr>
+          <w:rFonts w:ascii="Arial" w:eastAsia="Arial" w:hAnsi="Arial" w:cs="Arial"/>
+          <w:color w:val="222222"/>
+          <w:sz w:val="28"/>
+          <w:szCs w:val="28"/>
+        </w:rPr>
+        <w:t> drop-down menu, then select a job from the </w:t>
+      </w:r>
+      <w:r>
+        <w:rPr>
+          <w:rFonts w:ascii="Arial" w:eastAsia="Arial" w:hAnsi="Arial" w:cs="Arial"/>
+          <w:b/>
+          <w:color w:val="222222"/>
+          <w:sz w:val="28"/>
+          <w:szCs w:val="28"/>
+        </w:rPr>
+        <w:t>Job</w:t>
+      </w:r>
+      <w:r>
+        <w:rPr>
+          <w:rFonts w:ascii="Arial" w:eastAsia="Arial" w:hAnsi="Arial" w:cs="Arial"/>
+          <w:color w:val="222222"/>
+          <w:sz w:val="28"/>
+          <w:szCs w:val="28"/>
+        </w:rPr>
+        <w:t> drop-down.</w:t>
+      </w:r>
+    </w:p>
+    <w:p>
+      <w:pPr>
+        <w:numPr>
+          <w:ilvl w:val="0"/>
+          <w:numId w:val="6"/>
+        </w:numPr>
+        <w:pBdr>
+          <w:top w:val="nil"/>
+          <w:left w:val="nil"/>
+          <w:bottom w:val="nil"/>
+          <w:right w:val="nil"/>
+          <w:between w:val="nil"/>
+        </w:pBdr>
+        <w:shd w:val="clear" w:color="auto" w:fill="FFFFFF"/>
+        <w:spacing w:after="280" w:line="240" w:lineRule="auto"/>
+        <w:rPr>
+          <w:rFonts w:ascii="Arial" w:eastAsia="Arial" w:hAnsi="Arial" w:cs="Arial"/>
+          <w:color w:val="222222"/>
+          <w:sz w:val="28"/>
+          <w:szCs w:val="28"/>
+        </w:rPr>
+      </w:pPr>
+      <w:r>
+        <w:rPr>
+          <w:rFonts w:ascii="Arial" w:eastAsia="Arial" w:hAnsi="Arial" w:cs="Arial"/>
+          <w:color w:val="222222"/>
+          <w:sz w:val="28"/>
+          <w:szCs w:val="28"/>
+        </w:rPr>
+        <w:t>Add a property file, if desired. See the </w:t>
+      </w:r>
+      <w:hyperlink r:id="rId12" w:anchor="property-files">
+        <w:r>
+          <w:rPr>
+            <w:rFonts w:ascii="Arial" w:eastAsia="Arial" w:hAnsi="Arial" w:cs="Arial"/>
+            <w:color w:val="3176D9"/>
+            <w:sz w:val="28"/>
+            <w:szCs w:val="28"/>
+            <w:u w:val="single"/>
+          </w:rPr>
+          <w:t>property files</w:t>
+        </w:r>
+      </w:hyperlink>
+      <w:r>
+        <w:rPr>
+          <w:rFonts w:ascii="Arial" w:eastAsia="Arial" w:hAnsi="Arial" w:cs="Arial"/>
+          <w:color w:val="222222"/>
+          <w:sz w:val="28"/>
+          <w:szCs w:val="28"/>
+        </w:rPr>
+        <w:t> section of the Pipeline Expression Guide for more information about how to specify and use property files.</w:t>
+      </w:r>
+    </w:p>
+    <w:p>
+      <w:pPr>
+        <w:pStyle w:val="Heading2"/>
+        <w:shd w:val="clear" w:color="auto" w:fill="FFFFFF"/>
+        <w:rPr>
+          <w:rFonts w:ascii="Arial" w:eastAsia="Arial" w:hAnsi="Arial" w:cs="Arial"/>
+          <w:b/>
+          <w:color w:val="222222"/>
+          <w:sz w:val="28"/>
+          <w:szCs w:val="28"/>
+        </w:rPr>
+      </w:pPr>
+      <w:r>
+        <w:rPr>
+          <w:rFonts w:ascii="Arial" w:eastAsia="Arial" w:hAnsi="Arial" w:cs="Arial"/>
+          <w:color w:val="222222"/>
+          <w:sz w:val="28"/>
+          <w:szCs w:val="28"/>
+        </w:rPr>
+        <w:t>Build Artifacts</w:t>
+      </w:r>
+    </w:p>
+    <w:p>
+      <w:pPr>
+        <w:rPr>
+          <w:rFonts w:ascii="Arial" w:eastAsia="Arial" w:hAnsi="Arial" w:cs="Arial"/>
+          <w:sz w:val="28"/>
+          <w:szCs w:val="28"/>
+        </w:rPr>
+      </w:pPr>
+    </w:p>
+    <w:p>
+      <w:pPr>
+        <w:rPr>
+          <w:rFonts w:ascii="Arial" w:eastAsia="Arial" w:hAnsi="Arial" w:cs="Arial"/>
+          <w:sz w:val="28"/>
+          <w:szCs w:val="28"/>
+        </w:rPr>
+      </w:pPr>
+      <w:r>
+        <w:rPr>
+          <w:rFonts w:ascii="Arial" w:eastAsia="Arial" w:hAnsi="Arial" w:cs="Arial"/>
+          <w:sz w:val="28"/>
+          <w:szCs w:val="28"/>
+        </w:rPr>
+        <w:t>39. handlers in Ansible?</w:t>
+      </w:r>
+    </w:p>
+    <w:p>
+      <w:pPr>
+        <w:rPr>
+          <w:rFonts w:ascii="Arial" w:eastAsia="Arial" w:hAnsi="Arial" w:cs="Arial"/>
+          <w:sz w:val="28"/>
+          <w:szCs w:val="28"/>
+        </w:rPr>
+      </w:pPr>
+      <w:r>
+        <w:rPr>
+          <w:rFonts w:ascii="Arial" w:eastAsia="Arial" w:hAnsi="Arial" w:cs="Arial"/>
+          <w:sz w:val="28"/>
+          <w:szCs w:val="28"/>
+        </w:rPr>
+        <w:t xml:space="preserve">40. how you give security credentials in </w:t>
+      </w:r>
+      <w:proofErr w:type="spellStart"/>
+      <w:r>
+        <w:rPr>
+          <w:rFonts w:ascii="Arial" w:eastAsia="Arial" w:hAnsi="Arial" w:cs="Arial"/>
+          <w:sz w:val="28"/>
+          <w:szCs w:val="28"/>
+        </w:rPr>
+        <w:t>jenkins</w:t>
+      </w:r>
+      <w:proofErr w:type="spellEnd"/>
+      <w:r>
+        <w:rPr>
+          <w:rFonts w:ascii="Arial" w:eastAsia="Arial" w:hAnsi="Arial" w:cs="Arial"/>
+          <w:sz w:val="28"/>
+          <w:szCs w:val="28"/>
+        </w:rPr>
+        <w:t>?</w:t>
+      </w:r>
+    </w:p>
+    <w:p>
+      <w:pPr>
+        <w:rPr>
+          <w:rFonts w:ascii="Arial" w:eastAsia="Arial" w:hAnsi="Arial" w:cs="Arial"/>
+          <w:color w:val="202124"/>
+          <w:sz w:val="28"/>
+          <w:szCs w:val="28"/>
+          <w:highlight w:val="white"/>
+        </w:rPr>
+      </w:pPr>
+      <w:r>
+        <w:rPr>
+          <w:rFonts w:ascii="Arial" w:eastAsia="Arial" w:hAnsi="Arial" w:cs="Arial"/>
+          <w:sz w:val="28"/>
+          <w:szCs w:val="28"/>
+        </w:rPr>
+        <w:t xml:space="preserve">Ans: </w:t>
+      </w:r>
+      <w:r>
+        <w:rPr>
+          <w:rFonts w:ascii="Arial" w:eastAsia="Arial" w:hAnsi="Arial" w:cs="Arial"/>
+          <w:color w:val="202124"/>
+          <w:sz w:val="28"/>
+          <w:szCs w:val="28"/>
+          <w:highlight w:val="white"/>
+        </w:rPr>
+        <w:t>From the Jenkins home page (i.e. the Dashboard of the Jenkins classic UI), click Manage Jenkins &gt; Manage Credentials. Under Stores scoped to Jenkins on the right, click on Jenkins. Under System, click the Global credentials (unrestricted) link to access this default domain. Click Add Credentials on the left.</w:t>
+      </w:r>
+    </w:p>
+    <w:p>
+      <w:pPr>
+        <w:rPr>
+          <w:rFonts w:ascii="Arial" w:eastAsia="Arial" w:hAnsi="Arial" w:cs="Arial"/>
+          <w:sz w:val="28"/>
+          <w:szCs w:val="28"/>
+        </w:rPr>
+      </w:pPr>
+      <w:r>
+        <w:rPr>
+          <w:rFonts w:ascii="Arial" w:eastAsia="Arial" w:hAnsi="Arial" w:cs="Arial"/>
+          <w:color w:val="202124"/>
+          <w:sz w:val="28"/>
+          <w:szCs w:val="28"/>
+          <w:highlight w:val="white"/>
+        </w:rPr>
+        <w:lastRenderedPageBreak/>
+        <w:t>Matrix based Security</w:t>
+      </w:r>
+    </w:p>
+    <w:p>
+      <w:pPr>
+        <w:rPr>
+          <w:rFonts w:ascii="Arial" w:eastAsia="Arial" w:hAnsi="Arial" w:cs="Arial"/>
+          <w:sz w:val="28"/>
+          <w:szCs w:val="28"/>
+        </w:rPr>
+      </w:pPr>
+      <w:r>
+        <w:rPr>
+          <w:rFonts w:ascii="Arial" w:eastAsia="Arial" w:hAnsi="Arial" w:cs="Arial"/>
+          <w:sz w:val="28"/>
+          <w:szCs w:val="28"/>
+        </w:rPr>
+        <w:t>41. what are tags in git?</w:t>
+      </w:r>
+    </w:p>
+    <w:p>
+      <w:pPr>
+        <w:rPr>
+          <w:rFonts w:ascii="Arial" w:eastAsia="Arial" w:hAnsi="Arial" w:cs="Arial"/>
+          <w:sz w:val="28"/>
+          <w:szCs w:val="28"/>
+        </w:rPr>
+      </w:pPr>
+      <w:r>
+        <w:rPr>
+          <w:rFonts w:ascii="Arial" w:eastAsia="Arial" w:hAnsi="Arial" w:cs="Arial"/>
+          <w:sz w:val="28"/>
+          <w:szCs w:val="28"/>
+        </w:rPr>
+        <w:t xml:space="preserve">42.difference between </w:t>
+      </w:r>
+      <w:proofErr w:type="spellStart"/>
+      <w:r>
+        <w:rPr>
+          <w:rFonts w:ascii="Arial" w:eastAsia="Arial" w:hAnsi="Arial" w:cs="Arial"/>
+          <w:sz w:val="28"/>
+          <w:szCs w:val="28"/>
+        </w:rPr>
+        <w:t>devops</w:t>
+      </w:r>
+      <w:proofErr w:type="spellEnd"/>
+      <w:r>
+        <w:rPr>
+          <w:rFonts w:ascii="Arial" w:eastAsia="Arial" w:hAnsi="Arial" w:cs="Arial"/>
+          <w:sz w:val="28"/>
+          <w:szCs w:val="28"/>
+        </w:rPr>
+        <w:t xml:space="preserve"> and agile?</w:t>
+      </w:r>
+    </w:p>
+    <w:p>
+      <w:pPr>
+        <w:rPr>
+          <w:rFonts w:ascii="Arial" w:eastAsia="Arial" w:hAnsi="Arial" w:cs="Arial"/>
+          <w:b/>
+          <w:sz w:val="28"/>
+          <w:szCs w:val="28"/>
+        </w:rPr>
+      </w:pPr>
+      <w:proofErr w:type="spellStart"/>
+      <w:r>
+        <w:rPr>
+          <w:rFonts w:ascii="Arial" w:eastAsia="Arial" w:hAnsi="Arial" w:cs="Arial"/>
+          <w:b/>
+          <w:sz w:val="28"/>
+          <w:szCs w:val="28"/>
+        </w:rPr>
+        <w:t>Parru</w:t>
+      </w:r>
+      <w:proofErr w:type="spellEnd"/>
+      <w:r>
+        <w:rPr>
+          <w:rFonts w:ascii="Arial" w:eastAsia="Arial" w:hAnsi="Arial" w:cs="Arial"/>
+          <w:b/>
+          <w:sz w:val="28"/>
+          <w:szCs w:val="28"/>
+        </w:rPr>
+        <w:t xml:space="preserve"> internal interview questions:</w:t>
+      </w:r>
+    </w:p>
+    <w:p>
+      <w:pPr>
+        <w:rPr>
+          <w:rFonts w:ascii="Arial" w:eastAsia="Arial" w:hAnsi="Arial" w:cs="Arial"/>
+          <w:sz w:val="28"/>
+          <w:szCs w:val="28"/>
+        </w:rPr>
+      </w:pPr>
+      <w:proofErr w:type="gramStart"/>
+      <w:r>
+        <w:rPr>
+          <w:rFonts w:ascii="Arial" w:eastAsia="Arial" w:hAnsi="Arial" w:cs="Arial"/>
+          <w:sz w:val="28"/>
+          <w:szCs w:val="28"/>
+        </w:rPr>
+        <w:t>1.did</w:t>
+      </w:r>
+      <w:proofErr w:type="gramEnd"/>
+      <w:r>
+        <w:rPr>
+          <w:rFonts w:ascii="Arial" w:eastAsia="Arial" w:hAnsi="Arial" w:cs="Arial"/>
+          <w:sz w:val="28"/>
+          <w:szCs w:val="28"/>
+        </w:rPr>
+        <w:t xml:space="preserve"> you wrote any scripting in Jenkins?</w:t>
+      </w:r>
+    </w:p>
+    <w:p>
+      <w:pPr>
+        <w:rPr>
+          <w:rFonts w:ascii="Arial" w:eastAsia="Arial" w:hAnsi="Arial" w:cs="Arial"/>
+          <w:sz w:val="28"/>
+          <w:szCs w:val="28"/>
+        </w:rPr>
+      </w:pPr>
+      <w:proofErr w:type="spellStart"/>
+      <w:proofErr w:type="gramStart"/>
+      <w:r>
+        <w:rPr>
+          <w:rFonts w:ascii="Arial" w:eastAsia="Arial" w:hAnsi="Arial" w:cs="Arial"/>
+          <w:sz w:val="28"/>
+          <w:szCs w:val="28"/>
+        </w:rPr>
+        <w:t>Ans:shell</w:t>
+      </w:r>
+      <w:proofErr w:type="spellEnd"/>
+      <w:proofErr w:type="gramEnd"/>
+      <w:r>
+        <w:rPr>
+          <w:rFonts w:ascii="Arial" w:eastAsia="Arial" w:hAnsi="Arial" w:cs="Arial"/>
+          <w:sz w:val="28"/>
+          <w:szCs w:val="28"/>
+        </w:rPr>
+        <w:t xml:space="preserve"> scripting</w:t>
+      </w:r>
+    </w:p>
+    <w:p>
+      <w:pPr>
+        <w:rPr>
+          <w:rFonts w:ascii="Arial" w:eastAsia="Arial" w:hAnsi="Arial" w:cs="Arial"/>
+          <w:sz w:val="28"/>
+          <w:szCs w:val="28"/>
+        </w:rPr>
+      </w:pPr>
+      <w:r>
+        <w:rPr>
+          <w:rFonts w:ascii="Arial" w:eastAsia="Arial" w:hAnsi="Arial" w:cs="Arial"/>
+          <w:sz w:val="28"/>
+          <w:szCs w:val="28"/>
+        </w:rPr>
+        <w:t>2.there is a code</w:t>
+      </w:r>
+      <w:proofErr w:type="gramStart"/>
+      <w:r>
+        <w:rPr>
+          <w:rFonts w:ascii="Arial" w:eastAsia="Arial" w:hAnsi="Arial" w:cs="Arial"/>
+          <w:sz w:val="28"/>
+          <w:szCs w:val="28"/>
+        </w:rPr>
+        <w:t xml:space="preserve"> ..</w:t>
+      </w:r>
+      <w:proofErr w:type="gramEnd"/>
+      <w:r>
+        <w:rPr>
+          <w:rFonts w:ascii="Arial" w:eastAsia="Arial" w:hAnsi="Arial" w:cs="Arial"/>
+          <w:sz w:val="28"/>
+          <w:szCs w:val="28"/>
+        </w:rPr>
+        <w:t xml:space="preserve"> and a change come in code now job should </w:t>
+      </w:r>
+      <w:proofErr w:type="gramStart"/>
+      <w:r>
+        <w:rPr>
+          <w:rFonts w:ascii="Arial" w:eastAsia="Arial" w:hAnsi="Arial" w:cs="Arial"/>
+          <w:sz w:val="28"/>
+          <w:szCs w:val="28"/>
+        </w:rPr>
+        <w:t>execute..?</w:t>
+      </w:r>
+      <w:proofErr w:type="gramEnd"/>
+      <w:r>
+        <w:rPr>
+          <w:rFonts w:ascii="Arial" w:eastAsia="Arial" w:hAnsi="Arial" w:cs="Arial"/>
+          <w:sz w:val="28"/>
+          <w:szCs w:val="28"/>
+        </w:rPr>
+        <w:t xml:space="preserve"> how </w:t>
+      </w:r>
+      <w:proofErr w:type="spellStart"/>
+      <w:r>
+        <w:rPr>
+          <w:rFonts w:ascii="Arial" w:eastAsia="Arial" w:hAnsi="Arial" w:cs="Arial"/>
+          <w:sz w:val="28"/>
+          <w:szCs w:val="28"/>
+        </w:rPr>
+        <w:t>wil</w:t>
+      </w:r>
+      <w:proofErr w:type="spellEnd"/>
+      <w:r>
+        <w:rPr>
+          <w:rFonts w:ascii="Arial" w:eastAsia="Arial" w:hAnsi="Arial" w:cs="Arial"/>
+          <w:sz w:val="28"/>
+          <w:szCs w:val="28"/>
+        </w:rPr>
+        <w:t xml:space="preserve"> you establish this? </w:t>
+      </w:r>
+    </w:p>
+    <w:p>
+      <w:pPr>
+        <w:rPr>
+          <w:rFonts w:ascii="Arial" w:eastAsia="Arial" w:hAnsi="Arial" w:cs="Arial"/>
+          <w:sz w:val="28"/>
+          <w:szCs w:val="28"/>
+        </w:rPr>
+      </w:pPr>
+      <w:r>
+        <w:rPr>
+          <w:rFonts w:ascii="Arial" w:eastAsia="Arial" w:hAnsi="Arial" w:cs="Arial"/>
+          <w:sz w:val="28"/>
+          <w:szCs w:val="28"/>
+        </w:rPr>
+        <w:t>3. any variable should run common in whole script?</w:t>
+      </w:r>
+    </w:p>
+    <w:p>
+      <w:pPr>
+        <w:rPr>
+          <w:rFonts w:ascii="Arial" w:eastAsia="Arial" w:hAnsi="Arial" w:cs="Arial"/>
+          <w:sz w:val="28"/>
+          <w:szCs w:val="28"/>
+        </w:rPr>
+      </w:pPr>
+      <w:r>
+        <w:rPr>
+          <w:rFonts w:ascii="Arial" w:eastAsia="Arial" w:hAnsi="Arial" w:cs="Arial"/>
+          <w:sz w:val="28"/>
+          <w:szCs w:val="28"/>
+        </w:rPr>
+        <w:t xml:space="preserve">4. u should create new </w:t>
+      </w:r>
+      <w:proofErr w:type="spellStart"/>
+      <w:proofErr w:type="gramStart"/>
+      <w:r>
+        <w:rPr>
+          <w:rFonts w:ascii="Arial" w:eastAsia="Arial" w:hAnsi="Arial" w:cs="Arial"/>
+          <w:sz w:val="28"/>
+          <w:szCs w:val="28"/>
+        </w:rPr>
+        <w:t>agent?and</w:t>
+      </w:r>
+      <w:proofErr w:type="spellEnd"/>
+      <w:proofErr w:type="gramEnd"/>
+      <w:r>
+        <w:rPr>
+          <w:rFonts w:ascii="Arial" w:eastAsia="Arial" w:hAnsi="Arial" w:cs="Arial"/>
+          <w:sz w:val="28"/>
+          <w:szCs w:val="28"/>
+        </w:rPr>
+        <w:t xml:space="preserve"> attach new machine to our Jenkins?</w:t>
+      </w:r>
+    </w:p>
+    <w:p>
+      <w:pPr>
+        <w:rPr>
+          <w:rFonts w:ascii="Arial" w:eastAsia="Arial" w:hAnsi="Arial" w:cs="Arial"/>
+          <w:sz w:val="28"/>
+          <w:szCs w:val="28"/>
+        </w:rPr>
+      </w:pPr>
+      <w:r>
+        <w:rPr>
+          <w:rFonts w:ascii="Arial" w:eastAsia="Arial" w:hAnsi="Arial" w:cs="Arial"/>
+          <w:sz w:val="28"/>
+          <w:szCs w:val="28"/>
+        </w:rPr>
+        <w:t>5. how will you give permissions to user in Jenkins?</w:t>
+      </w:r>
+    </w:p>
+    <w:p>
+      <w:pPr>
+        <w:rPr>
+          <w:rFonts w:ascii="Arial" w:eastAsia="Arial" w:hAnsi="Arial" w:cs="Arial"/>
+          <w:sz w:val="28"/>
+          <w:szCs w:val="28"/>
+        </w:rPr>
+      </w:pPr>
+      <w:r>
+        <w:rPr>
+          <w:rFonts w:ascii="Arial" w:eastAsia="Arial" w:hAnsi="Arial" w:cs="Arial"/>
+          <w:sz w:val="28"/>
+          <w:szCs w:val="28"/>
+        </w:rPr>
+        <w:t xml:space="preserve">6. in a directory we should find out one </w:t>
+      </w:r>
+      <w:proofErr w:type="gramStart"/>
+      <w:r>
+        <w:rPr>
+          <w:rFonts w:ascii="Arial" w:eastAsia="Arial" w:hAnsi="Arial" w:cs="Arial"/>
+          <w:sz w:val="28"/>
+          <w:szCs w:val="28"/>
+        </w:rPr>
+        <w:t>particular word</w:t>
+      </w:r>
+      <w:proofErr w:type="gramEnd"/>
+      <w:r>
+        <w:rPr>
+          <w:rFonts w:ascii="Arial" w:eastAsia="Arial" w:hAnsi="Arial" w:cs="Arial"/>
+          <w:sz w:val="28"/>
+          <w:szCs w:val="28"/>
+        </w:rPr>
+        <w:t xml:space="preserve"> and how many times it is repeated?</w:t>
+      </w:r>
+    </w:p>
+    <w:p>
+      <w:pPr>
+        <w:rPr>
+          <w:rFonts w:ascii="Arial" w:eastAsia="Arial" w:hAnsi="Arial" w:cs="Arial"/>
+          <w:sz w:val="28"/>
+          <w:szCs w:val="28"/>
+        </w:rPr>
+      </w:pPr>
+      <w:r>
+        <w:rPr>
+          <w:rFonts w:ascii="Arial" w:eastAsia="Arial" w:hAnsi="Arial" w:cs="Arial"/>
+          <w:sz w:val="28"/>
+          <w:szCs w:val="28"/>
+        </w:rPr>
+        <w:t xml:space="preserve">7. git webhooks, API calls, get, post etc, and </w:t>
+      </w:r>
+      <w:proofErr w:type="spellStart"/>
+      <w:r>
+        <w:rPr>
+          <w:rFonts w:ascii="Arial" w:eastAsia="Arial" w:hAnsi="Arial" w:cs="Arial"/>
+          <w:sz w:val="28"/>
+          <w:szCs w:val="28"/>
+        </w:rPr>
+        <w:t>phython</w:t>
+      </w:r>
+      <w:proofErr w:type="spellEnd"/>
+      <w:r>
+        <w:rPr>
+          <w:rFonts w:ascii="Arial" w:eastAsia="Arial" w:hAnsi="Arial" w:cs="Arial"/>
+          <w:sz w:val="28"/>
+          <w:szCs w:val="28"/>
+        </w:rPr>
+        <w:t>?</w:t>
+      </w:r>
+    </w:p>
+    <w:p>
+      <w:pPr>
+        <w:rPr>
+          <w:rFonts w:ascii="Arial" w:eastAsia="Arial" w:hAnsi="Arial" w:cs="Arial"/>
+          <w:sz w:val="28"/>
+          <w:szCs w:val="28"/>
+        </w:rPr>
+      </w:pPr>
+      <w:r>
+        <w:rPr>
+          <w:rFonts w:ascii="Arial" w:eastAsia="Arial" w:hAnsi="Arial" w:cs="Arial"/>
+          <w:sz w:val="28"/>
+          <w:szCs w:val="28"/>
+        </w:rPr>
+        <w:t>8. scenario there are two pipelines one pipeline is should always run only after first pipeline is passing?</w:t>
+      </w:r>
+    </w:p>
+    <w:p>
+      <w:pPr>
+        <w:rPr>
+          <w:rFonts w:ascii="Arial" w:eastAsia="Arial" w:hAnsi="Arial" w:cs="Arial"/>
+          <w:sz w:val="28"/>
+          <w:szCs w:val="28"/>
+        </w:rPr>
+      </w:pPr>
+      <w:r>
+        <w:rPr>
+          <w:rFonts w:ascii="Arial" w:eastAsia="Arial" w:hAnsi="Arial" w:cs="Arial"/>
+          <w:sz w:val="28"/>
+          <w:szCs w:val="28"/>
+        </w:rPr>
+        <w:t>9.how to put if condition</w:t>
+      </w:r>
+    </w:p>
+    <w:p>
+      <w:pPr>
+        <w:rPr>
+          <w:rFonts w:ascii="Arial" w:eastAsia="Arial" w:hAnsi="Arial" w:cs="Arial"/>
+          <w:sz w:val="28"/>
+          <w:szCs w:val="28"/>
+        </w:rPr>
+      </w:pPr>
+      <w:r>
+        <w:rPr>
+          <w:rFonts w:ascii="Arial" w:eastAsia="Arial" w:hAnsi="Arial" w:cs="Arial"/>
+          <w:sz w:val="28"/>
+          <w:szCs w:val="28"/>
+        </w:rPr>
+        <w:t>10. how to no of files count in a directory?</w:t>
+      </w:r>
+    </w:p>
+    <w:p>
+      <w:pPr>
+        <w:rPr>
+          <w:rFonts w:ascii="Arial" w:eastAsia="Arial" w:hAnsi="Arial" w:cs="Arial"/>
+          <w:sz w:val="28"/>
+          <w:szCs w:val="28"/>
+        </w:rPr>
+      </w:pPr>
+      <w:r>
+        <w:rPr>
+          <w:rFonts w:ascii="Arial" w:eastAsia="Arial" w:hAnsi="Arial" w:cs="Arial"/>
+          <w:sz w:val="28"/>
+          <w:szCs w:val="28"/>
+        </w:rPr>
+        <w:t>11.how to list of files in a directory?</w:t>
+      </w:r>
+    </w:p>
+    <w:p>
+      <w:pPr>
+        <w:rPr>
+          <w:rFonts w:ascii="Arial" w:eastAsia="Arial" w:hAnsi="Arial" w:cs="Arial"/>
+          <w:sz w:val="28"/>
+          <w:szCs w:val="28"/>
+        </w:rPr>
+      </w:pPr>
+      <w:r>
+        <w:rPr>
+          <w:rFonts w:ascii="Arial" w:eastAsia="Arial" w:hAnsi="Arial" w:cs="Arial"/>
+          <w:sz w:val="28"/>
+          <w:szCs w:val="28"/>
+        </w:rPr>
+        <w:t>12. how to create a file in a directory?</w:t>
+      </w:r>
+    </w:p>
+    <w:p>
+      <w:pPr>
+        <w:rPr>
+          <w:rFonts w:ascii="Arial" w:eastAsia="Arial" w:hAnsi="Arial" w:cs="Arial"/>
+          <w:sz w:val="28"/>
+          <w:szCs w:val="28"/>
+        </w:rPr>
+      </w:pPr>
+      <w:r>
+        <w:rPr>
+          <w:rFonts w:ascii="Arial" w:eastAsia="Arial" w:hAnsi="Arial" w:cs="Arial"/>
+          <w:sz w:val="28"/>
+          <w:szCs w:val="28"/>
+        </w:rPr>
+        <w:t>13. what is shared library?</w:t>
+      </w:r>
+    </w:p>
+    <w:p>
+      <w:pPr>
+        <w:rPr>
+          <w:rFonts w:ascii="Arial" w:eastAsia="Arial" w:hAnsi="Arial" w:cs="Arial"/>
+          <w:sz w:val="28"/>
+          <w:szCs w:val="28"/>
+        </w:rPr>
+      </w:pPr>
+      <w:r>
+        <w:rPr>
+          <w:rFonts w:ascii="Arial" w:eastAsia="Arial" w:hAnsi="Arial" w:cs="Arial"/>
+          <w:sz w:val="28"/>
+          <w:szCs w:val="28"/>
+        </w:rPr>
+        <w:t xml:space="preserve">14. we should access a file in one location in </w:t>
+      </w:r>
+      <w:proofErr w:type="spellStart"/>
+      <w:r>
+        <w:rPr>
+          <w:rFonts w:ascii="Arial" w:eastAsia="Arial" w:hAnsi="Arial" w:cs="Arial"/>
+          <w:sz w:val="28"/>
+          <w:szCs w:val="28"/>
+        </w:rPr>
+        <w:t>linux</w:t>
+      </w:r>
+      <w:proofErr w:type="spellEnd"/>
+      <w:r>
+        <w:rPr>
+          <w:rFonts w:ascii="Arial" w:eastAsia="Arial" w:hAnsi="Arial" w:cs="Arial"/>
+          <w:sz w:val="28"/>
+          <w:szCs w:val="28"/>
+        </w:rPr>
+        <w:t xml:space="preserve"> using python language in Jenkins?</w:t>
+      </w:r>
+    </w:p>
+    <w:p>
+      <w:pPr>
+        <w:rPr>
+          <w:rFonts w:ascii="Arial" w:eastAsia="Arial" w:hAnsi="Arial" w:cs="Arial"/>
+          <w:sz w:val="28"/>
+          <w:szCs w:val="28"/>
+        </w:rPr>
+      </w:pPr>
+      <w:r>
+        <w:rPr>
+          <w:rFonts w:ascii="Arial" w:eastAsia="Arial" w:hAnsi="Arial" w:cs="Arial"/>
+          <w:sz w:val="28"/>
+          <w:szCs w:val="28"/>
+        </w:rPr>
+        <w:t xml:space="preserve">15. how you take process list in </w:t>
+      </w:r>
+      <w:proofErr w:type="spellStart"/>
+      <w:r>
+        <w:rPr>
+          <w:rFonts w:ascii="Arial" w:eastAsia="Arial" w:hAnsi="Arial" w:cs="Arial"/>
+          <w:sz w:val="28"/>
+          <w:szCs w:val="28"/>
+        </w:rPr>
+        <w:t>linux</w:t>
+      </w:r>
+      <w:proofErr w:type="spellEnd"/>
+      <w:r>
+        <w:rPr>
+          <w:rFonts w:ascii="Arial" w:eastAsia="Arial" w:hAnsi="Arial" w:cs="Arial"/>
+          <w:sz w:val="28"/>
+          <w:szCs w:val="28"/>
+        </w:rPr>
+        <w:t>?</w:t>
+      </w:r>
+    </w:p>
+    <w:p>
+      <w:pPr>
+        <w:rPr>
+          <w:rFonts w:ascii="Arial" w:eastAsia="Arial" w:hAnsi="Arial" w:cs="Arial"/>
+          <w:sz w:val="28"/>
+          <w:szCs w:val="28"/>
+        </w:rPr>
+      </w:pPr>
+      <w:r>
+        <w:rPr>
+          <w:rFonts w:ascii="Arial" w:eastAsia="Arial" w:hAnsi="Arial" w:cs="Arial"/>
+          <w:sz w:val="28"/>
+          <w:szCs w:val="28"/>
+        </w:rPr>
+        <w:t xml:space="preserve">16. what is grep command, awk and </w:t>
+      </w:r>
+      <w:proofErr w:type="spellStart"/>
+      <w:proofErr w:type="gramStart"/>
+      <w:r>
+        <w:rPr>
+          <w:rFonts w:ascii="Arial" w:eastAsia="Arial" w:hAnsi="Arial" w:cs="Arial"/>
+          <w:sz w:val="28"/>
+          <w:szCs w:val="28"/>
+        </w:rPr>
+        <w:t>sed</w:t>
+      </w:r>
+      <w:proofErr w:type="spellEnd"/>
+      <w:r>
+        <w:rPr>
+          <w:rFonts w:ascii="Arial" w:eastAsia="Arial" w:hAnsi="Arial" w:cs="Arial"/>
+          <w:sz w:val="28"/>
+          <w:szCs w:val="28"/>
+        </w:rPr>
+        <w:t xml:space="preserve"> ,</w:t>
+      </w:r>
+      <w:proofErr w:type="gramEnd"/>
+      <w:r>
+        <w:rPr>
+          <w:rFonts w:ascii="Arial" w:eastAsia="Arial" w:hAnsi="Arial" w:cs="Arial"/>
+          <w:sz w:val="28"/>
+          <w:szCs w:val="28"/>
+        </w:rPr>
+        <w:t xml:space="preserve"> find commands?</w:t>
+      </w:r>
+    </w:p>
+    <w:p>
+      <w:pPr>
+        <w:rPr>
+          <w:rFonts w:ascii="Arial" w:eastAsia="Arial" w:hAnsi="Arial" w:cs="Arial"/>
+          <w:sz w:val="28"/>
+          <w:szCs w:val="28"/>
+        </w:rPr>
+      </w:pPr>
+      <w:r>
+        <w:rPr>
+          <w:rFonts w:ascii="Arial" w:eastAsia="Arial" w:hAnsi="Arial" w:cs="Arial"/>
+          <w:sz w:val="28"/>
+          <w:szCs w:val="28"/>
+        </w:rPr>
+        <w:t xml:space="preserve">17 what is </w:t>
+      </w:r>
+      <w:proofErr w:type="spellStart"/>
+      <w:r>
+        <w:rPr>
+          <w:rFonts w:ascii="Arial" w:eastAsia="Arial" w:hAnsi="Arial" w:cs="Arial"/>
+          <w:sz w:val="28"/>
+          <w:szCs w:val="28"/>
+        </w:rPr>
+        <w:t>ps</w:t>
+      </w:r>
+      <w:proofErr w:type="spellEnd"/>
+      <w:r>
+        <w:rPr>
+          <w:rFonts w:ascii="Arial" w:eastAsia="Arial" w:hAnsi="Arial" w:cs="Arial"/>
+          <w:sz w:val="28"/>
+          <w:szCs w:val="28"/>
+        </w:rPr>
+        <w:t xml:space="preserve"> -</w:t>
+      </w:r>
+      <w:proofErr w:type="spellStart"/>
+      <w:r>
+        <w:rPr>
+          <w:rFonts w:ascii="Arial" w:eastAsia="Arial" w:hAnsi="Arial" w:cs="Arial"/>
+          <w:sz w:val="28"/>
+          <w:szCs w:val="28"/>
+        </w:rPr>
+        <w:t>ef</w:t>
+      </w:r>
+      <w:proofErr w:type="spellEnd"/>
+      <w:r>
+        <w:rPr>
+          <w:rFonts w:ascii="Arial" w:eastAsia="Arial" w:hAnsi="Arial" w:cs="Arial"/>
+          <w:sz w:val="28"/>
+          <w:szCs w:val="28"/>
+        </w:rPr>
+        <w:t xml:space="preserve"> command in </w:t>
+      </w:r>
+      <w:proofErr w:type="spellStart"/>
+      <w:r>
+        <w:rPr>
+          <w:rFonts w:ascii="Arial" w:eastAsia="Arial" w:hAnsi="Arial" w:cs="Arial"/>
+          <w:sz w:val="28"/>
+          <w:szCs w:val="28"/>
+        </w:rPr>
+        <w:t>linux</w:t>
+      </w:r>
+      <w:proofErr w:type="spellEnd"/>
+      <w:r>
+        <w:rPr>
+          <w:rFonts w:ascii="Arial" w:eastAsia="Arial" w:hAnsi="Arial" w:cs="Arial"/>
+          <w:sz w:val="28"/>
+          <w:szCs w:val="28"/>
+        </w:rPr>
+        <w:t>?</w:t>
+      </w:r>
+    </w:p>
+    <w:p>
+      <w:pPr>
+        <w:rPr>
+          <w:rFonts w:ascii="Arial" w:eastAsia="Arial" w:hAnsi="Arial" w:cs="Arial"/>
+          <w:sz w:val="28"/>
+          <w:szCs w:val="28"/>
+        </w:rPr>
+      </w:pPr>
+      <w:r>
+        <w:rPr>
+          <w:rFonts w:ascii="Arial" w:eastAsia="Arial" w:hAnsi="Arial" w:cs="Arial"/>
+          <w:sz w:val="28"/>
+          <w:szCs w:val="28"/>
+        </w:rPr>
+        <w:t xml:space="preserve">18. What is </w:t>
+      </w:r>
+      <w:proofErr w:type="spellStart"/>
+      <w:r>
+        <w:rPr>
+          <w:rFonts w:ascii="Arial" w:eastAsia="Arial" w:hAnsi="Arial" w:cs="Arial"/>
+          <w:sz w:val="28"/>
+          <w:szCs w:val="28"/>
+        </w:rPr>
+        <w:t>api</w:t>
+      </w:r>
+      <w:proofErr w:type="spellEnd"/>
+      <w:r>
+        <w:rPr>
+          <w:rFonts w:ascii="Arial" w:eastAsia="Arial" w:hAnsi="Arial" w:cs="Arial"/>
+          <w:sz w:val="28"/>
+          <w:szCs w:val="28"/>
+        </w:rPr>
+        <w:t>?</w:t>
+      </w:r>
+    </w:p>
+    <w:p>
+      <w:pPr>
+        <w:rPr>
+          <w:rFonts w:ascii="Arial" w:eastAsia="Arial" w:hAnsi="Arial" w:cs="Arial"/>
+          <w:sz w:val="28"/>
+          <w:szCs w:val="28"/>
+        </w:rPr>
+      </w:pPr>
+      <w:r>
+        <w:rPr>
+          <w:rFonts w:ascii="Arial" w:eastAsia="Arial" w:hAnsi="Arial" w:cs="Arial"/>
+          <w:sz w:val="28"/>
+          <w:szCs w:val="28"/>
+        </w:rPr>
+        <w:lastRenderedPageBreak/>
+        <w:t>19. What is docker swarm?</w:t>
+      </w:r>
+    </w:p>
+    <w:p>
+      <w:pPr>
+        <w:rPr>
+          <w:rFonts w:ascii="Arial" w:eastAsia="Arial" w:hAnsi="Arial" w:cs="Arial"/>
+          <w:color w:val="202124"/>
+          <w:sz w:val="28"/>
+          <w:szCs w:val="28"/>
+          <w:highlight w:val="white"/>
+        </w:rPr>
+      </w:pPr>
+      <w:r>
+        <w:rPr>
+          <w:rFonts w:ascii="Arial" w:eastAsia="Arial" w:hAnsi="Arial" w:cs="Arial"/>
+          <w:color w:val="202124"/>
+          <w:sz w:val="28"/>
+          <w:szCs w:val="28"/>
+          <w:highlight w:val="white"/>
+        </w:rPr>
+        <w:t> Docker swarm is a container orchestration tool, meaning that it </w:t>
+      </w:r>
+      <w:r>
+        <w:rPr>
+          <w:rFonts w:ascii="Arial" w:eastAsia="Arial" w:hAnsi="Arial" w:cs="Arial"/>
+          <w:b/>
+          <w:color w:val="202124"/>
+          <w:sz w:val="28"/>
+          <w:szCs w:val="28"/>
+          <w:highlight w:val="white"/>
+        </w:rPr>
+        <w:t>allows the user to manage multiple containers deployed across multiple host machines</w:t>
+      </w:r>
+      <w:r>
+        <w:rPr>
+          <w:rFonts w:ascii="Arial" w:eastAsia="Arial" w:hAnsi="Arial" w:cs="Arial"/>
+          <w:color w:val="202124"/>
+          <w:sz w:val="28"/>
+          <w:szCs w:val="28"/>
+          <w:highlight w:val="white"/>
+        </w:rPr>
+        <w:t xml:space="preserve">. One of the key benefits associated with the operation of a docker swarm is the high level of availability offered for applications. </w:t>
+      </w:r>
+    </w:p>
+    <w:p>
+      <w:pPr>
+        <w:rPr>
+          <w:rFonts w:ascii="Arial" w:eastAsia="Arial" w:hAnsi="Arial" w:cs="Arial"/>
+          <w:color w:val="202124"/>
+          <w:sz w:val="28"/>
+          <w:szCs w:val="28"/>
+          <w:highlight w:val="white"/>
+        </w:rPr>
+      </w:pPr>
+      <w:r>
+        <w:rPr>
+          <w:rFonts w:ascii="Arial" w:eastAsia="Arial" w:hAnsi="Arial" w:cs="Arial"/>
+          <w:color w:val="202124"/>
+          <w:sz w:val="28"/>
+          <w:szCs w:val="28"/>
+          <w:highlight w:val="white"/>
+        </w:rPr>
+        <w:t xml:space="preserve">20.what is docker </w:t>
+      </w:r>
+      <w:proofErr w:type="spellStart"/>
+      <w:r>
+        <w:rPr>
+          <w:rFonts w:ascii="Arial" w:eastAsia="Arial" w:hAnsi="Arial" w:cs="Arial"/>
+          <w:color w:val="202124"/>
+          <w:sz w:val="28"/>
+          <w:szCs w:val="28"/>
+          <w:highlight w:val="white"/>
+        </w:rPr>
+        <w:t>xpose</w:t>
+      </w:r>
+      <w:proofErr w:type="spellEnd"/>
+      <w:r>
+        <w:rPr>
+          <w:rFonts w:ascii="Arial" w:eastAsia="Arial" w:hAnsi="Arial" w:cs="Arial"/>
+          <w:color w:val="202124"/>
+          <w:sz w:val="28"/>
+          <w:szCs w:val="28"/>
+          <w:highlight w:val="white"/>
+        </w:rPr>
+        <w:t>?</w:t>
+      </w:r>
+    </w:p>
+    <w:p>
+      <w:pPr>
+        <w:rPr>
+          <w:rFonts w:ascii="Arial" w:eastAsia="Arial" w:hAnsi="Arial" w:cs="Arial"/>
+          <w:color w:val="202124"/>
+          <w:sz w:val="28"/>
+          <w:szCs w:val="28"/>
+          <w:highlight w:val="white"/>
+        </w:rPr>
+      </w:pPr>
+    </w:p>
+    <w:p/>
+    <w:p>
       <w:r>
         <w:br/>
       </w:r>
@@ -820,6 +6616,250 @@
     </w:lvl>
   </w:abstractNum>
   <w:abstractNum w:abstractNumId="1" w15:restartNumberingAfterBreak="0">
+    <w:nsid w:val="1A781FB2"/>
+    <w:multiLevelType w:val="multilevel"/>
+    <w:tmpl w:val="04FC8A5C"/>
+    <w:lvl w:ilvl="0">
+      <w:start w:val="1"/>
+      <w:numFmt w:val="bullet"/>
+      <w:lvlText w:val="●"/>
+      <w:lvlJc w:val="left"/>
+      <w:pPr>
+        <w:ind w:left="1440" w:hanging="360"/>
+      </w:pPr>
+      <w:rPr>
+        <w:rFonts w:ascii="Noto Sans Symbols" w:eastAsia="Noto Sans Symbols" w:hAnsi="Noto Sans Symbols" w:cs="Noto Sans Symbols"/>
+      </w:rPr>
+    </w:lvl>
+    <w:lvl w:ilvl="1">
+      <w:start w:val="1"/>
+      <w:numFmt w:val="bullet"/>
+      <w:lvlText w:val="o"/>
+      <w:lvlJc w:val="left"/>
+      <w:pPr>
+        <w:ind w:left="2160" w:hanging="360"/>
+      </w:pPr>
+      <w:rPr>
+        <w:rFonts w:ascii="Courier New" w:eastAsia="Courier New" w:hAnsi="Courier New" w:cs="Courier New"/>
+      </w:rPr>
+    </w:lvl>
+    <w:lvl w:ilvl="2">
+      <w:start w:val="1"/>
+      <w:numFmt w:val="bullet"/>
+      <w:lvlText w:val="▪"/>
+      <w:lvlJc w:val="left"/>
+      <w:pPr>
+        <w:ind w:left="2880" w:hanging="360"/>
+      </w:pPr>
+      <w:rPr>
+        <w:rFonts w:ascii="Noto Sans Symbols" w:eastAsia="Noto Sans Symbols" w:hAnsi="Noto Sans Symbols" w:cs="Noto Sans Symbols"/>
+      </w:rPr>
+    </w:lvl>
+    <w:lvl w:ilvl="3">
+      <w:start w:val="1"/>
+      <w:numFmt w:val="bullet"/>
+      <w:lvlText w:val="●"/>
+      <w:lvlJc w:val="left"/>
+      <w:pPr>
+        <w:ind w:left="3600" w:hanging="360"/>
+      </w:pPr>
+      <w:rPr>
+        <w:rFonts w:ascii="Noto Sans Symbols" w:eastAsia="Noto Sans Symbols" w:hAnsi="Noto Sans Symbols" w:cs="Noto Sans Symbols"/>
+      </w:rPr>
+    </w:lvl>
+    <w:lvl w:ilvl="4">
+      <w:start w:val="1"/>
+      <w:numFmt w:val="bullet"/>
+      <w:lvlText w:val="o"/>
+      <w:lvlJc w:val="left"/>
+      <w:pPr>
+        <w:ind w:left="4320" w:hanging="360"/>
+      </w:pPr>
+      <w:rPr>
+        <w:rFonts w:ascii="Courier New" w:eastAsia="Courier New" w:hAnsi="Courier New" w:cs="Courier New"/>
+      </w:rPr>
+    </w:lvl>
+    <w:lvl w:ilvl="5">
+      <w:start w:val="1"/>
+      <w:numFmt w:val="bullet"/>
+      <w:lvlText w:val="▪"/>
+      <w:lvlJc w:val="left"/>
+      <w:pPr>
+        <w:ind w:left="5040" w:hanging="360"/>
+      </w:pPr>
+      <w:rPr>
+        <w:rFonts w:ascii="Noto Sans Symbols" w:eastAsia="Noto Sans Symbols" w:hAnsi="Noto Sans Symbols" w:cs="Noto Sans Symbols"/>
+      </w:rPr>
+    </w:lvl>
+    <w:lvl w:ilvl="6">
+      <w:start w:val="1"/>
+      <w:numFmt w:val="bullet"/>
+      <w:lvlText w:val="●"/>
+      <w:lvlJc w:val="left"/>
+      <w:pPr>
+        <w:ind w:left="5760" w:hanging="360"/>
+      </w:pPr>
+      <w:rPr>
+        <w:rFonts w:ascii="Noto Sans Symbols" w:eastAsia="Noto Sans Symbols" w:hAnsi="Noto Sans Symbols" w:cs="Noto Sans Symbols"/>
+      </w:rPr>
+    </w:lvl>
+    <w:lvl w:ilvl="7">
+      <w:start w:val="1"/>
+      <w:numFmt w:val="bullet"/>
+      <w:lvlText w:val="o"/>
+      <w:lvlJc w:val="left"/>
+      <w:pPr>
+        <w:ind w:left="6480" w:hanging="360"/>
+      </w:pPr>
+      <w:rPr>
+        <w:rFonts w:ascii="Courier New" w:eastAsia="Courier New" w:hAnsi="Courier New" w:cs="Courier New"/>
+      </w:rPr>
+    </w:lvl>
+    <w:lvl w:ilvl="8">
+      <w:start w:val="1"/>
+      <w:numFmt w:val="bullet"/>
+      <w:lvlText w:val="▪"/>
+      <w:lvlJc w:val="left"/>
+      <w:pPr>
+        <w:ind w:left="7200" w:hanging="360"/>
+      </w:pPr>
+      <w:rPr>
+        <w:rFonts w:ascii="Noto Sans Symbols" w:eastAsia="Noto Sans Symbols" w:hAnsi="Noto Sans Symbols" w:cs="Noto Sans Symbols"/>
+      </w:rPr>
+    </w:lvl>
+  </w:abstractNum>
+  <w:abstractNum w:abstractNumId="2" w15:restartNumberingAfterBreak="0">
+    <w:nsid w:val="3D0774CE"/>
+    <w:multiLevelType w:val="multilevel"/>
+    <w:tmpl w:val="920EAB4A"/>
+    <w:lvl w:ilvl="0">
+      <w:start w:val="1"/>
+      <w:numFmt w:val="bullet"/>
+      <w:lvlText w:val="●"/>
+      <w:lvlJc w:val="left"/>
+      <w:pPr>
+        <w:ind w:left="720" w:hanging="360"/>
+      </w:pPr>
+      <w:rPr>
+        <w:rFonts w:ascii="Noto Sans Symbols" w:eastAsia="Noto Sans Symbols" w:hAnsi="Noto Sans Symbols" w:cs="Noto Sans Symbols"/>
+        <w:sz w:val="20"/>
+        <w:szCs w:val="20"/>
+      </w:rPr>
+    </w:lvl>
+    <w:lvl w:ilvl="1">
+      <w:start w:val="1"/>
+      <w:numFmt w:val="bullet"/>
+      <w:lvlText w:val="o"/>
+      <w:lvlJc w:val="left"/>
+      <w:pPr>
+        <w:ind w:left="1440" w:hanging="360"/>
+      </w:pPr>
+      <w:rPr>
+        <w:rFonts w:ascii="Courier New" w:eastAsia="Courier New" w:hAnsi="Courier New" w:cs="Courier New"/>
+        <w:sz w:val="20"/>
+        <w:szCs w:val="20"/>
+      </w:rPr>
+    </w:lvl>
+    <w:lvl w:ilvl="2">
+      <w:start w:val="1"/>
+      <w:numFmt w:val="bullet"/>
+      <w:lvlText w:val="▪"/>
+      <w:lvlJc w:val="left"/>
+      <w:pPr>
+        <w:ind w:left="2160" w:hanging="360"/>
+      </w:pPr>
+      <w:rPr>
+        <w:rFonts w:ascii="Noto Sans Symbols" w:eastAsia="Noto Sans Symbols" w:hAnsi="Noto Sans Symbols" w:cs="Noto Sans Symbols"/>
+        <w:sz w:val="20"/>
+        <w:szCs w:val="20"/>
+      </w:rPr>
+    </w:lvl>
+    <w:lvl w:ilvl="3">
+      <w:start w:val="1"/>
+      <w:numFmt w:val="bullet"/>
+      <w:lvlText w:val="▪"/>
+      <w:lvlJc w:val="left"/>
+      <w:pPr>
+        <w:ind w:left="2880" w:hanging="360"/>
+      </w:pPr>
+      <w:rPr>
+        <w:rFonts w:ascii="Noto Sans Symbols" w:eastAsia="Noto Sans Symbols" w:hAnsi="Noto Sans Symbols" w:cs="Noto Sans Symbols"/>
+        <w:sz w:val="20"/>
+        <w:szCs w:val="20"/>
+      </w:rPr>
+    </w:lvl>
+    <w:lvl w:ilvl="4">
+      <w:start w:val="1"/>
+      <w:numFmt w:val="bullet"/>
+      <w:lvlText w:val="▪"/>
+      <w:lvlJc w:val="left"/>
+      <w:pPr>
+        <w:ind w:left="3600" w:hanging="360"/>
+      </w:pPr>
+      <w:rPr>
+        <w:rFonts w:ascii="Noto Sans Symbols" w:eastAsia="Noto Sans Symbols" w:hAnsi="Noto Sans Symbols" w:cs="Noto Sans Symbols"/>
+        <w:sz w:val="20"/>
+        <w:szCs w:val="20"/>
+      </w:rPr>
+    </w:lvl>
+    <w:lvl w:ilvl="5">
+      <w:start w:val="1"/>
+      <w:numFmt w:val="bullet"/>
+      <w:lvlText w:val="▪"/>
+      <w:lvlJc w:val="left"/>
+      <w:pPr>
+        <w:ind w:left="4320" w:hanging="360"/>
+      </w:pPr>
+      <w:rPr>
+        <w:rFonts w:ascii="Noto Sans Symbols" w:eastAsia="Noto Sans Symbols" w:hAnsi="Noto Sans Symbols" w:cs="Noto Sans Symbols"/>
+        <w:sz w:val="20"/>
+        <w:szCs w:val="20"/>
+      </w:rPr>
+    </w:lvl>
+    <w:lvl w:ilvl="6">
+      <w:start w:val="1"/>
+      <w:numFmt w:val="bullet"/>
+      <w:lvlText w:val="▪"/>
+      <w:lvlJc w:val="left"/>
+      <w:pPr>
+        <w:ind w:left="5040" w:hanging="360"/>
+      </w:pPr>
+      <w:rPr>
+        <w:rFonts w:ascii="Noto Sans Symbols" w:eastAsia="Noto Sans Symbols" w:hAnsi="Noto Sans Symbols" w:cs="Noto Sans Symbols"/>
+        <w:sz w:val="20"/>
+        <w:szCs w:val="20"/>
+      </w:rPr>
+    </w:lvl>
+    <w:lvl w:ilvl="7">
+      <w:start w:val="1"/>
+      <w:numFmt w:val="bullet"/>
+      <w:lvlText w:val="▪"/>
+      <w:lvlJc w:val="left"/>
+      <w:pPr>
+        <w:ind w:left="5760" w:hanging="360"/>
+      </w:pPr>
+      <w:rPr>
+        <w:rFonts w:ascii="Noto Sans Symbols" w:eastAsia="Noto Sans Symbols" w:hAnsi="Noto Sans Symbols" w:cs="Noto Sans Symbols"/>
+        <w:sz w:val="20"/>
+        <w:szCs w:val="20"/>
+      </w:rPr>
+    </w:lvl>
+    <w:lvl w:ilvl="8">
+      <w:start w:val="1"/>
+      <w:numFmt w:val="bullet"/>
+      <w:lvlText w:val="▪"/>
+      <w:lvlJc w:val="left"/>
+      <w:pPr>
+        <w:ind w:left="6480" w:hanging="360"/>
+      </w:pPr>
+      <w:rPr>
+        <w:rFonts w:ascii="Noto Sans Symbols" w:eastAsia="Noto Sans Symbols" w:hAnsi="Noto Sans Symbols" w:cs="Noto Sans Symbols"/>
+        <w:sz w:val="20"/>
+        <w:szCs w:val="20"/>
+      </w:rPr>
+    </w:lvl>
+  </w:abstractNum>
+  <w:abstractNum w:abstractNumId="3" w15:restartNumberingAfterBreak="0">
     <w:nsid w:val="4B111022"/>
     <w:multiLevelType w:val="hybridMultilevel"/>
     <w:tmpl w:val="749ABC06"/>
@@ -908,7 +6948,93 @@
       </w:pPr>
     </w:lvl>
   </w:abstractNum>
-  <w:abstractNum w:abstractNumId="2" w15:restartNumberingAfterBreak="0">
+  <w:abstractNum w:abstractNumId="4" w15:restartNumberingAfterBreak="0">
+    <w:nsid w:val="6BA6101F"/>
+    <w:multiLevelType w:val="multilevel"/>
+    <w:tmpl w:val="3DB6E722"/>
+    <w:lvl w:ilvl="0">
+      <w:start w:val="1"/>
+      <w:numFmt w:val="decimal"/>
+      <w:lvlText w:val="%1."/>
+      <w:lvlJc w:val="left"/>
+      <w:pPr>
+        <w:ind w:left="720" w:hanging="360"/>
+      </w:pPr>
+    </w:lvl>
+    <w:lvl w:ilvl="1">
+      <w:start w:val="1"/>
+      <w:numFmt w:val="decimal"/>
+      <w:lvlText w:val="%2."/>
+      <w:lvlJc w:val="left"/>
+      <w:pPr>
+        <w:ind w:left="1440" w:hanging="360"/>
+      </w:pPr>
+    </w:lvl>
+    <w:lvl w:ilvl="2">
+      <w:start w:val="1"/>
+      <w:numFmt w:val="decimal"/>
+      <w:lvlText w:val="%3."/>
+      <w:lvlJc w:val="left"/>
+      <w:pPr>
+        <w:ind w:left="2160" w:hanging="360"/>
+      </w:pPr>
+    </w:lvl>
+    <w:lvl w:ilvl="3">
+      <w:start w:val="1"/>
+      <w:numFmt w:val="decimal"/>
+      <w:lvlText w:val="%4."/>
+      <w:lvlJc w:val="left"/>
+      <w:pPr>
+        <w:ind w:left="2880" w:hanging="360"/>
+      </w:pPr>
+    </w:lvl>
+    <w:lvl w:ilvl="4">
+      <w:start w:val="1"/>
+      <w:numFmt w:val="decimal"/>
+      <w:lvlText w:val="%5."/>
+      <w:lvlJc w:val="left"/>
+      <w:pPr>
+        <w:ind w:left="3600" w:hanging="360"/>
+      </w:pPr>
+    </w:lvl>
+    <w:lvl w:ilvl="5">
+      <w:start w:val="1"/>
+      <w:numFmt w:val="decimal"/>
+      <w:lvlText w:val="%6."/>
+      <w:lvlJc w:val="left"/>
+      <w:pPr>
+        <w:ind w:left="4320" w:hanging="360"/>
+      </w:pPr>
+    </w:lvl>
+    <w:lvl w:ilvl="6">
+      <w:start w:val="1"/>
+      <w:numFmt w:val="decimal"/>
+      <w:lvlText w:val="%7."/>
+      <w:lvlJc w:val="left"/>
+      <w:pPr>
+        <w:ind w:left="5040" w:hanging="360"/>
+      </w:pPr>
+    </w:lvl>
+    <w:lvl w:ilvl="7">
+      <w:start w:val="1"/>
+      <w:numFmt w:val="decimal"/>
+      <w:lvlText w:val="%8."/>
+      <w:lvlJc w:val="left"/>
+      <w:pPr>
+        <w:ind w:left="5760" w:hanging="360"/>
+      </w:pPr>
+    </w:lvl>
+    <w:lvl w:ilvl="8">
+      <w:start w:val="1"/>
+      <w:numFmt w:val="decimal"/>
+      <w:lvlText w:val="%9."/>
+      <w:lvlJc w:val="left"/>
+      <w:pPr>
+        <w:ind w:left="6480" w:hanging="360"/>
+      </w:pPr>
+    </w:lvl>
+  </w:abstractNum>
+  <w:abstractNum w:abstractNumId="5" w15:restartNumberingAfterBreak="0">
     <w:nsid w:val="6D8F4785"/>
     <w:multiLevelType w:val="hybridMultilevel"/>
     <w:tmpl w:val="9E828276"/>
@@ -998,13 +7124,22 @@
     </w:lvl>
   </w:abstractNum>
   <w:num w:numId="1" w16cid:durableId="1985039923">
-    <w:abstractNumId w:val="1"/>
+    <w:abstractNumId w:val="3"/>
   </w:num>
   <w:num w:numId="2" w16cid:durableId="779108865">
     <w:abstractNumId w:val="0"/>
   </w:num>
   <w:num w:numId="3" w16cid:durableId="135951853">
+    <w:abstractNumId w:val="5"/>
+  </w:num>
+  <w:num w:numId="4" w16cid:durableId="540895485">
+    <w:abstractNumId w:val="1"/>
+  </w:num>
+  <w:num w:numId="5" w16cid:durableId="1816870897">
     <w:abstractNumId w:val="2"/>
+  </w:num>
+  <w:num w:numId="6" w16cid:durableId="775294569">
+    <w:abstractNumId w:val="4"/>
   </w:num>
 </w:numbering>
 </file>
@@ -1611,6 +7746,7 @@
   <w:style w:type="character" w:default="1" w:styleId="DefaultParagraphFont">
     <w:name w:val="Default Paragraph Font"/>
     <w:uiPriority w:val="1"/>
+    <w:semiHidden/>
     <w:unhideWhenUsed/>
   </w:style>
   <w:style w:type="table" w:default="1" w:styleId="TableNormal">
